--- a/docs/CloudOps360_Demo_Script.docx
+++ b/docs/CloudOps360_Demo_Script.docx
@@ -55,7 +55,52 @@
           <w:rFonts w:ascii="Calibri" w:hAnsi="Calibri"/>
           <w:sz w:val="22"/>
         </w:rPr>
-        <w:t xml:space="preserve"> (what to speak). Say it in your own words. Total time: about 15 minutes. Demo files are in the folder CloudOps-360\demo_files.</w:t>
+        <w:t xml:space="preserve"> (what to speak). Say it in your own words. Total time: about 15 minutes. Demo files are in the folder CloudOps-360\demo_files. Updated 24 Oct 2026: tickets are now </w:t>
+      </w:r>
+      <w:r>
+        <w:rPr>
+          <w:rFonts w:ascii="Calibri" w:hAnsi="Calibri"/>
+          <w:sz w:val="22"/>
+          <w:b/>
+        </w:rPr>
+        <w:t xml:space="preserve">assigned automatically</w:t>
+      </w:r>
+      <w:r>
+        <w:rPr>
+          <w:rFonts w:ascii="Calibri" w:hAnsi="Calibri"/>
+          <w:sz w:val="22"/>
+        </w:rPr>
+        <w:t xml:space="preserve">, technicians can be </w:t>
+      </w:r>
+      <w:r>
+        <w:rPr>
+          <w:rFonts w:ascii="Calibri" w:hAnsi="Calibri"/>
+          <w:sz w:val="22"/>
+          <w:b/>
+        </w:rPr>
+        <w:t xml:space="preserve">Away</w:t>
+      </w:r>
+      <w:r>
+        <w:rPr>
+          <w:rFonts w:ascii="Calibri" w:hAnsi="Calibri"/>
+          <w:sz w:val="22"/>
+        </w:rPr>
+        <w:t xml:space="preserve">, and employees </w:t>
+      </w:r>
+      <w:r>
+        <w:rPr>
+          <w:rFonts w:ascii="Calibri" w:hAnsi="Calibri"/>
+          <w:sz w:val="22"/>
+          <w:b/>
+        </w:rPr>
+        <w:t xml:space="preserve">rate</w:t>
+      </w:r>
+      <w:r>
+        <w:rPr>
+          <w:rFonts w:ascii="Calibri" w:hAnsi="Calibri"/>
+          <w:sz w:val="22"/>
+        </w:rPr>
+        <w:t xml:space="preserve"> the support.</w:t>
       </w:r>
     </w:p>
     <w:p>
@@ -73,7 +118,7 @@
           <w:color w:val="0F172A"/>
           <w:sz w:val="30"/>
         </w:rPr>
-        <w:t xml:space="preserve">0. Before ma'am comes (10 minutes early)</w:t>
+        <w:t xml:space="preserve">0. Before ma'am comes</w:t>
       </w:r>
     </w:p>
     <w:p>
@@ -88,7 +133,7 @@
           <w:color w:val="0E7490"/>
           <w:sz w:val="25"/>
         </w:rPr>
-        <w:t xml:space="preserve">Option A — on your laptop (best, uses real MySQL)</w:t>
+        <w:t xml:space="preserve">Option A — on AWS (the real demo, start 20 minutes early)</w:t>
       </w:r>
     </w:p>
     <w:p>
@@ -101,7 +146,153 @@
           <w:rFonts w:ascii="Calibri" w:hAnsi="Calibri"/>
           <w:sz w:val="22"/>
         </w:rPr>
-        <w:t xml:space="preserve">1.  Open PowerShell and go to the project folder:</w:t>
+        <w:t xml:space="preserve">1.  AWS Academy → Sandbox environment → </w:t>
+      </w:r>
+      <w:r>
+        <w:rPr>
+          <w:rFonts w:ascii="Calibri" w:hAnsi="Calibri"/>
+          <w:sz w:val="22"/>
+          <w:b/>
+        </w:rPr>
+        <w:t xml:space="preserve">Start Lab</w:t>
+      </w:r>
+      <w:r>
+        <w:rPr>
+          <w:rFonts w:ascii="Calibri" w:hAnsi="Calibri"/>
+          <w:sz w:val="22"/>
+        </w:rPr>
+        <w:t xml:space="preserve"> → wait for the green dot → click </w:t>
+      </w:r>
+      <w:r>
+        <w:rPr>
+          <w:rFonts w:ascii="Calibri" w:hAnsi="Calibri"/>
+          <w:sz w:val="22"/>
+          <w:b/>
+        </w:rPr>
+        <w:t xml:space="preserve">AWS</w:t>
+      </w:r>
+      <w:r>
+        <w:rPr>
+          <w:rFonts w:ascii="Calibri" w:hAnsi="Calibri"/>
+          <w:sz w:val="22"/>
+        </w:rPr>
+        <w:t xml:space="preserve">.</w:t>
+      </w:r>
+    </w:p>
+    <w:p>
+      <w:pPr>
+        <w:ind w:left="540" w:hanging="300"/>
+        <w:spacing w:after="40"/>
+      </w:pPr>
+      <w:r>
+        <w:rPr>
+          <w:rFonts w:ascii="Calibri" w:hAnsi="Calibri"/>
+          <w:sz w:val="22"/>
+        </w:rPr>
+        <w:t xml:space="preserve">2.  Region N. Virginia → </w:t>
+      </w:r>
+      <w:r>
+        <w:rPr>
+          <w:rFonts w:ascii="Calibri" w:hAnsi="Calibri"/>
+          <w:sz w:val="22"/>
+          <w:b/>
+        </w:rPr>
+        <w:t xml:space="preserve">EC2</w:t>
+      </w:r>
+      <w:r>
+        <w:rPr>
+          <w:rFonts w:ascii="Calibri" w:hAnsi="Calibri"/>
+          <w:sz w:val="22"/>
+        </w:rPr>
+        <w:t xml:space="preserve"> → </w:t>
+      </w:r>
+      <w:r>
+        <w:rPr>
+          <w:rFonts w:ascii="Calibri" w:hAnsi="Calibri"/>
+          <w:sz w:val="22"/>
+          <w:b/>
+        </w:rPr>
+        <w:t xml:space="preserve">Launch instance</w:t>
+      </w:r>
+      <w:r>
+        <w:rPr>
+          <w:rFonts w:ascii="Calibri" w:hAnsi="Calibri"/>
+          <w:sz w:val="22"/>
+        </w:rPr>
+        <w:t xml:space="preserve">: name cloudops360-web, </w:t>
+      </w:r>
+      <w:r>
+        <w:rPr>
+          <w:rFonts w:ascii="Calibri" w:hAnsi="Calibri"/>
+          <w:sz w:val="22"/>
+          <w:b/>
+        </w:rPr>
+        <w:t xml:space="preserve">Amazon Linux 2023</w:t>
+      </w:r>
+      <w:r>
+        <w:rPr>
+          <w:rFonts w:ascii="Calibri" w:hAnsi="Calibri"/>
+          <w:sz w:val="22"/>
+        </w:rPr>
+        <w:t xml:space="preserve">, </w:t>
+      </w:r>
+      <w:r>
+        <w:rPr>
+          <w:rFonts w:ascii="Calibri" w:hAnsi="Calibri"/>
+          <w:sz w:val="22"/>
+          <w:b/>
+        </w:rPr>
+        <w:t xml:space="preserve">t3.micro</w:t>
+      </w:r>
+      <w:r>
+        <w:rPr>
+          <w:rFonts w:ascii="Calibri" w:hAnsi="Calibri"/>
+          <w:sz w:val="22"/>
+        </w:rPr>
+        <w:t xml:space="preserve">, key pair </w:t>
+      </w:r>
+      <w:r>
+        <w:rPr>
+          <w:rFonts w:ascii="Calibri" w:hAnsi="Calibri"/>
+          <w:sz w:val="22"/>
+          <w:b/>
+        </w:rPr>
+        <w:t xml:space="preserve">vockey</w:t>
+      </w:r>
+      <w:r>
+        <w:rPr>
+          <w:rFonts w:ascii="Calibri" w:hAnsi="Calibri"/>
+          <w:sz w:val="22"/>
+        </w:rPr>
+        <w:t xml:space="preserve">, tick SSH, HTTPS and HTTP.</w:t>
+      </w:r>
+    </w:p>
+    <w:p>
+      <w:pPr>
+        <w:ind w:left="540" w:hanging="300"/>
+        <w:spacing w:after="40"/>
+      </w:pPr>
+      <w:r>
+        <w:rPr>
+          <w:rFonts w:ascii="Calibri" w:hAnsi="Calibri"/>
+          <w:sz w:val="22"/>
+        </w:rPr>
+        <w:t xml:space="preserve">3.  </w:t>
+      </w:r>
+      <w:r>
+        <w:rPr>
+          <w:rFonts w:ascii="Calibri" w:hAnsi="Calibri"/>
+          <w:sz w:val="22"/>
+          <w:b/>
+        </w:rPr>
+        <w:t xml:space="preserve">Advanced details → User data</w:t>
+      </w:r>
+      <w:r>
+        <w:rPr>
+          <w:rFonts w:ascii="Calibri" w:hAnsi="Calibri"/>
+          <w:sz w:val="22"/>
+        </w:rPr>
+        <w:t xml:space="preserve"> (last box) → paste these 2 lines exactly (right-click → Paste):</w:t>
       </w:r>
     </w:p>
     <w:p>
@@ -115,7 +306,21 @@
           <w:rFonts w:ascii="Consolas" w:hAnsi="Consolas"/>
           <w:sz w:val="20"/>
         </w:rPr>
-        <w:t xml:space="preserve">cd C:\Users\Gabriel\OneDrive\Desktop\CloudOps-360</w:t>
+        <w:t xml:space="preserve">#!/bin/bash</w:t>
+      </w:r>
+    </w:p>
+    <w:p>
+      <w:pPr>
+        <w:shd w:val="clear" w:color="auto" w:fill="EEF2F6"/>
+        <w:ind w:left="360"/>
+        <w:spacing w:after="60"/>
+      </w:pPr>
+      <w:r>
+        <w:rPr>
+          <w:rFonts w:ascii="Consolas" w:hAnsi="Consolas"/>
+          <w:sz w:val="20"/>
+        </w:rPr>
+        <w:t xml:space="preserve">curl -fsSL https://raw.githubusercontent.com/Gabriel2006galaxy/CloudOps-360/main/infrastructure/aws/user_data_demo.sh | bash</w:t>
       </w:r>
     </w:p>
     <w:p>
@@ -128,7 +333,122 @@
           <w:rFonts w:ascii="Calibri" w:hAnsi="Calibri"/>
           <w:sz w:val="22"/>
         </w:rPr>
-        <w:t xml:space="preserve">1.  Start the website (keep this window open):</w:t>
+        <w:t xml:space="preserve">4.  </w:t>
+      </w:r>
+      <w:r>
+        <w:rPr>
+          <w:rFonts w:ascii="Calibri" w:hAnsi="Calibri"/>
+          <w:sz w:val="22"/>
+          <w:b/>
+        </w:rPr>
+        <w:t xml:space="preserve">Launch</w:t>
+      </w:r>
+      <w:r>
+        <w:rPr>
+          <w:rFonts w:ascii="Calibri" w:hAnsi="Calibri"/>
+          <w:sz w:val="22"/>
+        </w:rPr>
+        <w:t xml:space="preserve"> → View all instances → copy the </w:t>
+      </w:r>
+      <w:r>
+        <w:rPr>
+          <w:rFonts w:ascii="Calibri" w:hAnsi="Calibri"/>
+          <w:sz w:val="22"/>
+          <w:b/>
+        </w:rPr>
+        <w:t xml:space="preserve">Public IPv4</w:t>
+      </w:r>
+      <w:r>
+        <w:rPr>
+          <w:rFonts w:ascii="Calibri" w:hAnsi="Calibri"/>
+          <w:sz w:val="22"/>
+        </w:rPr>
+        <w:t xml:space="preserve">. Wait about </w:t>
+      </w:r>
+      <w:r>
+        <w:rPr>
+          <w:rFonts w:ascii="Calibri" w:hAnsi="Calibri"/>
+          <w:sz w:val="22"/>
+          <w:b/>
+        </w:rPr>
+        <w:t xml:space="preserve">10 minutes</w:t>
+      </w:r>
+      <w:r>
+        <w:rPr>
+          <w:rFonts w:ascii="Calibri" w:hAnsi="Calibri"/>
+          <w:sz w:val="22"/>
+        </w:rPr>
+        <w:t xml:space="preserve">, then open </w:t>
+      </w:r>
+      <w:r>
+        <w:rPr>
+          <w:rFonts w:ascii="Calibri" w:hAnsi="Calibri"/>
+          <w:sz w:val="22"/>
+          <w:b/>
+        </w:rPr>
+        <w:t xml:space="preserve">http://&lt;IP&gt;</w:t>
+      </w:r>
+      <w:r>
+        <w:rPr>
+          <w:rFonts w:ascii="Calibri" w:hAnsi="Calibri"/>
+          <w:sz w:val="22"/>
+        </w:rPr>
+        <w:t xml:space="preserve"> (http, not https).</w:t>
+      </w:r>
+    </w:p>
+    <w:p>
+      <w:pPr>
+        <w:spacing w:after="100"/>
+      </w:pPr>
+      <w:r>
+        <w:rPr>
+          <w:rFonts w:ascii="Calibri" w:hAnsi="Calibri"/>
+          <w:sz w:val="22"/>
+        </w:rPr>
+        <w:t xml:space="preserve">Below, </w:t>
+      </w:r>
+      <w:r>
+        <w:rPr>
+          <w:rFonts w:ascii="Calibri" w:hAnsi="Calibri"/>
+          <w:sz w:val="22"/>
+          <w:b/>
+        </w:rPr>
+        <w:t xml:space="preserve">&lt;IP&gt;</w:t>
+      </w:r>
+      <w:r>
+        <w:rPr>
+          <w:rFonts w:ascii="Calibri" w:hAnsi="Calibri"/>
+          <w:sz w:val="22"/>
+        </w:rPr>
+        <w:t xml:space="preserve"> means this public IP address.</w:t>
+      </w:r>
+    </w:p>
+    <w:p>
+      <w:pPr>
+        <w:keepNext/>
+        <w:spacing w:before="180" w:after="60"/>
+      </w:pPr>
+      <w:r>
+        <w:rPr>
+          <w:rFonts w:ascii="Calibri" w:hAnsi="Calibri"/>
+          <w:b/>
+          <w:color w:val="0E7490"/>
+          <w:sz w:val="25"/>
+        </w:rPr>
+        <w:t xml:space="preserve">Option B — on your laptop (backup)</w:t>
+      </w:r>
+    </w:p>
+    <w:p>
+      <w:pPr>
+        <w:ind w:left="540" w:hanging="300"/>
+        <w:spacing w:after="40"/>
+      </w:pPr>
+      <w:r>
+        <w:rPr>
+          <w:rFonts w:ascii="Calibri" w:hAnsi="Calibri"/>
+          <w:sz w:val="22"/>
+        </w:rPr>
+        <w:t xml:space="preserve">1.  Open PowerShell and go to the project folder:</w:t>
       </w:r>
     </w:p>
     <w:p>
@@ -142,7 +462,7 @@
           <w:rFonts w:ascii="Consolas" w:hAnsi="Consolas"/>
           <w:sz w:val="20"/>
         </w:rPr>
-        <w:t xml:space="preserve">.venv\Scripts\python run.py</w:t>
+        <w:t xml:space="preserve">cd C:\Users\Gabriel\OneDrive\Desktop\CloudOps-360</w:t>
       </w:r>
     </w:p>
     <w:p>
@@ -155,7 +475,34 @@
           <w:rFonts w:ascii="Calibri" w:hAnsi="Calibri"/>
           <w:sz w:val="22"/>
         </w:rPr>
-        <w:t xml:space="preserve">1.  Open http://127.0.0.1:5000 in the browser.</w:t>
+        <w:t xml:space="preserve">2.  Start the website (keep this window open):</w:t>
+      </w:r>
+    </w:p>
+    <w:p>
+      <w:pPr>
+        <w:shd w:val="clear" w:color="auto" w:fill="EEF2F6"/>
+        <w:ind w:left="360"/>
+        <w:spacing w:after="60"/>
+      </w:pPr>
+      <w:r>
+        <w:rPr>
+          <w:rFonts w:ascii="Consolas" w:hAnsi="Consolas"/>
+          <w:sz w:val="20"/>
+        </w:rPr>
+        <w:t xml:space="preserve">.venv\Scripts\python run.py</w:t>
+      </w:r>
+    </w:p>
+    <w:p>
+      <w:pPr>
+        <w:ind w:left="540" w:hanging="300"/>
+        <w:spacing w:after="40"/>
+      </w:pPr>
+      <w:r>
+        <w:rPr>
+          <w:rFonts w:ascii="Calibri" w:hAnsi="Calibri"/>
+          <w:sz w:val="22"/>
+        </w:rPr>
+        <w:t xml:space="preserve">3.  Open http://127.0.0.1:5000 in the browser (then &lt;IP&gt; = 127.0.0.1:5000).</w:t>
       </w:r>
     </w:p>
     <w:p>
@@ -183,61 +530,6 @@
           <w:color w:val="0E7490"/>
           <w:sz w:val="25"/>
         </w:rPr>
-        <w:t xml:space="preserve">Option B — GitHub Codespaces (SQLite demo data)</w:t>
-      </w:r>
-    </w:p>
-    <w:p>
-      <w:pPr>
-        <w:ind w:left="540" w:hanging="300"/>
-        <w:spacing w:after="40"/>
-      </w:pPr>
-      <w:r>
-        <w:rPr>
-          <w:rFonts w:ascii="Calibri" w:hAnsi="Calibri"/>
-          <w:sz w:val="22"/>
-        </w:rPr>
-        <w:t xml:space="preserve">1.  Open the Codespace, in its terminal run:  python run.py</w:t>
-      </w:r>
-    </w:p>
-    <w:p>
-      <w:pPr>
-        <w:ind w:left="540" w:hanging="300"/>
-        <w:spacing w:after="40"/>
-      </w:pPr>
-      <w:r>
-        <w:rPr>
-          <w:rFonts w:ascii="Calibri" w:hAnsi="Calibri"/>
-          <w:sz w:val="22"/>
-        </w:rPr>
-        <w:t xml:space="preserve">2.  Ports tab → port 5000 → Open in Browser. Your address is:</w:t>
-      </w:r>
-    </w:p>
-    <w:p>
-      <w:pPr>
-        <w:shd w:val="clear" w:color="auto" w:fill="EEF2F6"/>
-        <w:ind w:left="360"/>
-        <w:spacing w:after="60"/>
-      </w:pPr>
-      <w:r>
-        <w:rPr>
-          <w:rFonts w:ascii="Consolas" w:hAnsi="Consolas"/>
-          <w:sz w:val="20"/>
-        </w:rPr>
-        <w:t xml:space="preserve">https://fluffy-system-7v45rg6wvv6gfpw5v-5000.app.github.dev</w:t>
-      </w:r>
-    </w:p>
-    <w:p>
-      <w:pPr>
-        <w:keepNext/>
-        <w:spacing w:before="180" w:after="60"/>
-      </w:pPr>
-      <w:r>
-        <w:rPr>
-          <w:rFonts w:ascii="Calibri" w:hAnsi="Calibri"/>
-          <w:b/>
-          <w:color w:val="0E7490"/>
-          <w:sz w:val="25"/>
-        </w:rPr>
         <w:t xml:space="preserve">Accounts</w:t>
       </w:r>
     </w:p>
@@ -287,7 +579,7 @@
           <w:rFonts w:ascii="Calibri" w:hAnsi="Calibri"/>
           <w:sz w:val="22"/>
         </w:rPr>
-        <w:t xml:space="preserve">•  Technician: </w:t>
+        <w:t xml:space="preserve">•  Technicians: </w:t>
       </w:r>
       <w:r>
         <w:rPr>
@@ -296,6 +588,21 @@
           <w:b/>
         </w:rPr>
         <w:t xml:space="preserve">tech_sarah</w:t>
+      </w:r>
+      <w:r>
+        <w:rPr>
+          <w:rFonts w:ascii="Calibri" w:hAnsi="Calibri"/>
+          <w:sz w:val="22"/>
+        </w:rPr>
+        <w:t xml:space="preserve"> and </w:t>
+      </w:r>
+      <w:r>
+        <w:rPr>
+          <w:rFonts w:ascii="Calibri" w:hAnsi="Calibri"/>
+          <w:sz w:val="22"/>
+          <w:b/>
+        </w:rPr>
+        <w:t xml:space="preserve">tech_marcus</w:t>
       </w:r>
       <w:r>
         <w:rPr>
@@ -512,7 +819,7 @@
           <w:i/>
           <w:sz w:val="22"/>
         </w:rPr>
-        <w:t xml:space="preserve">Ma'am, my project is CloudOps 360, an IT helpdesk system. When something breaks, like email or VPN, an employee reports it here, a support technician fixes it, and an administrator monitors everything. It has three roles: employee, technician and admin. Every problem is a ticket with its own number and goes through five stages: Open, Assigned, In Progress, Resolved and Closed. Every ticket has a deadline called SLA, and every important action is recorded in an audit log. It is built with Python Flask, MySQL, Bootstrap and Chart.js, and designed to run on AWS EC2, RDS and EFS, which we will do in the three labs.</w:t>
+        <w:t xml:space="preserve">Ma'am, my project is CloudOps 360, an IT helpdesk system. When something breaks, like email or VPN, an employee reports it here, the system automatically gives it to the right support technician, the technician fixes it, and the employee rates the support. An administrator monitors everything. It has three roles: employee, technician and admin. Every problem is a ticket with its own number and goes through five stages: Open, Assigned, In Progress, Resolved and Closed. Every ticket has a deadline called SLA, and every important action is recorded in an audit log. It is built with Python Flask, MySQL, Bootstrap and Chart.js, and it is running live on an AWS EC2 server.</w:t>
       </w:r>
     </w:p>
     <w:p>
@@ -718,6 +1025,96 @@
     <w:p>
       <w:pPr>
         <w:ind w:left="360"/>
+        <w:spacing w:after="60"/>
+      </w:pPr>
+      <w:r>
+        <w:rPr>
+          <w:rFonts w:ascii="Calibri" w:hAnsi="Calibri"/>
+          <w:color w:val="0E7490"/>
+          <w:sz w:val="22"/>
+          <w:b/>
+        </w:rPr>
+        <w:t xml:space="preserve">DO:</w:t>
+      </w:r>
+      <w:r>
+        <w:rPr>
+          <w:rFonts w:ascii="Calibri" w:hAnsi="Calibri"/>
+          <w:color w:val="0E7490"/>
+          <w:sz w:val="22"/>
+        </w:rPr>
+        <w:t xml:space="preserve">  </w:t>
+      </w:r>
+      <w:r>
+        <w:rPr>
+          <w:rFonts w:ascii="Calibri" w:hAnsi="Calibri"/>
+          <w:sz w:val="22"/>
+        </w:rPr>
+        <w:t xml:space="preserve">Point at the green message "</w:t>
+      </w:r>
+      <w:r>
+        <w:rPr>
+          <w:rFonts w:ascii="Calibri" w:hAnsi="Calibri"/>
+          <w:sz w:val="22"/>
+          <w:b/>
+        </w:rPr>
+        <w:t xml:space="preserve">created and automatically assigned to Sarah Connor</w:t>
+      </w:r>
+      <w:r>
+        <w:rPr>
+          <w:rFonts w:ascii="Calibri" w:hAnsi="Calibri"/>
+          <w:sz w:val="22"/>
+        </w:rPr>
+        <w:t xml:space="preserve">", the status </w:t>
+      </w:r>
+      <w:r>
+        <w:rPr>
+          <w:rFonts w:ascii="Calibri" w:hAnsi="Calibri"/>
+          <w:sz w:val="22"/>
+          <w:b/>
+        </w:rPr>
+        <w:t xml:space="preserve">Assigned</w:t>
+      </w:r>
+      <w:r>
+        <w:rPr>
+          <w:rFonts w:ascii="Calibri" w:hAnsi="Calibri"/>
+          <w:sz w:val="22"/>
+        </w:rPr>
+        <w:t xml:space="preserve">, and on the right the </w:t>
+      </w:r>
+      <w:r>
+        <w:rPr>
+          <w:rFonts w:ascii="Calibri" w:hAnsi="Calibri"/>
+          <w:sz w:val="22"/>
+          <w:b/>
+        </w:rPr>
+        <w:t xml:space="preserve">Activity history</w:t>
+      </w:r>
+      <w:r>
+        <w:rPr>
+          <w:rFonts w:ascii="Calibri" w:hAnsi="Calibri"/>
+          <w:sz w:val="22"/>
+        </w:rPr>
+        <w:t xml:space="preserve">: "</w:t>
+      </w:r>
+      <w:r>
+        <w:rPr>
+          <w:rFonts w:ascii="Calibri" w:hAnsi="Calibri"/>
+          <w:sz w:val="22"/>
+          <w:b/>
+        </w:rPr>
+        <w:t xml:space="preserve">System (auto-assign)</w:t>
+      </w:r>
+      <w:r>
+        <w:rPr>
+          <w:rFonts w:ascii="Calibri" w:hAnsi="Calibri"/>
+          <w:sz w:val="22"/>
+        </w:rPr>
+        <w:t xml:space="preserve">" with the reason.</w:t>
+      </w:r>
+    </w:p>
+    <w:p>
+      <w:pPr>
+        <w:ind w:left="360"/>
         <w:shd w:val="clear" w:color="auto" w:fill="FFF7E6"/>
         <w:spacing w:after="120"/>
       </w:pPr>
@@ -744,7 +1141,7 @@
           <w:i/>
           <w:sz w:val="22"/>
         </w:rPr>
-        <w:t xml:space="preserve">The ticket got a unique number like INC-2026-00013 and status Open. Because the priority is High, the system automatically set a 12-hour deadline — see the countdown in SLA tracking. The screenshot is checked, stored under a random name, and its details are saved in the database.</w:t>
+        <w:t xml:space="preserve">The ticket got a unique number and was assigned automatically. The system only looks at technicians who are available and not overloaded, prefers the specialist for this category — Sarah — and picks the lightest workload. Every technician also got a notification. Because the priority is High, the system set a 12-hour deadline — see the countdown in SLA tracking. The screenshot is checked, stored under a random name, and its details are saved in the database.</w:t>
       </w:r>
     </w:p>
     <w:p>
@@ -804,22 +1201,7 @@
           <w:rFonts w:ascii="Calibri" w:hAnsi="Calibri"/>
           <w:sz w:val="22"/>
         </w:rPr>
-        <w:t xml:space="preserve">. If you use the same tab, click the address bar, press </w:t>
-      </w:r>
-      <w:r>
-        <w:rPr>
-          <w:rFonts w:ascii="Calibri" w:hAnsi="Calibri"/>
-          <w:sz w:val="22"/>
-          <w:b/>
-        </w:rPr>
-        <w:t xml:space="preserve">Ctrl + A</w:t>
-      </w:r>
-      <w:r>
-        <w:rPr>
-          <w:rFonts w:ascii="Calibri" w:hAnsi="Calibri"/>
-          <w:sz w:val="22"/>
-        </w:rPr>
-        <w:t xml:space="preserve"> first so the old address is highlighted, then paste.</w:t>
+        <w:t xml:space="preserve">.</w:t>
       </w:r>
     </w:p>
     <w:p>
@@ -863,7 +1245,96 @@
           <w:rFonts w:ascii="Consolas" w:hAnsi="Consolas"/>
           <w:sz w:val="20"/>
         </w:rPr>
-        <w:t xml:space="preserve">Laptop:      127.0.0.1:5000/tickets/INC-2026-00002</w:t>
+        <w:t xml:space="preserve">&lt;IP&gt;/tickets/INC-2026-00002</w:t>
+      </w:r>
+    </w:p>
+    <w:p>
+      <w:pPr>
+        <w:spacing w:after="100"/>
+      </w:pPr>
+      <w:r>
+        <w:rPr>
+          <w:rFonts w:ascii="Calibri" w:hAnsi="Calibri"/>
+          <w:sz w:val="22"/>
+        </w:rPr>
+        <w:t xml:space="preserve">Result: </w:t>
+      </w:r>
+      <w:r>
+        <w:rPr>
+          <w:rFonts w:ascii="Calibri" w:hAnsi="Calibri"/>
+          <w:sz w:val="22"/>
+          <w:b/>
+        </w:rPr>
+        <w:t xml:space="preserve">ERROR 403 — Access Denied</w:t>
+      </w:r>
+      <w:r>
+        <w:rPr>
+          <w:rFonts w:ascii="Calibri" w:hAnsi="Calibri"/>
+          <w:sz w:val="22"/>
+        </w:rPr>
+        <w:t xml:space="preserve">, "This access attempt has been recorded in the audit log."</w:t>
+      </w:r>
+    </w:p>
+    <w:p>
+      <w:pPr>
+        <w:ind w:left="360"/>
+        <w:shd w:val="clear" w:color="auto" w:fill="FFF7E6"/>
+        <w:spacing w:after="120"/>
+      </w:pPr>
+      <w:r>
+        <w:rPr>
+          <w:rFonts w:ascii="Calibri" w:hAnsi="Calibri"/>
+          <w:color w:val="B45309"/>
+          <w:sz w:val="22"/>
+          <w:b/>
+        </w:rPr>
+        <w:t xml:space="preserve">SAY:</w:t>
+      </w:r>
+      <w:r>
+        <w:rPr>
+          <w:rFonts w:ascii="Calibri" w:hAnsi="Calibri"/>
+          <w:color w:val="B45309"/>
+          <w:sz w:val="22"/>
+        </w:rPr>
+        <w:t xml:space="preserve">  </w:t>
+      </w:r>
+      <w:r>
+        <w:rPr>
+          <w:rFonts w:ascii="Calibri" w:hAnsi="Calibri"/>
+          <w:i/>
+          <w:sz w:val="22"/>
+        </w:rPr>
+        <w:t xml:space="preserve">Ticket 00002 belongs to Elena. Even if Jordan types the link directly, the server checks his permission and blocks it, and the attempt is recorded in the audit log.</w:t>
+      </w:r>
+    </w:p>
+    <w:p>
+      <w:pPr>
+        <w:ind w:left="360"/>
+        <w:spacing w:after="60"/>
+      </w:pPr>
+      <w:r>
+        <w:rPr>
+          <w:rFonts w:ascii="Calibri" w:hAnsi="Calibri"/>
+          <w:color w:val="0E7490"/>
+          <w:sz w:val="22"/>
+          <w:b/>
+        </w:rPr>
+        <w:t xml:space="preserve">DO:</w:t>
+      </w:r>
+      <w:r>
+        <w:rPr>
+          <w:rFonts w:ascii="Calibri" w:hAnsi="Calibri"/>
+          <w:color w:val="0E7490"/>
+          <w:sz w:val="22"/>
+        </w:rPr>
+        <w:t xml:space="preserve">  </w:t>
+      </w:r>
+      <w:r>
+        <w:rPr>
+          <w:rFonts w:ascii="Calibri" w:hAnsi="Calibri"/>
+          <w:sz w:val="22"/>
+        </w:rPr>
+        <w:t xml:space="preserve">Open the admin page the same way:</w:t>
       </w:r>
     </w:p>
     <w:p>
@@ -877,124 +1348,7 @@
           <w:rFonts w:ascii="Consolas" w:hAnsi="Consolas"/>
           <w:sz w:val="20"/>
         </w:rPr>
-        <w:t xml:space="preserve">Codespaces:  https://fluffy-system-7v45rg6wvv6gfpw5v-5000.app.github.dev/tickets/INC-2026-00002</w:t>
-      </w:r>
-    </w:p>
-    <w:p>
-      <w:pPr>
-        <w:spacing w:after="100"/>
-      </w:pPr>
-      <w:r>
-        <w:rPr>
-          <w:rFonts w:ascii="Calibri" w:hAnsi="Calibri"/>
-          <w:sz w:val="22"/>
-        </w:rPr>
-        <w:t xml:space="preserve">Result: </w:t>
-      </w:r>
-      <w:r>
-        <w:rPr>
-          <w:rFonts w:ascii="Calibri" w:hAnsi="Calibri"/>
-          <w:sz w:val="22"/>
-          <w:b/>
-        </w:rPr>
-        <w:t xml:space="preserve">ERROR 403 — Access Denied</w:t>
-      </w:r>
-      <w:r>
-        <w:rPr>
-          <w:rFonts w:ascii="Calibri" w:hAnsi="Calibri"/>
-          <w:sz w:val="22"/>
-        </w:rPr>
-        <w:t xml:space="preserve">, "This access attempt has been recorded in the audit log."</w:t>
-      </w:r>
-    </w:p>
-    <w:p>
-      <w:pPr>
-        <w:ind w:left="360"/>
-        <w:shd w:val="clear" w:color="auto" w:fill="FFF7E6"/>
-        <w:spacing w:after="120"/>
-      </w:pPr>
-      <w:r>
-        <w:rPr>
-          <w:rFonts w:ascii="Calibri" w:hAnsi="Calibri"/>
-          <w:color w:val="B45309"/>
-          <w:sz w:val="22"/>
-          <w:b/>
-        </w:rPr>
-        <w:t xml:space="preserve">SAY:</w:t>
-      </w:r>
-      <w:r>
-        <w:rPr>
-          <w:rFonts w:ascii="Calibri" w:hAnsi="Calibri"/>
-          <w:color w:val="B45309"/>
-          <w:sz w:val="22"/>
-        </w:rPr>
-        <w:t xml:space="preserve">  </w:t>
-      </w:r>
-      <w:r>
-        <w:rPr>
-          <w:rFonts w:ascii="Calibri" w:hAnsi="Calibri"/>
-          <w:i/>
-          <w:sz w:val="22"/>
-        </w:rPr>
-        <w:t xml:space="preserve">Ticket 00002 belongs to Elena. Even if Jordan types the link directly, the server checks his permission and blocks it, and the attempt is recorded in the audit log.</w:t>
-      </w:r>
-    </w:p>
-    <w:p>
-      <w:pPr>
-        <w:ind w:left="360"/>
-        <w:spacing w:after="60"/>
-      </w:pPr>
-      <w:r>
-        <w:rPr>
-          <w:rFonts w:ascii="Calibri" w:hAnsi="Calibri"/>
-          <w:color w:val="0E7490"/>
-          <w:sz w:val="22"/>
-          <w:b/>
-        </w:rPr>
-        <w:t xml:space="preserve">DO:</w:t>
-      </w:r>
-      <w:r>
-        <w:rPr>
-          <w:rFonts w:ascii="Calibri" w:hAnsi="Calibri"/>
-          <w:color w:val="0E7490"/>
-          <w:sz w:val="22"/>
-        </w:rPr>
-        <w:t xml:space="preserve">  </w:t>
-      </w:r>
-      <w:r>
-        <w:rPr>
-          <w:rFonts w:ascii="Calibri" w:hAnsi="Calibri"/>
-          <w:sz w:val="22"/>
-        </w:rPr>
-        <w:t xml:space="preserve">Open the admin page the same way:</w:t>
-      </w:r>
-    </w:p>
-    <w:p>
-      <w:pPr>
-        <w:shd w:val="clear" w:color="auto" w:fill="EEF2F6"/>
-        <w:ind w:left="360"/>
-        <w:spacing w:after="60"/>
-      </w:pPr>
-      <w:r>
-        <w:rPr>
-          <w:rFonts w:ascii="Consolas" w:hAnsi="Consolas"/>
-          <w:sz w:val="20"/>
-        </w:rPr>
-        <w:t xml:space="preserve">Laptop:      127.0.0.1:5000/admin/users</w:t>
-      </w:r>
-    </w:p>
-    <w:p>
-      <w:pPr>
-        <w:shd w:val="clear" w:color="auto" w:fill="EEF2F6"/>
-        <w:ind w:left="360"/>
-        <w:spacing w:after="60"/>
-      </w:pPr>
-      <w:r>
-        <w:rPr>
-          <w:rFonts w:ascii="Consolas" w:hAnsi="Consolas"/>
-          <w:sz w:val="20"/>
-        </w:rPr>
-        <w:t xml:space="preserve">Codespaces:  https://fluffy-system-7v45rg6wvv6gfpw5v-5000.app.github.dev/admin/users</w:t>
+        <w:t xml:space="preserve">&lt;IP&gt;/admin/users</w:t>
       </w:r>
     </w:p>
     <w:p>
@@ -1059,7 +1413,7 @@
           <w:color w:val="0E7490"/>
           <w:sz w:val="25"/>
         </w:rPr>
-        <w:t xml:space="preserve">Part A — Claim</w:t>
+        <w:t xml:space="preserve">Part A — Sarah gets the ticket automatically</w:t>
       </w:r>
     </w:p>
     <w:p>
@@ -1104,7 +1458,37 @@
           <w:rFonts w:ascii="Calibri" w:hAnsi="Calibri"/>
           <w:sz w:val="22"/>
         </w:rPr>
-        <w:t xml:space="preserve">. Show the dashboard.</w:t>
+        <w:t xml:space="preserve">. Click the </w:t>
+      </w:r>
+      <w:r>
+        <w:rPr>
+          <w:rFonts w:ascii="Calibri" w:hAnsi="Calibri"/>
+          <w:sz w:val="22"/>
+          <w:b/>
+        </w:rPr>
+        <w:t xml:space="preserve">🔔 bell</w:t>
+      </w:r>
+      <w:r>
+        <w:rPr>
+          <w:rFonts w:ascii="Calibri" w:hAnsi="Calibri"/>
+          <w:sz w:val="22"/>
+        </w:rPr>
+        <w:t xml:space="preserve"> → "</w:t>
+      </w:r>
+      <w:r>
+        <w:rPr>
+          <w:rFonts w:ascii="Calibri" w:hAnsi="Calibri"/>
+          <w:sz w:val="22"/>
+          <w:b/>
+        </w:rPr>
+        <w:t xml:space="preserve">Auto-assigned: INC-2026-000..</w:t>
+      </w:r>
+      <w:r>
+        <w:rPr>
+          <w:rFonts w:ascii="Calibri" w:hAnsi="Calibri"/>
+          <w:sz w:val="22"/>
+        </w:rPr>
+        <w:t xml:space="preserve">" → open it.</w:t>
       </w:r>
     </w:p>
     <w:p>
@@ -1136,7 +1520,7 @@
           <w:i/>
           <w:sz w:val="22"/>
         </w:rPr>
-        <w:t xml:space="preserve">This is the technician dashboard: Sarah's active tickets, critical ones, overdue ones, and the unassigned queue.</w:t>
+        <w:t xml:space="preserve">Sarah did not have to look for the ticket — the system gave it to her and told her, including why it chose her. If every technician had been free, the ticket would wait in the queue and the first technician to click Claim would take it; if nobody claims it in time, the system assigns it by itself.</w:t>
       </w:r>
     </w:p>
     <w:p>
@@ -1166,7 +1550,7 @@
           <w:rFonts w:ascii="Calibri" w:hAnsi="Calibri"/>
           <w:sz w:val="22"/>
         </w:rPr>
-        <w:t xml:space="preserve">Sidebar → </w:t>
+        <w:t xml:space="preserve">(Optional) Sidebar → </w:t>
       </w:r>
       <w:r>
         <w:rPr>
@@ -1181,22 +1565,37 @@
           <w:rFonts w:ascii="Calibri" w:hAnsi="Calibri"/>
           <w:sz w:val="22"/>
         </w:rPr>
-        <w:t xml:space="preserve"> → click </w:t>
-      </w:r>
-      <w:r>
-        <w:rPr>
-          <w:rFonts w:ascii="Calibri" w:hAnsi="Calibri"/>
-          <w:sz w:val="22"/>
-          <w:b/>
-        </w:rPr>
-        <w:t xml:space="preserve">Claim</w:t>
-      </w:r>
-      <w:r>
-        <w:rPr>
-          <w:rFonts w:ascii="Calibri" w:hAnsi="Calibri"/>
-          <w:sz w:val="22"/>
-        </w:rPr>
-        <w:t xml:space="preserve"> on Jordan's ticket "Email not syncing on laptop".</w:t>
+        <w:t xml:space="preserve">: show </w:t>
+      </w:r>
+      <w:r>
+        <w:rPr>
+          <w:rFonts w:ascii="Calibri" w:hAnsi="Calibri"/>
+          <w:sz w:val="22"/>
+          <w:b/>
+        </w:rPr>
+        <w:t xml:space="preserve">My status</w:t>
+      </w:r>
+      <w:r>
+        <w:rPr>
+          <w:rFonts w:ascii="Calibri" w:hAnsi="Calibri"/>
+          <w:sz w:val="22"/>
+        </w:rPr>
+        <w:t xml:space="preserve"> (Available / Away) and </w:t>
+      </w:r>
+      <w:r>
+        <w:rPr>
+          <w:rFonts w:ascii="Calibri" w:hAnsi="Calibri"/>
+          <w:sz w:val="22"/>
+          <w:b/>
+        </w:rPr>
+        <w:t xml:space="preserve">How tickets reach you</w:t>
+      </w:r>
+      <w:r>
+        <w:rPr>
+          <w:rFonts w:ascii="Calibri" w:hAnsi="Calibri"/>
+          <w:sz w:val="22"/>
+        </w:rPr>
+        <w:t xml:space="preserve">.</w:t>
       </w:r>
     </w:p>
     <w:p>
@@ -1228,7 +1627,7 @@
           <w:i/>
           <w:sz w:val="22"/>
         </w:rPr>
-        <w:t xml:space="preserve">New tickets wait in the unassigned queue. Sarah claims it, so it is now Assigned to her and Jordan gets a notification. Technicians only see their own tickets and this queue. Sarah can also see and download Jordan's screenshot because she is the assigned technician.</w:t>
+        <w:t xml:space="preserve">If Sarah is sick she sets herself Away, with a return date. Then she gets no new tickets until she is back, and the admin is warned about her open tickets.</w:t>
       </w:r>
     </w:p>
     <w:p>
@@ -1798,7 +2197,7 @@
           <w:color w:val="0F172A"/>
           <w:sz w:val="30"/>
         </w:rPr>
-        <w:t xml:space="preserve">Step 5 — Employee confirms (2 min)</w:t>
+        <w:t xml:space="preserve">Step 5 — Employee confirms and rates (2 min)</w:t>
       </w:r>
     </w:p>
     <w:p>
@@ -1890,7 +2289,7 @@
           <w:i/>
           <w:sz w:val="22"/>
         </w:rPr>
-        <w:t xml:space="preserve">Every time something happened to his ticket, Jordan was notified automatically: the assignment, status changes, the reply and the new file. And notice — there is no notification about the internal note; Jordan is not even told it exists.</w:t>
+        <w:t xml:space="preserve">Every time something happened to his ticket, Jordan was notified automatically: the status changes, the reply and the new file. And notice — there is no notification about the internal note; Jordan is not even told it exists.</w:t>
       </w:r>
     </w:p>
     <w:p>
@@ -1920,7 +2319,7 @@
           <w:rFonts w:ascii="Calibri" w:hAnsi="Calibri"/>
           <w:sz w:val="22"/>
         </w:rPr>
-        <w:t xml:space="preserve">Click the top notification "Status: INC-2026-000.. is Resolved". Scroll to Conversation.</w:t>
+        <w:t xml:space="preserve">Click the notification "Status: INC-2026-000.. is Resolved". Scroll to Conversation.</w:t>
       </w:r>
     </w:p>
     <w:p>
@@ -1997,22 +2396,82 @@
           <w:rFonts w:ascii="Calibri" w:hAnsi="Calibri"/>
           <w:sz w:val="22"/>
         </w:rPr>
-        <w:t xml:space="preserve"> → confirm. Status becomes Closed; the workflow bar shows all five steps done. Show </w:t>
-      </w:r>
-      <w:r>
-        <w:rPr>
-          <w:rFonts w:ascii="Calibri" w:hAnsi="Calibri"/>
-          <w:sz w:val="22"/>
-          <w:b/>
-        </w:rPr>
-        <w:t xml:space="preserve">Activity history</w:t>
-      </w:r>
-      <w:r>
-        <w:rPr>
-          <w:rFonts w:ascii="Calibri" w:hAnsi="Calibri"/>
-          <w:sz w:val="22"/>
-        </w:rPr>
-        <w:t xml:space="preserve"> on the right.</w:t>
+        <w:t xml:space="preserve"> → confirm. Status becomes Closed; the workflow bar shows all five steps done.</w:t>
+      </w:r>
+    </w:p>
+    <w:p>
+      <w:pPr>
+        <w:ind w:left="360"/>
+        <w:spacing w:after="60"/>
+      </w:pPr>
+      <w:r>
+        <w:rPr>
+          <w:rFonts w:ascii="Calibri" w:hAnsi="Calibri"/>
+          <w:color w:val="0E7490"/>
+          <w:sz w:val="22"/>
+          <w:b/>
+        </w:rPr>
+        <w:t xml:space="preserve">DO:</w:t>
+      </w:r>
+      <w:r>
+        <w:rPr>
+          <w:rFonts w:ascii="Calibri" w:hAnsi="Calibri"/>
+          <w:color w:val="0E7490"/>
+          <w:sz w:val="22"/>
+        </w:rPr>
+        <w:t xml:space="preserve">  </w:t>
+      </w:r>
+      <w:r>
+        <w:rPr>
+          <w:rFonts w:ascii="Calibri" w:hAnsi="Calibri"/>
+          <w:sz w:val="22"/>
+        </w:rPr>
+        <w:t xml:space="preserve">The card "</w:t>
+      </w:r>
+      <w:r>
+        <w:rPr>
+          <w:rFonts w:ascii="Calibri" w:hAnsi="Calibri"/>
+          <w:sz w:val="22"/>
+          <w:b/>
+        </w:rPr>
+        <w:t xml:space="preserve">How was the support you received?</w:t>
+      </w:r>
+      <w:r>
+        <w:rPr>
+          <w:rFonts w:ascii="Calibri" w:hAnsi="Calibri"/>
+          <w:sz w:val="22"/>
+        </w:rPr>
+        <w:t xml:space="preserve">" appears → click </w:t>
+      </w:r>
+      <w:r>
+        <w:rPr>
+          <w:rFonts w:ascii="Calibri" w:hAnsi="Calibri"/>
+          <w:sz w:val="22"/>
+          <w:b/>
+        </w:rPr>
+        <w:t xml:space="preserve">5 stars</w:t>
+      </w:r>
+      <w:r>
+        <w:rPr>
+          <w:rFonts w:ascii="Calibri" w:hAnsi="Calibri"/>
+          <w:sz w:val="22"/>
+        </w:rPr>
+        <w:t xml:space="preserve"> → comment "Quick fix, thank you" → </w:t>
+      </w:r>
+      <w:r>
+        <w:rPr>
+          <w:rFonts w:ascii="Calibri" w:hAnsi="Calibri"/>
+          <w:sz w:val="22"/>
+          <w:b/>
+        </w:rPr>
+        <w:t xml:space="preserve">Submit rating</w:t>
+      </w:r>
+      <w:r>
+        <w:rPr>
+          <w:rFonts w:ascii="Calibri" w:hAnsi="Calibri"/>
+          <w:sz w:val="22"/>
+        </w:rPr>
+        <w:t xml:space="preserve">.</w:t>
       </w:r>
     </w:p>
     <w:p>
@@ -2044,7 +2503,84 @@
           <w:i/>
           <w:sz w:val="22"/>
         </w:rPr>
-        <w:t xml:space="preserve">That is the complete lifecycle: reported, claimed, worked on, resolved within SLA, and confirmed by the employee. If the problem came back he could press Reopen within 14 days. The activity history shows who did what and when.</w:t>
+        <w:t xml:space="preserve">After closing, Jordan rates the support from 1 to 5 stars, once. Sarah gets a notification and the admin sees the average rating in Analytics.</w:t>
+      </w:r>
+    </w:p>
+    <w:p>
+      <w:pPr>
+        <w:ind w:left="360"/>
+        <w:spacing w:after="60"/>
+      </w:pPr>
+      <w:r>
+        <w:rPr>
+          <w:rFonts w:ascii="Calibri" w:hAnsi="Calibri"/>
+          <w:color w:val="0E7490"/>
+          <w:sz w:val="22"/>
+          <w:b/>
+        </w:rPr>
+        <w:t xml:space="preserve">DO:</w:t>
+      </w:r>
+      <w:r>
+        <w:rPr>
+          <w:rFonts w:ascii="Calibri" w:hAnsi="Calibri"/>
+          <w:color w:val="0E7490"/>
+          <w:sz w:val="22"/>
+        </w:rPr>
+        <w:t xml:space="preserve">  </w:t>
+      </w:r>
+      <w:r>
+        <w:rPr>
+          <w:rFonts w:ascii="Calibri" w:hAnsi="Calibri"/>
+          <w:sz w:val="22"/>
+        </w:rPr>
+        <w:t xml:space="preserve">Show </w:t>
+      </w:r>
+      <w:r>
+        <w:rPr>
+          <w:rFonts w:ascii="Calibri" w:hAnsi="Calibri"/>
+          <w:sz w:val="22"/>
+          <w:b/>
+        </w:rPr>
+        <w:t xml:space="preserve">Activity history</w:t>
+      </w:r>
+      <w:r>
+        <w:rPr>
+          <w:rFonts w:ascii="Calibri" w:hAnsi="Calibri"/>
+          <w:sz w:val="22"/>
+        </w:rPr>
+        <w:t xml:space="preserve"> on the right.</w:t>
+      </w:r>
+    </w:p>
+    <w:p>
+      <w:pPr>
+        <w:ind w:left="360"/>
+        <w:shd w:val="clear" w:color="auto" w:fill="FFF7E6"/>
+        <w:spacing w:after="120"/>
+      </w:pPr>
+      <w:r>
+        <w:rPr>
+          <w:rFonts w:ascii="Calibri" w:hAnsi="Calibri"/>
+          <w:color w:val="B45309"/>
+          <w:sz w:val="22"/>
+          <w:b/>
+        </w:rPr>
+        <w:t xml:space="preserve">SAY:</w:t>
+      </w:r>
+      <w:r>
+        <w:rPr>
+          <w:rFonts w:ascii="Calibri" w:hAnsi="Calibri"/>
+          <w:color w:val="B45309"/>
+          <w:sz w:val="22"/>
+        </w:rPr>
+        <w:t xml:space="preserve">  </w:t>
+      </w:r>
+      <w:r>
+        <w:rPr>
+          <w:rFonts w:ascii="Calibri" w:hAnsi="Calibri"/>
+          <w:i/>
+          <w:sz w:val="22"/>
+        </w:rPr>
+        <w:t xml:space="preserve">That is the complete lifecycle: reported, assigned automatically, worked on, resolved within SLA, confirmed and rated by the employee. If the problem came back he could press Reopen within 14 days. The activity history shows who did what and when.</w:t>
       </w:r>
     </w:p>
     <w:p>
@@ -2184,7 +2720,7 @@
           <w:rFonts w:ascii="Calibri" w:hAnsi="Calibri"/>
           <w:sz w:val="22"/>
         </w:rPr>
-        <w:t xml:space="preserve">Scroll down: ticket trend, priority and status charts, categories, technician workload, overdue incidents, recent audit events.</w:t>
+        <w:t xml:space="preserve">Scroll down: ticket trend, priority and status charts, categories, technician workload (with each technician's rating), overdue incidents, recent audit events.</w:t>
       </w:r>
     </w:p>
     <w:p>
@@ -2261,7 +2797,22 @@
           <w:rFonts w:ascii="Calibri" w:hAnsi="Calibri"/>
           <w:sz w:val="22"/>
         </w:rPr>
-        <w:t xml:space="preserve"> → click 7 days, then 90 days.</w:t>
+        <w:t xml:space="preserve"> → click 7 days, then 90 days. Point at </w:t>
+      </w:r>
+      <w:r>
+        <w:rPr>
+          <w:rFonts w:ascii="Calibri" w:hAnsi="Calibri"/>
+          <w:sz w:val="22"/>
+          <w:b/>
+        </w:rPr>
+        <w:t xml:space="preserve">Customer satisfaction</w:t>
+      </w:r>
+      <w:r>
+        <w:rPr>
+          <w:rFonts w:ascii="Calibri" w:hAnsi="Calibri"/>
+          <w:sz w:val="22"/>
+        </w:rPr>
+        <w:t xml:space="preserve"> and the ratings chart.</w:t>
       </w:r>
     </w:p>
     <w:p>
@@ -2293,7 +2844,7 @@
           <w:i/>
           <w:sz w:val="22"/>
         </w:rPr>
-        <w:t xml:space="preserve">Analytics gives reports over different periods: created versus resolved, average fixing time per priority, technician performance.</w:t>
+        <w:t xml:space="preserve">Analytics gives reports over different periods: created versus resolved, average fixing time per priority, technician performance and customer ratings.</w:t>
       </w:r>
     </w:p>
     <w:p>
@@ -2308,7 +2859,7 @@
           <w:color w:val="0E7490"/>
           <w:sz w:val="25"/>
         </w:rPr>
-        <w:t xml:space="preserve">Part B — Change an SLA deadline</w:t>
+        <w:t xml:space="preserve">Part B — Auto-assignment (no work for the admin)</w:t>
       </w:r>
     </w:p>
     <w:p>
@@ -2346,14 +2897,29 @@
           <w:sz w:val="22"/>
           <w:b/>
         </w:rPr>
-        <w:t xml:space="preserve">SLA Policies</w:t>
-      </w:r>
-      <w:r>
-        <w:rPr>
-          <w:rFonts w:ascii="Calibri" w:hAnsi="Calibri"/>
-          <w:sz w:val="22"/>
-        </w:rPr>
-        <w:t xml:space="preserve"> → pencil ✎ on the High row → Resolution Target 12 → </w:t>
+        <w:t xml:space="preserve">Auto-Assignment</w:t>
+      </w:r>
+      <w:r>
+        <w:rPr>
+          <w:rFonts w:ascii="Calibri" w:hAnsi="Calibri"/>
+          <w:sz w:val="22"/>
+        </w:rPr>
+        <w:t xml:space="preserve">. Show: </w:t>
+      </w:r>
+      <w:r>
+        <w:rPr>
+          <w:rFonts w:ascii="Calibri" w:hAnsi="Calibri"/>
+          <w:sz w:val="22"/>
+          <w:b/>
+        </w:rPr>
+        <w:t xml:space="preserve">ON</w:t>
+      </w:r>
+      <w:r>
+        <w:rPr>
+          <w:rFonts w:ascii="Calibri" w:hAnsi="Calibri"/>
+          <w:sz w:val="22"/>
+        </w:rPr>
+        <w:t xml:space="preserve">, maximum </w:t>
       </w:r>
       <w:r>
         <w:rPr>
@@ -2368,22 +2934,7 @@
           <w:rFonts w:ascii="Calibri" w:hAnsi="Calibri"/>
           <w:sz w:val="22"/>
         </w:rPr>
-        <w:t xml:space="preserve"> → tick "Recalculate deadlines of active tickets" → </w:t>
-      </w:r>
-      <w:r>
-        <w:rPr>
-          <w:rFonts w:ascii="Calibri" w:hAnsi="Calibri"/>
-          <w:sz w:val="22"/>
-          <w:b/>
-        </w:rPr>
-        <w:t xml:space="preserve">Save Policy</w:t>
-      </w:r>
-      <w:r>
-        <w:rPr>
-          <w:rFonts w:ascii="Calibri" w:hAnsi="Calibri"/>
-          <w:sz w:val="22"/>
-        </w:rPr>
-        <w:t xml:space="preserve">.</w:t>
+        <w:t xml:space="preserve"> open tickets per technician, the wait times, the technicians with their skills and workload points, and the tickets waiting in the queue.</w:t>
       </w:r>
     </w:p>
     <w:p>
@@ -2415,7 +2966,7 @@
           <w:i/>
           <w:sz w:val="22"/>
         </w:rPr>
-        <w:t xml:space="preserve">The admin can change the deadline for each priority, and the open High tickets were recalculated. The form does not allow a resolution time shorter than the response time.</w:t>
+        <w:t xml:space="preserve">Ma'am, the admin does not have to assign tickets — the system does it on its own. The admin can change the maximum between 1 and 50 or switch it off, and gets an alert only when nobody can take a ticket, for example when everyone is away.</w:t>
       </w:r>
     </w:p>
     <w:p>
@@ -2430,7 +2981,7 @@
           <w:color w:val="0E7490"/>
           <w:sz w:val="25"/>
         </w:rPr>
-        <w:t xml:space="preserve">Part C — Create a user</w:t>
+        <w:t xml:space="preserve">Part C — Change an SLA deadline</w:t>
       </w:r>
     </w:p>
     <w:p>
@@ -2468,37 +3019,37 @@
           <w:sz w:val="22"/>
           <w:b/>
         </w:rPr>
-        <w:t xml:space="preserve">Users &amp; Roles</w:t>
-      </w:r>
-      <w:r>
-        <w:rPr>
-          <w:rFonts w:ascii="Calibri" w:hAnsi="Calibri"/>
-          <w:sz w:val="22"/>
-        </w:rPr>
-        <w:t xml:space="preserve"> → </w:t>
-      </w:r>
-      <w:r>
-        <w:rPr>
-          <w:rFonts w:ascii="Calibri" w:hAnsi="Calibri"/>
-          <w:sz w:val="22"/>
-          <w:b/>
-        </w:rPr>
-        <w:t xml:space="preserve">Add User</w:t>
-      </w:r>
-      <w:r>
-        <w:rPr>
-          <w:rFonts w:ascii="Calibri" w:hAnsi="Calibri"/>
-          <w:sz w:val="22"/>
-        </w:rPr>
-        <w:t xml:space="preserve">: Full Name Ravi Kumar, Username ravi.tech, Role Support Technician, Email ravi.tech@cloudops360.local, Password Support2026A → </w:t>
-      </w:r>
-      <w:r>
-        <w:rPr>
-          <w:rFonts w:ascii="Calibri" w:hAnsi="Calibri"/>
-          <w:sz w:val="22"/>
-          <w:b/>
-        </w:rPr>
-        <w:t xml:space="preserve">Create User</w:t>
+        <w:t xml:space="preserve">SLA Policies</w:t>
+      </w:r>
+      <w:r>
+        <w:rPr>
+          <w:rFonts w:ascii="Calibri" w:hAnsi="Calibri"/>
+          <w:sz w:val="22"/>
+        </w:rPr>
+        <w:t xml:space="preserve"> → pencil ✎ on the High row → Resolution Target 12 → </w:t>
+      </w:r>
+      <w:r>
+        <w:rPr>
+          <w:rFonts w:ascii="Calibri" w:hAnsi="Calibri"/>
+          <w:sz w:val="22"/>
+          <w:b/>
+        </w:rPr>
+        <w:t xml:space="preserve">10</w:t>
+      </w:r>
+      <w:r>
+        <w:rPr>
+          <w:rFonts w:ascii="Calibri" w:hAnsi="Calibri"/>
+          <w:sz w:val="22"/>
+        </w:rPr>
+        <w:t xml:space="preserve"> → tick "Recalculate deadlines of active tickets" → </w:t>
+      </w:r>
+      <w:r>
+        <w:rPr>
+          <w:rFonts w:ascii="Calibri" w:hAnsi="Calibri"/>
+          <w:sz w:val="22"/>
+          <w:b/>
+        </w:rPr>
+        <w:t xml:space="preserve">Save Policy</w:t>
       </w:r>
       <w:r>
         <w:rPr>
@@ -2537,7 +3088,7 @@
           <w:i/>
           <w:sz w:val="22"/>
         </w:rPr>
-        <w:t xml:space="preserve">Only the admin can create technicians or admins; self-registered users are always employees. Passwords need 10+ characters with upper, lower case and a number, and are stored as secure hashes. The admin cannot remove their own admin role, so the system always keeps an administrator.</w:t>
+        <w:t xml:space="preserve">The admin can change the deadline for each priority, and the open High tickets were recalculated. The form does not allow a resolution time shorter than the response time.</w:t>
       </w:r>
     </w:p>
     <w:p>
@@ -2552,7 +3103,7 @@
           <w:color w:val="0E7490"/>
           <w:sz w:val="25"/>
         </w:rPr>
-        <w:t xml:space="preserve">Part D — Audit trail</w:t>
+        <w:t xml:space="preserve">Part D — Create a user</w:t>
       </w:r>
     </w:p>
     <w:p>
@@ -2590,29 +3141,44 @@
           <w:sz w:val="22"/>
           <w:b/>
         </w:rPr>
-        <w:t xml:space="preserve">Audit Trail</w:t>
-      </w:r>
-      <w:r>
-        <w:rPr>
-          <w:rFonts w:ascii="Calibri" w:hAnsi="Calibri"/>
-          <w:sz w:val="22"/>
-        </w:rPr>
-        <w:t xml:space="preserve"> → Event type: </w:t>
-      </w:r>
-      <w:r>
-        <w:rPr>
-          <w:rFonts w:ascii="Calibri" w:hAnsi="Calibri"/>
-          <w:sz w:val="22"/>
-          <w:b/>
-        </w:rPr>
-        <w:t xml:space="preserve">TICKET_UNAUTHORIZED_ACCESS</w:t>
-      </w:r>
-      <w:r>
-        <w:rPr>
-          <w:rFonts w:ascii="Calibri" w:hAnsi="Calibri"/>
-          <w:sz w:val="22"/>
-        </w:rPr>
-        <w:t xml:space="preserve"> → point at emp_jordan / INC-2026-00002.</w:t>
+        <w:t xml:space="preserve">Users &amp; Roles</w:t>
+      </w:r>
+      <w:r>
+        <w:rPr>
+          <w:rFonts w:ascii="Calibri" w:hAnsi="Calibri"/>
+          <w:sz w:val="22"/>
+        </w:rPr>
+        <w:t xml:space="preserve"> → </w:t>
+      </w:r>
+      <w:r>
+        <w:rPr>
+          <w:rFonts w:ascii="Calibri" w:hAnsi="Calibri"/>
+          <w:sz w:val="22"/>
+          <w:b/>
+        </w:rPr>
+        <w:t xml:space="preserve">Add User</w:t>
+      </w:r>
+      <w:r>
+        <w:rPr>
+          <w:rFonts w:ascii="Calibri" w:hAnsi="Calibri"/>
+          <w:sz w:val="22"/>
+        </w:rPr>
+        <w:t xml:space="preserve">: Full Name Ravi Kumar, Username ravi.tech, Role Support Technician, Email ravi.tech@cloudops360.local, Password Support2026A → </w:t>
+      </w:r>
+      <w:r>
+        <w:rPr>
+          <w:rFonts w:ascii="Calibri" w:hAnsi="Calibri"/>
+          <w:sz w:val="22"/>
+          <w:b/>
+        </w:rPr>
+        <w:t xml:space="preserve">Create User</w:t>
+      </w:r>
+      <w:r>
+        <w:rPr>
+          <w:rFonts w:ascii="Calibri" w:hAnsi="Calibri"/>
+          <w:sz w:val="22"/>
+        </w:rPr>
+        <w:t xml:space="preserve">.</w:t>
       </w:r>
     </w:p>
     <w:p>
@@ -2644,7 +3210,22 @@
           <w:i/>
           <w:sz w:val="22"/>
         </w:rPr>
-        <w:t xml:space="preserve">This is the security log. Here is Jordan's attempt to open Elena's ticket, with time and IP address.</w:t>
+        <w:t xml:space="preserve">Only the admin can create technicians or admins; self-registered users are always employees. Passwords need 10+ characters with upper, lower case and a number, and are stored as secure hashes. The admin cannot remove their own admin role, so the system always keeps an administrator. On a technician's edit page the admin also sets their skills.</w:t>
+      </w:r>
+    </w:p>
+    <w:p>
+      <w:pPr>
+        <w:keepNext/>
+        <w:spacing w:before="180" w:after="60"/>
+      </w:pPr>
+      <w:r>
+        <w:rPr>
+          <w:rFonts w:ascii="Calibri" w:hAnsi="Calibri"/>
+          <w:b/>
+          <w:color w:val="0E7490"/>
+          <w:sz w:val="25"/>
+        </w:rPr>
+        <w:t xml:space="preserve">Part E — Audit trail</w:t>
       </w:r>
     </w:p>
     <w:p>
@@ -2674,37 +3255,37 @@
           <w:rFonts w:ascii="Calibri" w:hAnsi="Calibri"/>
           <w:sz w:val="22"/>
         </w:rPr>
-        <w:t xml:space="preserve">Event type: </w:t>
-      </w:r>
-      <w:r>
-        <w:rPr>
-          <w:rFonts w:ascii="Calibri" w:hAnsi="Calibri"/>
-          <w:sz w:val="22"/>
-          <w:b/>
-        </w:rPr>
-        <w:t xml:space="preserve">ACCESS_DENIED_RBAC</w:t>
-      </w:r>
-      <w:r>
-        <w:rPr>
-          <w:rFonts w:ascii="Calibri" w:hAnsi="Calibri"/>
-          <w:sz w:val="22"/>
-        </w:rPr>
-        <w:t xml:space="preserve"> (Jordan trying /admin/users). Then </w:t>
-      </w:r>
-      <w:r>
-        <w:rPr>
-          <w:rFonts w:ascii="Calibri" w:hAnsi="Calibri"/>
-          <w:sz w:val="22"/>
-          <w:b/>
-        </w:rPr>
-        <w:t xml:space="preserve">Clear</w:t>
-      </w:r>
-      <w:r>
-        <w:rPr>
-          <w:rFonts w:ascii="Calibri" w:hAnsi="Calibri"/>
-          <w:sz w:val="22"/>
-        </w:rPr>
-        <w:t xml:space="preserve"> and show ADMIN_SLA_UPDATE and ADMIN_USER_CREATE at the top.</w:t>
+        <w:t xml:space="preserve">Sidebar → </w:t>
+      </w:r>
+      <w:r>
+        <w:rPr>
+          <w:rFonts w:ascii="Calibri" w:hAnsi="Calibri"/>
+          <w:sz w:val="22"/>
+          <w:b/>
+        </w:rPr>
+        <w:t xml:space="preserve">Audit Trail</w:t>
+      </w:r>
+      <w:r>
+        <w:rPr>
+          <w:rFonts w:ascii="Calibri" w:hAnsi="Calibri"/>
+          <w:sz w:val="22"/>
+        </w:rPr>
+        <w:t xml:space="preserve"> → Event type: </w:t>
+      </w:r>
+      <w:r>
+        <w:rPr>
+          <w:rFonts w:ascii="Calibri" w:hAnsi="Calibri"/>
+          <w:sz w:val="22"/>
+          <w:b/>
+        </w:rPr>
+        <w:t xml:space="preserve">TICKET_UNAUTHORIZED_ACCESS</w:t>
+      </w:r>
+      <w:r>
+        <w:rPr>
+          <w:rFonts w:ascii="Calibri" w:hAnsi="Calibri"/>
+          <w:sz w:val="22"/>
+        </w:rPr>
+        <w:t xml:space="preserve"> → point at emp_jordan / INC-2026-00002.</w:t>
       </w:r>
     </w:p>
     <w:p>
@@ -2736,7 +3317,129 @@
           <w:i/>
           <w:sz w:val="22"/>
         </w:rPr>
-        <w:t xml:space="preserve">Every important action is logged: logins, failed logins, blocked access, role changes, status changes, SLA changes and new users. Passwords are never written to the log.</w:t>
+        <w:t xml:space="preserve">This is the security log. Here is Jordan's attempt to open Elena's ticket, with time and IP address.</w:t>
+      </w:r>
+    </w:p>
+    <w:p>
+      <w:pPr>
+        <w:ind w:left="360"/>
+        <w:spacing w:after="60"/>
+      </w:pPr>
+      <w:r>
+        <w:rPr>
+          <w:rFonts w:ascii="Calibri" w:hAnsi="Calibri"/>
+          <w:color w:val="0E7490"/>
+          <w:sz w:val="22"/>
+          <w:b/>
+        </w:rPr>
+        <w:t xml:space="preserve">DO:</w:t>
+      </w:r>
+      <w:r>
+        <w:rPr>
+          <w:rFonts w:ascii="Calibri" w:hAnsi="Calibri"/>
+          <w:color w:val="0E7490"/>
+          <w:sz w:val="22"/>
+        </w:rPr>
+        <w:t xml:space="preserve">  </w:t>
+      </w:r>
+      <w:r>
+        <w:rPr>
+          <w:rFonts w:ascii="Calibri" w:hAnsi="Calibri"/>
+          <w:sz w:val="22"/>
+        </w:rPr>
+        <w:t xml:space="preserve">Event type: </w:t>
+      </w:r>
+      <w:r>
+        <w:rPr>
+          <w:rFonts w:ascii="Calibri" w:hAnsi="Calibri"/>
+          <w:sz w:val="22"/>
+          <w:b/>
+        </w:rPr>
+        <w:t xml:space="preserve">ACCESS_DENIED_RBAC</w:t>
+      </w:r>
+      <w:r>
+        <w:rPr>
+          <w:rFonts w:ascii="Calibri" w:hAnsi="Calibri"/>
+          <w:sz w:val="22"/>
+        </w:rPr>
+        <w:t xml:space="preserve"> (Jordan trying /admin/users). Then </w:t>
+      </w:r>
+      <w:r>
+        <w:rPr>
+          <w:rFonts w:ascii="Calibri" w:hAnsi="Calibri"/>
+          <w:sz w:val="22"/>
+          <w:b/>
+        </w:rPr>
+        <w:t xml:space="preserve">TICKET_AUTO_ASSIGN</w:t>
+      </w:r>
+      <w:r>
+        <w:rPr>
+          <w:rFonts w:ascii="Calibri" w:hAnsi="Calibri"/>
+          <w:sz w:val="22"/>
+        </w:rPr>
+        <w:t xml:space="preserve"> (done by the system, no user) and </w:t>
+      </w:r>
+      <w:r>
+        <w:rPr>
+          <w:rFonts w:ascii="Calibri" w:hAnsi="Calibri"/>
+          <w:sz w:val="22"/>
+          <w:b/>
+        </w:rPr>
+        <w:t xml:space="preserve">TICKET_RATED</w:t>
+      </w:r>
+      <w:r>
+        <w:rPr>
+          <w:rFonts w:ascii="Calibri" w:hAnsi="Calibri"/>
+          <w:sz w:val="22"/>
+        </w:rPr>
+        <w:t xml:space="preserve">. Then </w:t>
+      </w:r>
+      <w:r>
+        <w:rPr>
+          <w:rFonts w:ascii="Calibri" w:hAnsi="Calibri"/>
+          <w:sz w:val="22"/>
+          <w:b/>
+        </w:rPr>
+        <w:t xml:space="preserve">Clear</w:t>
+      </w:r>
+      <w:r>
+        <w:rPr>
+          <w:rFonts w:ascii="Calibri" w:hAnsi="Calibri"/>
+          <w:sz w:val="22"/>
+        </w:rPr>
+        <w:t xml:space="preserve"> and show ADMIN_SLA_UPDATE and ADMIN_USER_CREATE at the top.</w:t>
+      </w:r>
+    </w:p>
+    <w:p>
+      <w:pPr>
+        <w:ind w:left="360"/>
+        <w:shd w:val="clear" w:color="auto" w:fill="FFF7E6"/>
+        <w:spacing w:after="120"/>
+      </w:pPr>
+      <w:r>
+        <w:rPr>
+          <w:rFonts w:ascii="Calibri" w:hAnsi="Calibri"/>
+          <w:color w:val="B45309"/>
+          <w:sz w:val="22"/>
+          <w:b/>
+        </w:rPr>
+        <w:t xml:space="preserve">SAY:</w:t>
+      </w:r>
+      <w:r>
+        <w:rPr>
+          <w:rFonts w:ascii="Calibri" w:hAnsi="Calibri"/>
+          <w:color w:val="B45309"/>
+          <w:sz w:val="22"/>
+        </w:rPr>
+        <w:t xml:space="preserve">  </w:t>
+      </w:r>
+      <w:r>
+        <w:rPr>
+          <w:rFonts w:ascii="Calibri" w:hAnsi="Calibri"/>
+          <w:i/>
+          <w:sz w:val="22"/>
+        </w:rPr>
+        <w:t xml:space="preserve">Every important action is logged: logins, failed logins, blocked access, role changes, status changes, automatic assignments, ratings, SLA changes and new users. Passwords are never written to the log.</w:t>
       </w:r>
     </w:p>
     <w:p>
@@ -2986,7 +3689,7 @@
           <w:color w:val="0F172A"/>
           <w:sz w:val="30"/>
         </w:rPr>
-        <w:t xml:space="preserve">Step 8 — Proof it is tested (1 min)</w:t>
+        <w:t xml:space="preserve">Step 8 — Proof it is tested (1 min, on the laptop)</w:t>
       </w:r>
     </w:p>
     <w:p>
@@ -3000,21 +3703,7 @@
           <w:rFonts w:ascii="Consolas" w:hAnsi="Consolas"/>
           <w:sz w:val="20"/>
         </w:rPr>
-        <w:t xml:space="preserve">Laptop:      .venv\Scripts\python -m pytest -q</w:t>
-      </w:r>
-    </w:p>
-    <w:p>
-      <w:pPr>
-        <w:shd w:val="clear" w:color="auto" w:fill="EEF2F6"/>
-        <w:ind w:left="360"/>
-        <w:spacing w:after="60"/>
-      </w:pPr>
-      <w:r>
-        <w:rPr>
-          <w:rFonts w:ascii="Consolas" w:hAnsi="Consolas"/>
-          <w:sz w:val="20"/>
-        </w:rPr>
-        <w:t xml:space="preserve">Codespaces:  python -m pytest -q</w:t>
+        <w:t xml:space="preserve">.venv\Scripts\python -m pytest -q</w:t>
       </w:r>
     </w:p>
     <w:p>
@@ -3034,7 +3723,7 @@
           <w:sz w:val="22"/>
           <w:b/>
         </w:rPr>
-        <w:t xml:space="preserve">123 passed</w:t>
+        <w:t xml:space="preserve">144 passed</w:t>
       </w:r>
       <w:r>
         <w:rPr>
@@ -3073,7 +3762,7 @@
           <w:i/>
           <w:sz w:val="22"/>
         </w:rPr>
-        <w:t xml:space="preserve">I wrote 123 automated tests for login, permissions, the workflow, internal-note privacy, file uploads, SLA calculations and dashboards. All pass, on both SQLite and MySQL.</w:t>
+        <w:t xml:space="preserve">I wrote 144 automated tests for login, permissions, the workflow, internal-note privacy, file uploads, SLA calculations, dashboards, auto-assignment and ratings. All pass, on both SQLite and MySQL.</w:t>
       </w:r>
     </w:p>
     <w:p>
@@ -3123,7 +3812,7 @@
           <w:i/>
           <w:sz w:val="22"/>
         </w:rPr>
-        <w:t xml:space="preserve">To summarize: CloudOps 360 is a complete IT helpdesk with three roles, a controlled ticket workflow, SLA tracking, notifications and an audit log, with security built in. In Lab 1 I will deploy it on an EC2 server with Nginx and Gunicorn, in Lab 2 move the database to RDS and the files to EFS, and in Lab 3 add IAM roles, Secrets Manager, HTTPS and encryption. The deployment scripts and guides are already in the project. Thank you, ma'am.</w:t>
+        <w:t xml:space="preserve">To summarize: CloudOps 360 is a complete IT helpdesk with three roles, a controlled ticket workflow, automatic assignment, SLA tracking, notifications, star ratings and an audit log, with security built in. Lab 1 is done: it runs on an EC2 server with Nginx, Gunicorn and MariaDB, installed automatically by a User data script. In Lab 2 we move the database to RDS and the files to EFS, and in Lab 3 we add IAM roles, Secrets Manager, HTTPS and encryption. The scripts and guides are already in the project. Thank you, ma'am.</w:t>
       </w:r>
     </w:p>
     <w:p>
@@ -3190,14 +3879,14 @@
           <w:sz w:val="22"/>
           <w:b/>
         </w:rPr>
-        <w:t xml:space="preserve">Where is the data?</w:t>
-      </w:r>
-      <w:r>
-        <w:rPr>
-          <w:rFonts w:ascii="Calibri" w:hAnsi="Calibri"/>
-          <w:sz w:val="22"/>
-        </w:rPr>
-        <w:t xml:space="preserve"> In MySQL tables: users, tickets, comments, attachments, status history, audit logs, notifications, SLA policies, categories, login attempts.</w:t>
+        <w:t xml:space="preserve">How does auto-assignment choose?</w:t>
+      </w:r>
+      <w:r>
+        <w:rPr>
+          <w:rFonts w:ascii="Calibri" w:hAnsi="Calibri"/>
+          <w:sz w:val="22"/>
+        </w:rPr>
+        <w:t xml:space="preserve"> Only technicians who are Available and below the maximum (10). Specialists for the ticket's category first, then the lightest workload — Critical counts 4 points, High 3, Medium 2, Low 1. If everyone is free, the ticket waits for someone to claim it, and is assigned automatically after a wait time.</w:t>
       </w:r>
     </w:p>
     <w:p>
@@ -3218,14 +3907,14 @@
           <w:sz w:val="22"/>
           <w:b/>
         </w:rPr>
-        <w:t xml:space="preserve">How are passwords stored?</w:t>
-      </w:r>
-      <w:r>
-        <w:rPr>
-          <w:rFonts w:ascii="Calibri" w:hAnsi="Calibri"/>
-          <w:sz w:val="22"/>
-        </w:rPr>
-        <w:t xml:space="preserve"> As one-way hashes, never as plain text.</w:t>
+        <w:t xml:space="preserve">What if a technician is sick?</w:t>
+      </w:r>
+      <w:r>
+        <w:rPr>
+          <w:rFonts w:ascii="Calibri" w:hAnsi="Calibri"/>
+          <w:sz w:val="22"/>
+        </w:rPr>
+        <w:t xml:space="preserve"> They set themselves Away with a return date: no new tickets, no new-ticket notifications, available again automatically on that date; the admin is warned about their open tickets.</w:t>
       </w:r>
     </w:p>
     <w:p>
@@ -3246,14 +3935,14 @@
           <w:sz w:val="22"/>
           <w:b/>
         </w:rPr>
-        <w:t xml:space="preserve">Why can't the employee see the internal note?</w:t>
-      </w:r>
-      <w:r>
-        <w:rPr>
-          <w:rFonts w:ascii="Calibri" w:hAnsi="Calibri"/>
-          <w:sz w:val="22"/>
-        </w:rPr>
-        <w:t xml:space="preserve"> Each comment has an internal flag; for employees the database query skips those comments.</w:t>
+        <w:t xml:space="preserve">What is the star rating?</w:t>
+      </w:r>
+      <w:r>
+        <w:rPr>
+          <w:rFonts w:ascii="Calibri" w:hAnsi="Calibri"/>
+          <w:sz w:val="22"/>
+        </w:rPr>
+        <w:t xml:space="preserve"> Customer satisfaction (CSAT): after closing, the employee rates the support 1–5 stars once; the averages are in Analytics.</w:t>
       </w:r>
     </w:p>
     <w:p>
@@ -3274,14 +3963,14 @@
           <w:sz w:val="22"/>
           <w:b/>
         </w:rPr>
-        <w:t xml:space="preserve">How are files kept safe?</w:t>
-      </w:r>
-      <w:r>
-        <w:rPr>
-          <w:rFonts w:ascii="Calibri" w:hAnsi="Calibri"/>
-          <w:sz w:val="22"/>
-        </w:rPr>
-        <w:t xml:space="preserve"> Allowed types only, content checked, max 10 MB, random stored name, checksum, download only for people who can see the ticket.</w:t>
+        <w:t xml:space="preserve">What is IAM in your project?</w:t>
+      </w:r>
+      <w:r>
+        <w:rPr>
+          <w:rFonts w:ascii="Calibri" w:hAnsi="Calibri"/>
+          <w:sz w:val="22"/>
+        </w:rPr>
+        <w:t xml:space="preserve"> Inside the app every user has one role, the admin gives roles on Users &amp; Roles, and every request is checked on the server (403 + audit log) — the same idea as AWS IAM. For AWS we wrote a least-privilege IAM role policy; the Sandbox did not let us attach a role, so the database password is in a locked file only the app can read.</w:t>
       </w:r>
     </w:p>
     <w:p>
@@ -3302,6 +3991,118 @@
           <w:sz w:val="22"/>
           <w:b/>
         </w:rPr>
+        <w:t xml:space="preserve">Where is the data?</w:t>
+      </w:r>
+      <w:r>
+        <w:rPr>
+          <w:rFonts w:ascii="Calibri" w:hAnsi="Calibri"/>
+          <w:sz w:val="22"/>
+        </w:rPr>
+        <w:t xml:space="preserve"> In 12 MySQL tables: users, tickets, comments, attachments, status history, audit logs, notifications, SLA policies, categories, login attempts, technician skills, system settings.</w:t>
+      </w:r>
+    </w:p>
+    <w:p>
+      <w:pPr>
+        <w:ind w:left="540" w:hanging="220"/>
+        <w:spacing w:after="40"/>
+      </w:pPr>
+      <w:r>
+        <w:rPr>
+          <w:rFonts w:ascii="Calibri" w:hAnsi="Calibri"/>
+          <w:sz w:val="22"/>
+        </w:rPr>
+        <w:t xml:space="preserve">•  </w:t>
+      </w:r>
+      <w:r>
+        <w:rPr>
+          <w:rFonts w:ascii="Calibri" w:hAnsi="Calibri"/>
+          <w:sz w:val="22"/>
+          <w:b/>
+        </w:rPr>
+        <w:t xml:space="preserve">How are passwords stored?</w:t>
+      </w:r>
+      <w:r>
+        <w:rPr>
+          <w:rFonts w:ascii="Calibri" w:hAnsi="Calibri"/>
+          <w:sz w:val="22"/>
+        </w:rPr>
+        <w:t xml:space="preserve"> As one-way hashes, never as plain text.</w:t>
+      </w:r>
+    </w:p>
+    <w:p>
+      <w:pPr>
+        <w:ind w:left="540" w:hanging="220"/>
+        <w:spacing w:after="40"/>
+      </w:pPr>
+      <w:r>
+        <w:rPr>
+          <w:rFonts w:ascii="Calibri" w:hAnsi="Calibri"/>
+          <w:sz w:val="22"/>
+        </w:rPr>
+        <w:t xml:space="preserve">•  </w:t>
+      </w:r>
+      <w:r>
+        <w:rPr>
+          <w:rFonts w:ascii="Calibri" w:hAnsi="Calibri"/>
+          <w:sz w:val="22"/>
+          <w:b/>
+        </w:rPr>
+        <w:t xml:space="preserve">Why can't the employee see the internal note?</w:t>
+      </w:r>
+      <w:r>
+        <w:rPr>
+          <w:rFonts w:ascii="Calibri" w:hAnsi="Calibri"/>
+          <w:sz w:val="22"/>
+        </w:rPr>
+        <w:t xml:space="preserve"> Each comment has an internal flag; for employees the database query skips those comments.</w:t>
+      </w:r>
+    </w:p>
+    <w:p>
+      <w:pPr>
+        <w:ind w:left="540" w:hanging="220"/>
+        <w:spacing w:after="40"/>
+      </w:pPr>
+      <w:r>
+        <w:rPr>
+          <w:rFonts w:ascii="Calibri" w:hAnsi="Calibri"/>
+          <w:sz w:val="22"/>
+        </w:rPr>
+        <w:t xml:space="preserve">•  </w:t>
+      </w:r>
+      <w:r>
+        <w:rPr>
+          <w:rFonts w:ascii="Calibri" w:hAnsi="Calibri"/>
+          <w:sz w:val="22"/>
+          <w:b/>
+        </w:rPr>
+        <w:t xml:space="preserve">How are files kept safe?</w:t>
+      </w:r>
+      <w:r>
+        <w:rPr>
+          <w:rFonts w:ascii="Calibri" w:hAnsi="Calibri"/>
+          <w:sz w:val="22"/>
+        </w:rPr>
+        <w:t xml:space="preserve"> Allowed types only, content checked, max 10 MB, random stored name, checksum, download only for people who can see the ticket.</w:t>
+      </w:r>
+    </w:p>
+    <w:p>
+      <w:pPr>
+        <w:ind w:left="540" w:hanging="220"/>
+        <w:spacing w:after="40"/>
+      </w:pPr>
+      <w:r>
+        <w:rPr>
+          <w:rFonts w:ascii="Calibri" w:hAnsi="Calibri"/>
+          <w:sz w:val="22"/>
+        </w:rPr>
+        <w:t xml:space="preserve">•  </w:t>
+      </w:r>
+      <w:r>
+        <w:rPr>
+          <w:rFonts w:ascii="Calibri" w:hAnsi="Calibri"/>
+          <w:sz w:val="22"/>
+          <w:b/>
+        </w:rPr>
         <w:t xml:space="preserve">Is it on AWS now?</w:t>
       </w:r>
       <w:r>
@@ -3309,7 +4110,7 @@
           <w:rFonts w:ascii="Calibri" w:hAnsi="Calibri"/>
           <w:sz w:val="22"/>
         </w:rPr>
-        <w:t xml:space="preserve"> Not yet — it runs locally now; AWS deployment is the next three labs and the scripts are ready.</w:t>
+        <w:t xml:space="preserve"> Yes — Lab 1: an EC2 server (Amazon Linux 2023, t3.micro) with Nginx, Gunicorn and MariaDB. The 2-line User data installs everything from GitHub in about 10 minutes. Lab 2 and 3 are next.</w:t>
       </w:r>
     </w:p>
     <w:p>
@@ -3368,7 +4169,7 @@
           <w:rFonts w:ascii="Calibri" w:hAnsi="Calibri"/>
           <w:sz w:val="22"/>
         </w:rPr>
-        <w:t xml:space="preserve">•  Page will not open → run the start command again and keep that window open.</w:t>
+        <w:t xml:space="preserve">•  AWS site does not open → wait about 10 minutes after launch; use http:// (not https://); check the Sandbox timer.</w:t>
       </w:r>
     </w:p>
     <w:p>
@@ -3381,7 +4182,7 @@
           <w:rFonts w:ascii="Calibri" w:hAnsi="Calibri"/>
           <w:sz w:val="22"/>
         </w:rPr>
-        <w:t xml:space="preserve">•  "Address already in use" → the site is already running; just open the browser.</w:t>
+        <w:t xml:space="preserve">•  Sandbox expired ("You must first log out" / voc-cancel-cred) → log out, Start Lab again, launch a new instance with the User data.</w:t>
       </w:r>
     </w:p>
     <w:p>
@@ -3394,7 +4195,7 @@
           <w:rFonts w:ascii="Calibri" w:hAnsi="Calibri"/>
           <w:sz w:val="22"/>
         </w:rPr>
-        <w:t xml:space="preserve">•  "Can't connect to MySQL" → PowerShell as Administrator:  Start-Service MySQL80</w:t>
+        <w:t xml:space="preserve">•  AWS not working at all → use Option B on the laptop.</w:t>
       </w:r>
     </w:p>
     <w:p>
@@ -3407,7 +4208,7 @@
           <w:rFonts w:ascii="Calibri" w:hAnsi="Calibri"/>
           <w:sz w:val="22"/>
         </w:rPr>
-        <w:t xml:space="preserve">•  A real account got locked → .venv\Scripts\flask purge-login-attempts --days 0</w:t>
+        <w:t xml:space="preserve">•  Laptop page will not open → run the start command again and keep that window open.</w:t>
       </w:r>
     </w:p>
     <w:p>
@@ -3420,7 +4221,7 @@
           <w:rFonts w:ascii="Calibri" w:hAnsi="Calibri"/>
           <w:sz w:val="22"/>
         </w:rPr>
-        <w:t xml:space="preserve">•  Sent back to Sign In → session expired after 30 minutes idle; sign in again.</w:t>
+        <w:t xml:space="preserve">•  "Address already in use" → the site is already running; just open the browser.</w:t>
       </w:r>
     </w:p>
     <w:p>
@@ -3433,7 +4234,7 @@
           <w:rFonts w:ascii="Calibri" w:hAnsi="Calibri"/>
           <w:sz w:val="22"/>
         </w:rPr>
-        <w:t xml:space="preserve">•  404 Page Not Found when testing links → the address got doubled; use Ctrl + T and paste the full address.</w:t>
+        <w:t xml:space="preserve">•  "Can't connect to MySQL" → PowerShell as Administrator:  Start-Service MySQL80</w:t>
       </w:r>
     </w:p>
     <w:p>
@@ -3446,7 +4247,33 @@
           <w:rFonts w:ascii="Calibri" w:hAnsi="Calibri"/>
           <w:sz w:val="22"/>
         </w:rPr>
-        <w:t xml:space="preserve">•  Codespaces says "The database has no tables yet" → run: python -m flask db upgrade  then  python -m flask seed-db</w:t>
+        <w:t xml:space="preserve">•  A real account got locked → laptop: .venv\Scripts\flask purge-login-attempts --days 0</w:t>
+      </w:r>
+    </w:p>
+    <w:p>
+      <w:pPr>
+        <w:ind w:left="540" w:hanging="220"/>
+        <w:spacing w:after="40"/>
+      </w:pPr>
+      <w:r>
+        <w:rPr>
+          <w:rFonts w:ascii="Calibri" w:hAnsi="Calibri"/>
+          <w:sz w:val="22"/>
+        </w:rPr>
+        <w:t xml:space="preserve">•  Sent back to Sign In → session expired after 30 minutes idle; sign in again.</w:t>
+      </w:r>
+    </w:p>
+    <w:p>
+      <w:pPr>
+        <w:ind w:left="540" w:hanging="220"/>
+        <w:spacing w:after="40"/>
+      </w:pPr>
+      <w:r>
+        <w:rPr>
+          <w:rFonts w:ascii="Calibri" w:hAnsi="Calibri"/>
+          <w:sz w:val="22"/>
+        </w:rPr>
+        <w:t xml:space="preserve">•  404 Page Not Found when testing links → the address got doubled; use Ctrl + T and paste the full address.</w:t>
       </w:r>
     </w:p>
     <w:p>

--- a/docs/CloudOps360_Demo_Script.docx
+++ b/docs/CloudOps360_Demo_Script.docx
@@ -55,7 +55,37 @@
           <w:rFonts w:ascii="Calibri" w:hAnsi="Calibri"/>
           <w:sz w:val="22"/>
         </w:rPr>
-        <w:t xml:space="preserve"> (what to speak). Say it in your own words. Total time: about 15 minutes. Demo files are in the folder CloudOps-360\demo_files. Updated 24 Oct 2026: tickets are now </w:t>
+        <w:t xml:space="preserve"> (what to speak). Say it in your own words. Total time: about 15 minutes. Demo files are in the folder CloudOps-360\demo_files. Updated 25 Oct 2026: the site is </w:t>
+      </w:r>
+      <w:r>
+        <w:rPr>
+          <w:rFonts w:ascii="Calibri" w:hAnsi="Calibri"/>
+          <w:sz w:val="22"/>
+          <w:b/>
+        </w:rPr>
+        <w:t xml:space="preserve">always on</w:t>
+      </w:r>
+      <w:r>
+        <w:rPr>
+          <w:rFonts w:ascii="Calibri" w:hAnsi="Calibri"/>
+          <w:sz w:val="22"/>
+        </w:rPr>
+        <w:t xml:space="preserve"> at https://13.201.137.27 with </w:t>
+      </w:r>
+      <w:r>
+        <w:rPr>
+          <w:rFonts w:ascii="Calibri" w:hAnsi="Calibri"/>
+          <w:sz w:val="22"/>
+          <w:b/>
+        </w:rPr>
+        <w:t xml:space="preserve">all three AWS labs</w:t>
+      </w:r>
+      <w:r>
+        <w:rPr>
+          <w:rFonts w:ascii="Calibri" w:hAnsi="Calibri"/>
+          <w:sz w:val="22"/>
+        </w:rPr>
+        <w:t xml:space="preserve">, tickets are </w:t>
       </w:r>
       <w:r>
         <w:rPr>
@@ -70,22 +100,22 @@
           <w:rFonts w:ascii="Calibri" w:hAnsi="Calibri"/>
           <w:sz w:val="22"/>
         </w:rPr>
-        <w:t xml:space="preserve">, technicians can be </w:t>
-      </w:r>
-      <w:r>
-        <w:rPr>
-          <w:rFonts w:ascii="Calibri" w:hAnsi="Calibri"/>
-          <w:sz w:val="22"/>
-          <w:b/>
-        </w:rPr>
-        <w:t xml:space="preserve">Away</w:t>
-      </w:r>
-      <w:r>
-        <w:rPr>
-          <w:rFonts w:ascii="Calibri" w:hAnsi="Calibri"/>
-          <w:sz w:val="22"/>
-        </w:rPr>
-        <w:t xml:space="preserve">, and employees </w:t>
+        <w:t xml:space="preserve">, technicians </w:t>
+      </w:r>
+      <w:r>
+        <w:rPr>
+          <w:rFonts w:ascii="Calibri" w:hAnsi="Calibri"/>
+          <w:sz w:val="22"/>
+          <w:b/>
+        </w:rPr>
+        <w:t xml:space="preserve">ask for leave</w:t>
+      </w:r>
+      <w:r>
+        <w:rPr>
+          <w:rFonts w:ascii="Calibri" w:hAnsi="Calibri"/>
+          <w:sz w:val="22"/>
+        </w:rPr>
+        <w:t xml:space="preserve"> and the admin approves it, and employees </w:t>
       </w:r>
       <w:r>
         <w:rPr>
@@ -133,7 +163,7 @@
           <w:color w:val="0E7490"/>
           <w:sz w:val="25"/>
         </w:rPr>
-        <w:t xml:space="preserve">Option A — on AWS (the real demo, start 20 minutes early)</w:t>
+        <w:t xml:space="preserve">Option A — on AWS (the real demo, the site is always on)</w:t>
       </w:r>
     </w:p>
     <w:p>
@@ -146,37 +176,37 @@
           <w:rFonts w:ascii="Calibri" w:hAnsi="Calibri"/>
           <w:sz w:val="22"/>
         </w:rPr>
-        <w:t xml:space="preserve">1.  AWS Academy → Sandbox environment → </w:t>
-      </w:r>
-      <w:r>
-        <w:rPr>
-          <w:rFonts w:ascii="Calibri" w:hAnsi="Calibri"/>
-          <w:sz w:val="22"/>
-          <w:b/>
-        </w:rPr>
-        <w:t xml:space="preserve">Start Lab</w:t>
-      </w:r>
-      <w:r>
-        <w:rPr>
-          <w:rFonts w:ascii="Calibri" w:hAnsi="Calibri"/>
-          <w:sz w:val="22"/>
-        </w:rPr>
-        <w:t xml:space="preserve"> → wait for the green dot → click </w:t>
-      </w:r>
-      <w:r>
-        <w:rPr>
-          <w:rFonts w:ascii="Calibri" w:hAnsi="Calibri"/>
-          <w:sz w:val="22"/>
-          <w:b/>
-        </w:rPr>
-        <w:t xml:space="preserve">AWS</w:t>
-      </w:r>
-      <w:r>
-        <w:rPr>
-          <w:rFonts w:ascii="Calibri" w:hAnsi="Calibri"/>
-          <w:sz w:val="22"/>
-        </w:rPr>
-        <w:t xml:space="preserve">.</w:t>
+        <w:t xml:space="preserve">1.  Open </w:t>
+      </w:r>
+      <w:r>
+        <w:rPr>
+          <w:rFonts w:ascii="Calibri" w:hAnsi="Calibri"/>
+          <w:sz w:val="22"/>
+          <w:b/>
+        </w:rPr>
+        <w:t xml:space="preserve">https://13.201.137.27</w:t>
+      </w:r>
+      <w:r>
+        <w:rPr>
+          <w:rFonts w:ascii="Calibri" w:hAnsi="Calibri"/>
+          <w:sz w:val="22"/>
+        </w:rPr>
+        <w:t xml:space="preserve"> → "Your connection is not private" → </w:t>
+      </w:r>
+      <w:r>
+        <w:rPr>
+          <w:rFonts w:ascii="Calibri" w:hAnsi="Calibri"/>
+          <w:sz w:val="22"/>
+          <w:b/>
+        </w:rPr>
+        <w:t xml:space="preserve">Advanced → Proceed</w:t>
+      </w:r>
+      <w:r>
+        <w:rPr>
+          <w:rFonts w:ascii="Calibri" w:hAnsi="Calibri"/>
+          <w:sz w:val="22"/>
+        </w:rPr>
+        <w:t xml:space="preserve"> (our own lab certificate; the connection is still encrypted).</w:t>
       </w:r>
     </w:p>
     <w:p>
@@ -189,82 +219,94 @@
           <w:rFonts w:ascii="Calibri" w:hAnsi="Calibri"/>
           <w:sz w:val="22"/>
         </w:rPr>
-        <w:t xml:space="preserve">2.  Region N. Virginia → </w:t>
-      </w:r>
-      <w:r>
-        <w:rPr>
-          <w:rFonts w:ascii="Calibri" w:hAnsi="Calibri"/>
-          <w:sz w:val="22"/>
-          <w:b/>
-        </w:rPr>
-        <w:t xml:space="preserve">EC2</w:t>
-      </w:r>
-      <w:r>
-        <w:rPr>
-          <w:rFonts w:ascii="Calibri" w:hAnsi="Calibri"/>
-          <w:sz w:val="22"/>
-        </w:rPr>
-        <w:t xml:space="preserve"> → </w:t>
-      </w:r>
-      <w:r>
-        <w:rPr>
-          <w:rFonts w:ascii="Calibri" w:hAnsi="Calibri"/>
-          <w:sz w:val="22"/>
-          <w:b/>
-        </w:rPr>
-        <w:t xml:space="preserve">Launch instance</w:t>
-      </w:r>
-      <w:r>
-        <w:rPr>
-          <w:rFonts w:ascii="Calibri" w:hAnsi="Calibri"/>
-          <w:sz w:val="22"/>
-        </w:rPr>
-        <w:t xml:space="preserve">: name cloudops360-web, </w:t>
-      </w:r>
-      <w:r>
-        <w:rPr>
-          <w:rFonts w:ascii="Calibri" w:hAnsi="Calibri"/>
-          <w:sz w:val="22"/>
-          <w:b/>
-        </w:rPr>
-        <w:t xml:space="preserve">Amazon Linux 2023</w:t>
-      </w:r>
-      <w:r>
-        <w:rPr>
-          <w:rFonts w:ascii="Calibri" w:hAnsi="Calibri"/>
-          <w:sz w:val="22"/>
-        </w:rPr>
-        <w:t xml:space="preserve">, </w:t>
-      </w:r>
-      <w:r>
-        <w:rPr>
-          <w:rFonts w:ascii="Calibri" w:hAnsi="Calibri"/>
-          <w:sz w:val="22"/>
-          <w:b/>
-        </w:rPr>
-        <w:t xml:space="preserve">t3.micro</w:t>
-      </w:r>
-      <w:r>
-        <w:rPr>
-          <w:rFonts w:ascii="Calibri" w:hAnsi="Calibri"/>
-          <w:sz w:val="22"/>
-        </w:rPr>
-        <w:t xml:space="preserve">, key pair </w:t>
-      </w:r>
-      <w:r>
-        <w:rPr>
-          <w:rFonts w:ascii="Calibri" w:hAnsi="Calibri"/>
-          <w:sz w:val="22"/>
-          <w:b/>
-        </w:rPr>
-        <w:t xml:space="preserve">vockey</w:t>
-      </w:r>
-      <w:r>
-        <w:rPr>
-          <w:rFonts w:ascii="Calibri" w:hAnsi="Calibri"/>
-          <w:sz w:val="22"/>
-        </w:rPr>
-        <w:t xml:space="preserve">, tick SSH, HTTPS and HTTP.</w:t>
+        <w:t xml:space="preserve">2.  In a second tab sign in to the </w:t>
+      </w:r>
+      <w:r>
+        <w:rPr>
+          <w:rFonts w:ascii="Calibri" w:hAnsi="Calibri"/>
+          <w:sz w:val="22"/>
+          <w:b/>
+        </w:rPr>
+        <w:t xml:space="preserve">AWS console</w:t>
+      </w:r>
+      <w:r>
+        <w:rPr>
+          <w:rFonts w:ascii="Calibri" w:hAnsi="Calibri"/>
+          <w:sz w:val="22"/>
+        </w:rPr>
+        <w:t xml:space="preserve"> as root user (your email, password and authenticator code) → region </w:t>
+      </w:r>
+      <w:r>
+        <w:rPr>
+          <w:rFonts w:ascii="Calibri" w:hAnsi="Calibri"/>
+          <w:sz w:val="22"/>
+          <w:b/>
+        </w:rPr>
+        <w:t xml:space="preserve">Asia Pacific (Mumbai)</w:t>
+      </w:r>
+      <w:r>
+        <w:rPr>
+          <w:rFonts w:ascii="Calibri" w:hAnsi="Calibri"/>
+          <w:sz w:val="22"/>
+        </w:rPr>
+        <w:t xml:space="preserve">. Keep it open for Step 7.</w:t>
+      </w:r>
+    </w:p>
+    <w:p>
+      <w:pPr>
+        <w:spacing w:after="100"/>
+      </w:pPr>
+      <w:r>
+        <w:rPr>
+          <w:rFonts w:ascii="Calibri" w:hAnsi="Calibri"/>
+          <w:sz w:val="22"/>
+        </w:rPr>
+        <w:t xml:space="preserve">Below, </w:t>
+      </w:r>
+      <w:r>
+        <w:rPr>
+          <w:rFonts w:ascii="Calibri" w:hAnsi="Calibri"/>
+          <w:sz w:val="22"/>
+          <w:b/>
+        </w:rPr>
+        <w:t xml:space="preserve">&lt;IP&gt;</w:t>
+      </w:r>
+      <w:r>
+        <w:rPr>
+          <w:rFonts w:ascii="Calibri" w:hAnsi="Calibri"/>
+          <w:sz w:val="22"/>
+        </w:rPr>
+        <w:t xml:space="preserve"> means </w:t>
+      </w:r>
+      <w:r>
+        <w:rPr>
+          <w:rFonts w:ascii="Calibri" w:hAnsi="Calibri"/>
+          <w:sz w:val="22"/>
+          <w:b/>
+        </w:rPr>
+        <w:t xml:space="preserve">https://13.201.137.27</w:t>
+      </w:r>
+      <w:r>
+        <w:rPr>
+          <w:rFonts w:ascii="Calibri" w:hAnsi="Calibri"/>
+          <w:sz w:val="22"/>
+        </w:rPr>
+        <w:t xml:space="preserve">. Do not stop the EC2 instance: its address would change.</w:t>
+      </w:r>
+    </w:p>
+    <w:p>
+      <w:pPr>
+        <w:keepNext/>
+        <w:spacing w:before="180" w:after="60"/>
+      </w:pPr>
+      <w:r>
+        <w:rPr>
+          <w:rFonts w:ascii="Calibri" w:hAnsi="Calibri"/>
+          <w:b/>
+          <w:color w:val="0E7490"/>
+          <w:sz w:val="25"/>
+        </w:rPr>
+        <w:t xml:space="preserve">Option B — on your laptop (backup)</w:t>
       </w:r>
     </w:p>
     <w:p>
@@ -277,22 +319,7 @@
           <w:rFonts w:ascii="Calibri" w:hAnsi="Calibri"/>
           <w:sz w:val="22"/>
         </w:rPr>
-        <w:t xml:space="preserve">3.  </w:t>
-      </w:r>
-      <w:r>
-        <w:rPr>
-          <w:rFonts w:ascii="Calibri" w:hAnsi="Calibri"/>
-          <w:sz w:val="22"/>
-          <w:b/>
-        </w:rPr>
-        <w:t xml:space="preserve">Advanced details → User data</w:t>
-      </w:r>
-      <w:r>
-        <w:rPr>
-          <w:rFonts w:ascii="Calibri" w:hAnsi="Calibri"/>
-          <w:sz w:val="22"/>
-        </w:rPr>
-        <w:t xml:space="preserve"> (last box) → paste these 2 lines exactly (right-click → Paste):</w:t>
+        <w:t xml:space="preserve">1.  Open PowerShell and go to the project folder:</w:t>
       </w:r>
     </w:p>
     <w:p>
@@ -306,7 +333,20 @@
           <w:rFonts w:ascii="Consolas" w:hAnsi="Consolas"/>
           <w:sz w:val="20"/>
         </w:rPr>
-        <w:t xml:space="preserve">#!/bin/bash</w:t>
+        <w:t xml:space="preserve">cd C:\Users\Gabriel\OneDrive\Desktop\CloudOps-360</w:t>
+      </w:r>
+    </w:p>
+    <w:p>
+      <w:pPr>
+        <w:ind w:left="540" w:hanging="300"/>
+        <w:spacing w:after="40"/>
+      </w:pPr>
+      <w:r>
+        <w:rPr>
+          <w:rFonts w:ascii="Calibri" w:hAnsi="Calibri"/>
+          <w:sz w:val="22"/>
+        </w:rPr>
+        <w:t xml:space="preserve">2.  Start the website (keep this window open):</w:t>
       </w:r>
     </w:p>
     <w:p>
@@ -320,7 +360,7 @@
           <w:rFonts w:ascii="Consolas" w:hAnsi="Consolas"/>
           <w:sz w:val="20"/>
         </w:rPr>
-        <w:t xml:space="preserve">curl -fsSL https://raw.githubusercontent.com/Gabriel2006galaxy/CloudOps-360/main/infrastructure/aws/user_data_demo.sh | bash</w:t>
+        <w:t xml:space="preserve">.venv\Scripts\python run.py</w:t>
       </w:r>
     </w:p>
     <w:p>
@@ -333,94 +373,20 @@
           <w:rFonts w:ascii="Calibri" w:hAnsi="Calibri"/>
           <w:sz w:val="22"/>
         </w:rPr>
-        <w:t xml:space="preserve">4.  </w:t>
-      </w:r>
-      <w:r>
-        <w:rPr>
-          <w:rFonts w:ascii="Calibri" w:hAnsi="Calibri"/>
-          <w:sz w:val="22"/>
-          <w:b/>
-        </w:rPr>
-        <w:t xml:space="preserve">Launch</w:t>
-      </w:r>
-      <w:r>
-        <w:rPr>
-          <w:rFonts w:ascii="Calibri" w:hAnsi="Calibri"/>
-          <w:sz w:val="22"/>
-        </w:rPr>
-        <w:t xml:space="preserve"> → View all instances → copy the </w:t>
-      </w:r>
-      <w:r>
-        <w:rPr>
-          <w:rFonts w:ascii="Calibri" w:hAnsi="Calibri"/>
-          <w:sz w:val="22"/>
-          <w:b/>
-        </w:rPr>
-        <w:t xml:space="preserve">Public IPv4</w:t>
-      </w:r>
-      <w:r>
-        <w:rPr>
-          <w:rFonts w:ascii="Calibri" w:hAnsi="Calibri"/>
-          <w:sz w:val="22"/>
-        </w:rPr>
-        <w:t xml:space="preserve">. Wait about </w:t>
-      </w:r>
-      <w:r>
-        <w:rPr>
-          <w:rFonts w:ascii="Calibri" w:hAnsi="Calibri"/>
-          <w:sz w:val="22"/>
-          <w:b/>
-        </w:rPr>
-        <w:t xml:space="preserve">10 minutes</w:t>
-      </w:r>
-      <w:r>
-        <w:rPr>
-          <w:rFonts w:ascii="Calibri" w:hAnsi="Calibri"/>
-          <w:sz w:val="22"/>
-        </w:rPr>
-        <w:t xml:space="preserve">, then open </w:t>
-      </w:r>
-      <w:r>
-        <w:rPr>
-          <w:rFonts w:ascii="Calibri" w:hAnsi="Calibri"/>
-          <w:sz w:val="22"/>
-          <w:b/>
-        </w:rPr>
-        <w:t xml:space="preserve">http://&lt;IP&gt;</w:t>
-      </w:r>
-      <w:r>
-        <w:rPr>
-          <w:rFonts w:ascii="Calibri" w:hAnsi="Calibri"/>
-          <w:sz w:val="22"/>
-        </w:rPr>
-        <w:t xml:space="preserve"> (http, not https).</w:t>
-      </w:r>
-    </w:p>
-    <w:p>
-      <w:pPr>
-        <w:spacing w:after="100"/>
-      </w:pPr>
-      <w:r>
-        <w:rPr>
-          <w:rFonts w:ascii="Calibri" w:hAnsi="Calibri"/>
-          <w:sz w:val="22"/>
-        </w:rPr>
-        <w:t xml:space="preserve">Below, </w:t>
-      </w:r>
-      <w:r>
-        <w:rPr>
-          <w:rFonts w:ascii="Calibri" w:hAnsi="Calibri"/>
-          <w:sz w:val="22"/>
-          <w:b/>
-        </w:rPr>
-        <w:t xml:space="preserve">&lt;IP&gt;</w:t>
-      </w:r>
-      <w:r>
-        <w:rPr>
-          <w:rFonts w:ascii="Calibri" w:hAnsi="Calibri"/>
-          <w:sz w:val="22"/>
-        </w:rPr>
-        <w:t xml:space="preserve"> means this public IP address.</w:t>
+        <w:t xml:space="preserve">3.  Open http://127.0.0.1:5000 in the browser (then &lt;IP&gt; = 127.0.0.1:5000).</w:t>
+      </w:r>
+    </w:p>
+    <w:p>
+      <w:pPr>
+        <w:ind w:left="540" w:hanging="220"/>
+        <w:spacing w:after="40"/>
+      </w:pPr>
+      <w:r>
+        <w:rPr>
+          <w:rFonts w:ascii="Calibri" w:hAnsi="Calibri"/>
+          <w:sz w:val="22"/>
+        </w:rPr>
+        <w:t xml:space="preserve">•  If it says it cannot connect to MySQL: open PowerShell as Administrator and run  Start-Service MySQL80</w:t>
       </w:r>
     </w:p>
     <w:p>
@@ -435,7 +401,7 @@
           <w:color w:val="0E7490"/>
           <w:sz w:val="25"/>
         </w:rPr>
-        <w:t xml:space="preserve">Option B — on your laptop (backup)</w:t>
+        <w:t xml:space="preserve">Option C — AWS Academy Sandbox (backup, Lab 1 only, start 20 minutes early)</w:t>
       </w:r>
     </w:p>
     <w:p>
@@ -448,7 +414,153 @@
           <w:rFonts w:ascii="Calibri" w:hAnsi="Calibri"/>
           <w:sz w:val="22"/>
         </w:rPr>
-        <w:t xml:space="preserve">1.  Open PowerShell and go to the project folder:</w:t>
+        <w:t xml:space="preserve">1.  AWS Academy → Sandbox environment → </w:t>
+      </w:r>
+      <w:r>
+        <w:rPr>
+          <w:rFonts w:ascii="Calibri" w:hAnsi="Calibri"/>
+          <w:sz w:val="22"/>
+          <w:b/>
+        </w:rPr>
+        <w:t xml:space="preserve">Start Lab</w:t>
+      </w:r>
+      <w:r>
+        <w:rPr>
+          <w:rFonts w:ascii="Calibri" w:hAnsi="Calibri"/>
+          <w:sz w:val="22"/>
+        </w:rPr>
+        <w:t xml:space="preserve"> → wait for the green dot → click </w:t>
+      </w:r>
+      <w:r>
+        <w:rPr>
+          <w:rFonts w:ascii="Calibri" w:hAnsi="Calibri"/>
+          <w:sz w:val="22"/>
+          <w:b/>
+        </w:rPr>
+        <w:t xml:space="preserve">AWS</w:t>
+      </w:r>
+      <w:r>
+        <w:rPr>
+          <w:rFonts w:ascii="Calibri" w:hAnsi="Calibri"/>
+          <w:sz w:val="22"/>
+        </w:rPr>
+        <w:t xml:space="preserve">.</w:t>
+      </w:r>
+    </w:p>
+    <w:p>
+      <w:pPr>
+        <w:ind w:left="540" w:hanging="300"/>
+        <w:spacing w:after="40"/>
+      </w:pPr>
+      <w:r>
+        <w:rPr>
+          <w:rFonts w:ascii="Calibri" w:hAnsi="Calibri"/>
+          <w:sz w:val="22"/>
+        </w:rPr>
+        <w:t xml:space="preserve">2.  Region N. Virginia → </w:t>
+      </w:r>
+      <w:r>
+        <w:rPr>
+          <w:rFonts w:ascii="Calibri" w:hAnsi="Calibri"/>
+          <w:sz w:val="22"/>
+          <w:b/>
+        </w:rPr>
+        <w:t xml:space="preserve">EC2</w:t>
+      </w:r>
+      <w:r>
+        <w:rPr>
+          <w:rFonts w:ascii="Calibri" w:hAnsi="Calibri"/>
+          <w:sz w:val="22"/>
+        </w:rPr>
+        <w:t xml:space="preserve"> → </w:t>
+      </w:r>
+      <w:r>
+        <w:rPr>
+          <w:rFonts w:ascii="Calibri" w:hAnsi="Calibri"/>
+          <w:sz w:val="22"/>
+          <w:b/>
+        </w:rPr>
+        <w:t xml:space="preserve">Launch instance</w:t>
+      </w:r>
+      <w:r>
+        <w:rPr>
+          <w:rFonts w:ascii="Calibri" w:hAnsi="Calibri"/>
+          <w:sz w:val="22"/>
+        </w:rPr>
+        <w:t xml:space="preserve">: name cloudops360-web, </w:t>
+      </w:r>
+      <w:r>
+        <w:rPr>
+          <w:rFonts w:ascii="Calibri" w:hAnsi="Calibri"/>
+          <w:sz w:val="22"/>
+          <w:b/>
+        </w:rPr>
+        <w:t xml:space="preserve">Amazon Linux 2023</w:t>
+      </w:r>
+      <w:r>
+        <w:rPr>
+          <w:rFonts w:ascii="Calibri" w:hAnsi="Calibri"/>
+          <w:sz w:val="22"/>
+        </w:rPr>
+        <w:t xml:space="preserve">, </w:t>
+      </w:r>
+      <w:r>
+        <w:rPr>
+          <w:rFonts w:ascii="Calibri" w:hAnsi="Calibri"/>
+          <w:sz w:val="22"/>
+          <w:b/>
+        </w:rPr>
+        <w:t xml:space="preserve">t3.micro</w:t>
+      </w:r>
+      <w:r>
+        <w:rPr>
+          <w:rFonts w:ascii="Calibri" w:hAnsi="Calibri"/>
+          <w:sz w:val="22"/>
+        </w:rPr>
+        <w:t xml:space="preserve">, key pair </w:t>
+      </w:r>
+      <w:r>
+        <w:rPr>
+          <w:rFonts w:ascii="Calibri" w:hAnsi="Calibri"/>
+          <w:sz w:val="22"/>
+          <w:b/>
+        </w:rPr>
+        <w:t xml:space="preserve">vockey</w:t>
+      </w:r>
+      <w:r>
+        <w:rPr>
+          <w:rFonts w:ascii="Calibri" w:hAnsi="Calibri"/>
+          <w:sz w:val="22"/>
+        </w:rPr>
+        <w:t xml:space="preserve">, tick SSH, HTTPS and HTTP.</w:t>
+      </w:r>
+    </w:p>
+    <w:p>
+      <w:pPr>
+        <w:ind w:left="540" w:hanging="300"/>
+        <w:spacing w:after="40"/>
+      </w:pPr>
+      <w:r>
+        <w:rPr>
+          <w:rFonts w:ascii="Calibri" w:hAnsi="Calibri"/>
+          <w:sz w:val="22"/>
+        </w:rPr>
+        <w:t xml:space="preserve">3.  </w:t>
+      </w:r>
+      <w:r>
+        <w:rPr>
+          <w:rFonts w:ascii="Calibri" w:hAnsi="Calibri"/>
+          <w:sz w:val="22"/>
+          <w:b/>
+        </w:rPr>
+        <w:t xml:space="preserve">Advanced details → User data</w:t>
+      </w:r>
+      <w:r>
+        <w:rPr>
+          <w:rFonts w:ascii="Calibri" w:hAnsi="Calibri"/>
+          <w:sz w:val="22"/>
+        </w:rPr>
+        <w:t xml:space="preserve"> (last box) → paste these 2 lines exactly (right-click → Paste):</w:t>
       </w:r>
     </w:p>
     <w:p>
@@ -462,7 +574,21 @@
           <w:rFonts w:ascii="Consolas" w:hAnsi="Consolas"/>
           <w:sz w:val="20"/>
         </w:rPr>
-        <w:t xml:space="preserve">cd C:\Users\Gabriel\OneDrive\Desktop\CloudOps-360</w:t>
+        <w:t xml:space="preserve">#!/bin/bash</w:t>
+      </w:r>
+    </w:p>
+    <w:p>
+      <w:pPr>
+        <w:shd w:val="clear" w:color="auto" w:fill="EEF2F6"/>
+        <w:ind w:left="360"/>
+        <w:spacing w:after="60"/>
+      </w:pPr>
+      <w:r>
+        <w:rPr>
+          <w:rFonts w:ascii="Consolas" w:hAnsi="Consolas"/>
+          <w:sz w:val="20"/>
+        </w:rPr>
+        <w:t xml:space="preserve">curl -fsSL https://raw.githubusercontent.com/Gabriel2006galaxy/CloudOps-360/main/infrastructure/aws/user_data_demo.sh | bash</w:t>
       </w:r>
     </w:p>
     <w:p>
@@ -475,47 +601,67 @@
           <w:rFonts w:ascii="Calibri" w:hAnsi="Calibri"/>
           <w:sz w:val="22"/>
         </w:rPr>
-        <w:t xml:space="preserve">2.  Start the website (keep this window open):</w:t>
-      </w:r>
-    </w:p>
-    <w:p>
-      <w:pPr>
-        <w:shd w:val="clear" w:color="auto" w:fill="EEF2F6"/>
-        <w:ind w:left="360"/>
-        <w:spacing w:after="60"/>
-      </w:pPr>
-      <w:r>
-        <w:rPr>
-          <w:rFonts w:ascii="Consolas" w:hAnsi="Consolas"/>
-          <w:sz w:val="20"/>
-        </w:rPr>
-        <w:t xml:space="preserve">.venv\Scripts\python run.py</w:t>
-      </w:r>
-    </w:p>
-    <w:p>
-      <w:pPr>
-        <w:ind w:left="540" w:hanging="300"/>
-        <w:spacing w:after="40"/>
-      </w:pPr>
-      <w:r>
-        <w:rPr>
-          <w:rFonts w:ascii="Calibri" w:hAnsi="Calibri"/>
-          <w:sz w:val="22"/>
-        </w:rPr>
-        <w:t xml:space="preserve">3.  Open http://127.0.0.1:5000 in the browser (then &lt;IP&gt; = 127.0.0.1:5000).</w:t>
-      </w:r>
-    </w:p>
-    <w:p>
-      <w:pPr>
-        <w:ind w:left="540" w:hanging="220"/>
-        <w:spacing w:after="40"/>
-      </w:pPr>
-      <w:r>
-        <w:rPr>
-          <w:rFonts w:ascii="Calibri" w:hAnsi="Calibri"/>
-          <w:sz w:val="22"/>
-        </w:rPr>
-        <w:t xml:space="preserve">•  If it says it cannot connect to MySQL: open PowerShell as Administrator and run  Start-Service MySQL80</w:t>
+        <w:t xml:space="preserve">4.  </w:t>
+      </w:r>
+      <w:r>
+        <w:rPr>
+          <w:rFonts w:ascii="Calibri" w:hAnsi="Calibri"/>
+          <w:sz w:val="22"/>
+          <w:b/>
+        </w:rPr>
+        <w:t xml:space="preserve">Launch</w:t>
+      </w:r>
+      <w:r>
+        <w:rPr>
+          <w:rFonts w:ascii="Calibri" w:hAnsi="Calibri"/>
+          <w:sz w:val="22"/>
+        </w:rPr>
+        <w:t xml:space="preserve"> → View all instances → copy the </w:t>
+      </w:r>
+      <w:r>
+        <w:rPr>
+          <w:rFonts w:ascii="Calibri" w:hAnsi="Calibri"/>
+          <w:sz w:val="22"/>
+          <w:b/>
+        </w:rPr>
+        <w:t xml:space="preserve">Public IPv4</w:t>
+      </w:r>
+      <w:r>
+        <w:rPr>
+          <w:rFonts w:ascii="Calibri" w:hAnsi="Calibri"/>
+          <w:sz w:val="22"/>
+        </w:rPr>
+        <w:t xml:space="preserve">. Wait about </w:t>
+      </w:r>
+      <w:r>
+        <w:rPr>
+          <w:rFonts w:ascii="Calibri" w:hAnsi="Calibri"/>
+          <w:sz w:val="22"/>
+          <w:b/>
+        </w:rPr>
+        <w:t xml:space="preserve">10 minutes</w:t>
+      </w:r>
+      <w:r>
+        <w:rPr>
+          <w:rFonts w:ascii="Calibri" w:hAnsi="Calibri"/>
+          <w:sz w:val="22"/>
+        </w:rPr>
+        <w:t xml:space="preserve">, then open </w:t>
+      </w:r>
+      <w:r>
+        <w:rPr>
+          <w:rFonts w:ascii="Calibri" w:hAnsi="Calibri"/>
+          <w:sz w:val="22"/>
+          <w:b/>
+        </w:rPr>
+        <w:t xml:space="preserve">http://&lt;IP&gt;</w:t>
+      </w:r>
+      <w:r>
+        <w:rPr>
+          <w:rFonts w:ascii="Calibri" w:hAnsi="Calibri"/>
+          <w:sz w:val="22"/>
+        </w:rPr>
+        <w:t xml:space="preserve"> (http, not https); then &lt;IP&gt; = that address.</w:t>
       </w:r>
     </w:p>
     <w:p>
@@ -819,7 +965,7 @@
           <w:i/>
           <w:sz w:val="22"/>
         </w:rPr>
-        <w:t xml:space="preserve">Ma'am, my project is CloudOps 360, an IT helpdesk system. When something breaks, like email or VPN, an employee reports it here, the system automatically gives it to the right support technician, the technician fixes it, and the employee rates the support. An administrator monitors everything. It has three roles: employee, technician and admin. Every problem is a ticket with its own number and goes through five stages: Open, Assigned, In Progress, Resolved and Closed. Every ticket has a deadline called SLA, and every important action is recorded in an audit log. It is built with Python Flask, MySQL, Bootstrap and Chart.js, and it is running live on an AWS EC2 server.</w:t>
+        <w:t xml:space="preserve">Ma'am, my project is CloudOps 360, an IT helpdesk system. When something breaks, like email or VPN, an employee reports it here, the system automatically gives it to the right support technician, the technician fixes it, and the employee rates the support. An administrator monitors everything. It has three roles: employee, technician and admin. Every problem is a ticket with its own number and goes through five stages: Open, Assigned, In Progress, Resolved and Closed. Every ticket has a deadline called SLA, and every important action is recorded in an audit log. It is built with Python Flask, MySQL, Bootstrap and Chart.js, and it runs live on AWS: an EC2 web server, an RDS database and EFS file storage, protected with IAM, Secrets Manager and HTTPS.</w:t>
       </w:r>
     </w:p>
     <w:p>
@@ -1580,7 +1726,7 @@
           <w:rFonts w:ascii="Calibri" w:hAnsi="Calibri"/>
           <w:sz w:val="22"/>
         </w:rPr>
-        <w:t xml:space="preserve"> (Available / Away) and </w:t>
+        <w:t xml:space="preserve"> and </w:t>
       </w:r>
       <w:r>
         <w:rPr>
@@ -1627,7 +1773,7 @@
           <w:i/>
           <w:sz w:val="22"/>
         </w:rPr>
-        <w:t xml:space="preserve">If Sarah is sick she sets herself Away, with a return date. Then she gets no new tickets until she is back, and the admin is warned about her open tickets.</w:t>
+        <w:t xml:space="preserve">If Sarah is sick she sends a leave request here. She only becomes Away when the admin approves it — I will show that in the admin part.</w:t>
       </w:r>
     </w:p>
     <w:p>
@@ -2981,7 +3127,7 @@
           <w:color w:val="0E7490"/>
           <w:sz w:val="25"/>
         </w:rPr>
-        <w:t xml:space="preserve">Part C — Change an SLA deadline</w:t>
+        <w:t xml:space="preserve">Part C — Technician asks for leave, admin approves</w:t>
       </w:r>
     </w:p>
     <w:p>
@@ -3011,45 +3157,75 @@
           <w:rFonts w:ascii="Calibri" w:hAnsi="Calibri"/>
           <w:sz w:val="22"/>
         </w:rPr>
-        <w:t xml:space="preserve">Sidebar → </w:t>
-      </w:r>
-      <w:r>
-        <w:rPr>
-          <w:rFonts w:ascii="Calibri" w:hAnsi="Calibri"/>
-          <w:sz w:val="22"/>
-          <w:b/>
-        </w:rPr>
-        <w:t xml:space="preserve">SLA Policies</w:t>
-      </w:r>
-      <w:r>
-        <w:rPr>
-          <w:rFonts w:ascii="Calibri" w:hAnsi="Calibri"/>
-          <w:sz w:val="22"/>
-        </w:rPr>
-        <w:t xml:space="preserve"> → pencil ✎ on the High row → Resolution Target 12 → </w:t>
-      </w:r>
-      <w:r>
-        <w:rPr>
-          <w:rFonts w:ascii="Calibri" w:hAnsi="Calibri"/>
-          <w:sz w:val="22"/>
-          <w:b/>
-        </w:rPr>
-        <w:t xml:space="preserve">10</w:t>
-      </w:r>
-      <w:r>
-        <w:rPr>
-          <w:rFonts w:ascii="Calibri" w:hAnsi="Calibri"/>
-          <w:sz w:val="22"/>
-        </w:rPr>
-        <w:t xml:space="preserve"> → tick "Recalculate deadlines of active tickets" → </w:t>
-      </w:r>
-      <w:r>
-        <w:rPr>
-          <w:rFonts w:ascii="Calibri" w:hAnsi="Calibri"/>
-          <w:sz w:val="22"/>
-          <w:b/>
-        </w:rPr>
-        <w:t xml:space="preserve">Save Policy</w:t>
+        <w:t xml:space="preserve">Sign Out → sign in as </w:t>
+      </w:r>
+      <w:r>
+        <w:rPr>
+          <w:rFonts w:ascii="Calibri" w:hAnsi="Calibri"/>
+          <w:sz w:val="22"/>
+          <w:b/>
+        </w:rPr>
+        <w:t xml:space="preserve">tech_marcus</w:t>
+      </w:r>
+      <w:r>
+        <w:rPr>
+          <w:rFonts w:ascii="Calibri" w:hAnsi="Calibri"/>
+          <w:sz w:val="22"/>
+        </w:rPr>
+        <w:t xml:space="preserve"> / </w:t>
+      </w:r>
+      <w:r>
+        <w:rPr>
+          <w:rFonts w:ascii="Calibri" w:hAnsi="Calibri"/>
+          <w:sz w:val="22"/>
+          <w:b/>
+        </w:rPr>
+        <w:t xml:space="preserve">TechPass123!</w:t>
+      </w:r>
+      <w:r>
+        <w:rPr>
+          <w:rFonts w:ascii="Calibri" w:hAnsi="Calibri"/>
+          <w:sz w:val="22"/>
+        </w:rPr>
+        <w:t xml:space="preserve"> → Sidebar → </w:t>
+      </w:r>
+      <w:r>
+        <w:rPr>
+          <w:rFonts w:ascii="Calibri" w:hAnsi="Calibri"/>
+          <w:sz w:val="22"/>
+          <w:b/>
+        </w:rPr>
+        <w:t xml:space="preserve">Queue &amp; Workload</w:t>
+      </w:r>
+      <w:r>
+        <w:rPr>
+          <w:rFonts w:ascii="Calibri" w:hAnsi="Calibri"/>
+          <w:sz w:val="22"/>
+        </w:rPr>
+        <w:t xml:space="preserve"> → My status: Reason </w:t>
+      </w:r>
+      <w:r>
+        <w:rPr>
+          <w:rFonts w:ascii="Calibri" w:hAnsi="Calibri"/>
+          <w:sz w:val="22"/>
+          <w:b/>
+        </w:rPr>
+        <w:t xml:space="preserve">Sick leave</w:t>
+      </w:r>
+      <w:r>
+        <w:rPr>
+          <w:rFonts w:ascii="Calibri" w:hAnsi="Calibri"/>
+          <w:sz w:val="22"/>
+        </w:rPr>
+        <w:t xml:space="preserve">, Back on = a date 2–3 days later → </w:t>
+      </w:r>
+      <w:r>
+        <w:rPr>
+          <w:rFonts w:ascii="Calibri" w:hAnsi="Calibri"/>
+          <w:sz w:val="22"/>
+          <w:b/>
+        </w:rPr>
+        <w:t xml:space="preserve">Send leave request</w:t>
       </w:r>
       <w:r>
         <w:rPr>
@@ -3088,7 +3264,159 @@
           <w:i/>
           <w:sz w:val="22"/>
         </w:rPr>
-        <w:t xml:space="preserve">The admin can change the deadline for each priority, and the open High tickets were recalculated. The form does not allow a resolution time shorter than the response time.</w:t>
+        <w:t xml:space="preserve">A technician cannot switch himself off. He sends a leave request with a reason, and he stays available until an administrator approves it. Every admin gets a notification.</w:t>
+      </w:r>
+    </w:p>
+    <w:p>
+      <w:pPr>
+        <w:ind w:left="360"/>
+        <w:spacing w:after="60"/>
+      </w:pPr>
+      <w:r>
+        <w:rPr>
+          <w:rFonts w:ascii="Calibri" w:hAnsi="Calibri"/>
+          <w:color w:val="0E7490"/>
+          <w:sz w:val="22"/>
+          <w:b/>
+        </w:rPr>
+        <w:t xml:space="preserve">DO:</w:t>
+      </w:r>
+      <w:r>
+        <w:rPr>
+          <w:rFonts w:ascii="Calibri" w:hAnsi="Calibri"/>
+          <w:color w:val="0E7490"/>
+          <w:sz w:val="22"/>
+        </w:rPr>
+        <w:t xml:space="preserve">  </w:t>
+      </w:r>
+      <w:r>
+        <w:rPr>
+          <w:rFonts w:ascii="Calibri" w:hAnsi="Calibri"/>
+          <w:sz w:val="22"/>
+        </w:rPr>
+        <w:t xml:space="preserve">Sign Out → sign in as </w:t>
+      </w:r>
+      <w:r>
+        <w:rPr>
+          <w:rFonts w:ascii="Calibri" w:hAnsi="Calibri"/>
+          <w:sz w:val="22"/>
+          <w:b/>
+        </w:rPr>
+        <w:t xml:space="preserve">admin</w:t>
+      </w:r>
+      <w:r>
+        <w:rPr>
+          <w:rFonts w:ascii="Calibri" w:hAnsi="Calibri"/>
+          <w:sz w:val="22"/>
+        </w:rPr>
+        <w:t xml:space="preserve"> → Dashboard: the blue </w:t>
+      </w:r>
+      <w:r>
+        <w:rPr>
+          <w:rFonts w:ascii="Calibri" w:hAnsi="Calibri"/>
+          <w:sz w:val="22"/>
+          <w:b/>
+        </w:rPr>
+        <w:t xml:space="preserve">Leave request</w:t>
+      </w:r>
+      <w:r>
+        <w:rPr>
+          <w:rFonts w:ascii="Calibri" w:hAnsi="Calibri"/>
+          <w:sz w:val="22"/>
+        </w:rPr>
+        <w:t xml:space="preserve"> box → </w:t>
+      </w:r>
+      <w:r>
+        <w:rPr>
+          <w:rFonts w:ascii="Calibri" w:hAnsi="Calibri"/>
+          <w:sz w:val="22"/>
+          <w:b/>
+        </w:rPr>
+        <w:t xml:space="preserve">Approve</w:t>
+      </w:r>
+      <w:r>
+        <w:rPr>
+          <w:rFonts w:ascii="Calibri" w:hAnsi="Calibri"/>
+          <w:sz w:val="22"/>
+        </w:rPr>
+        <w:t xml:space="preserve">.</w:t>
+      </w:r>
+    </w:p>
+    <w:p>
+      <w:pPr>
+        <w:ind w:left="360"/>
+        <w:shd w:val="clear" w:color="auto" w:fill="FFF7E6"/>
+        <w:spacing w:after="120"/>
+      </w:pPr>
+      <w:r>
+        <w:rPr>
+          <w:rFonts w:ascii="Calibri" w:hAnsi="Calibri"/>
+          <w:color w:val="B45309"/>
+          <w:sz w:val="22"/>
+          <w:b/>
+        </w:rPr>
+        <w:t xml:space="preserve">SAY:</w:t>
+      </w:r>
+      <w:r>
+        <w:rPr>
+          <w:rFonts w:ascii="Calibri" w:hAnsi="Calibri"/>
+          <w:color w:val="B45309"/>
+          <w:sz w:val="22"/>
+        </w:rPr>
+        <w:t xml:space="preserve">  </w:t>
+      </w:r>
+      <w:r>
+        <w:rPr>
+          <w:rFonts w:ascii="Calibri" w:hAnsi="Calibri"/>
+          <w:i/>
+          <w:sz w:val="22"/>
+        </w:rPr>
+        <w:t xml:space="preserve">The admin signs off on the leave. Now Marcus is Away: the yellow box shows he still has 2 open tickets, with a Reassign button; Users &amp; Roles shows "Away until …"; and new tickets go only to Sarah. Marcus gets a notification, and the request and the approval are in the audit log. The admin could also press Reject.</w:t>
+      </w:r>
+    </w:p>
+    <w:p>
+      <w:pPr>
+        <w:ind w:left="360"/>
+        <w:spacing w:after="60"/>
+      </w:pPr>
+      <w:r>
+        <w:rPr>
+          <w:rFonts w:ascii="Calibri" w:hAnsi="Calibri"/>
+          <w:color w:val="0E7490"/>
+          <w:sz w:val="22"/>
+          <w:b/>
+        </w:rPr>
+        <w:t xml:space="preserve">DO:</w:t>
+      </w:r>
+      <w:r>
+        <w:rPr>
+          <w:rFonts w:ascii="Calibri" w:hAnsi="Calibri"/>
+          <w:color w:val="0E7490"/>
+          <w:sz w:val="22"/>
+        </w:rPr>
+        <w:t xml:space="preserve">  </w:t>
+      </w:r>
+      <w:r>
+        <w:rPr>
+          <w:rFonts w:ascii="Calibri" w:hAnsi="Calibri"/>
+          <w:sz w:val="22"/>
+        </w:rPr>
+        <w:t xml:space="preserve">After the demo: sign in as Marcus → Queue &amp; Workload → </w:t>
+      </w:r>
+      <w:r>
+        <w:rPr>
+          <w:rFonts w:ascii="Calibri" w:hAnsi="Calibri"/>
+          <w:sz w:val="22"/>
+          <w:b/>
+        </w:rPr>
+        <w:t xml:space="preserve">I'm back</w:t>
+      </w:r>
+      <w:r>
+        <w:rPr>
+          <w:rFonts w:ascii="Calibri" w:hAnsi="Calibri"/>
+          <w:sz w:val="22"/>
+        </w:rPr>
+        <w:t xml:space="preserve"> (makes him available again).</w:t>
       </w:r>
     </w:p>
     <w:p>
@@ -3103,7 +3431,7 @@
           <w:color w:val="0E7490"/>
           <w:sz w:val="25"/>
         </w:rPr>
-        <w:t xml:space="preserve">Part D — Create a user</w:t>
+        <w:t xml:space="preserve">Part D — Change an SLA deadline</w:t>
       </w:r>
     </w:p>
     <w:p>
@@ -3141,37 +3469,37 @@
           <w:sz w:val="22"/>
           <w:b/>
         </w:rPr>
-        <w:t xml:space="preserve">Users &amp; Roles</w:t>
-      </w:r>
-      <w:r>
-        <w:rPr>
-          <w:rFonts w:ascii="Calibri" w:hAnsi="Calibri"/>
-          <w:sz w:val="22"/>
-        </w:rPr>
-        <w:t xml:space="preserve"> → </w:t>
-      </w:r>
-      <w:r>
-        <w:rPr>
-          <w:rFonts w:ascii="Calibri" w:hAnsi="Calibri"/>
-          <w:sz w:val="22"/>
-          <w:b/>
-        </w:rPr>
-        <w:t xml:space="preserve">Add User</w:t>
-      </w:r>
-      <w:r>
-        <w:rPr>
-          <w:rFonts w:ascii="Calibri" w:hAnsi="Calibri"/>
-          <w:sz w:val="22"/>
-        </w:rPr>
-        <w:t xml:space="preserve">: Full Name Ravi Kumar, Username ravi.tech, Role Support Technician, Email ravi.tech@cloudops360.local, Password Support2026A → </w:t>
-      </w:r>
-      <w:r>
-        <w:rPr>
-          <w:rFonts w:ascii="Calibri" w:hAnsi="Calibri"/>
-          <w:sz w:val="22"/>
-          <w:b/>
-        </w:rPr>
-        <w:t xml:space="preserve">Create User</w:t>
+        <w:t xml:space="preserve">SLA Policies</w:t>
+      </w:r>
+      <w:r>
+        <w:rPr>
+          <w:rFonts w:ascii="Calibri" w:hAnsi="Calibri"/>
+          <w:sz w:val="22"/>
+        </w:rPr>
+        <w:t xml:space="preserve"> → pencil ✎ on the High row → Resolution Target 12 → </w:t>
+      </w:r>
+      <w:r>
+        <w:rPr>
+          <w:rFonts w:ascii="Calibri" w:hAnsi="Calibri"/>
+          <w:sz w:val="22"/>
+          <w:b/>
+        </w:rPr>
+        <w:t xml:space="preserve">10</w:t>
+      </w:r>
+      <w:r>
+        <w:rPr>
+          <w:rFonts w:ascii="Calibri" w:hAnsi="Calibri"/>
+          <w:sz w:val="22"/>
+        </w:rPr>
+        <w:t xml:space="preserve"> → tick "Recalculate deadlines of active tickets" → </w:t>
+      </w:r>
+      <w:r>
+        <w:rPr>
+          <w:rFonts w:ascii="Calibri" w:hAnsi="Calibri"/>
+          <w:sz w:val="22"/>
+          <w:b/>
+        </w:rPr>
+        <w:t xml:space="preserve">Save Policy</w:t>
       </w:r>
       <w:r>
         <w:rPr>
@@ -3210,7 +3538,7 @@
           <w:i/>
           <w:sz w:val="22"/>
         </w:rPr>
-        <w:t xml:space="preserve">Only the admin can create technicians or admins; self-registered users are always employees. Passwords need 10+ characters with upper, lower case and a number, and are stored as secure hashes. The admin cannot remove their own admin role, so the system always keeps an administrator. On a technician's edit page the admin also sets their skills.</w:t>
+        <w:t xml:space="preserve">The admin can change the deadline for each priority, and the open High tickets were recalculated. The form does not allow a resolution time shorter than the response time.</w:t>
       </w:r>
     </w:p>
     <w:p>
@@ -3225,7 +3553,7 @@
           <w:color w:val="0E7490"/>
           <w:sz w:val="25"/>
         </w:rPr>
-        <w:t xml:space="preserve">Part E — Audit trail</w:t>
+        <w:t xml:space="preserve">Part E — Create a user</w:t>
       </w:r>
     </w:p>
     <w:p>
@@ -3263,29 +3591,44 @@
           <w:sz w:val="22"/>
           <w:b/>
         </w:rPr>
-        <w:t xml:space="preserve">Audit Trail</w:t>
-      </w:r>
-      <w:r>
-        <w:rPr>
-          <w:rFonts w:ascii="Calibri" w:hAnsi="Calibri"/>
-          <w:sz w:val="22"/>
-        </w:rPr>
-        <w:t xml:space="preserve"> → Event type: </w:t>
-      </w:r>
-      <w:r>
-        <w:rPr>
-          <w:rFonts w:ascii="Calibri" w:hAnsi="Calibri"/>
-          <w:sz w:val="22"/>
-          <w:b/>
-        </w:rPr>
-        <w:t xml:space="preserve">TICKET_UNAUTHORIZED_ACCESS</w:t>
-      </w:r>
-      <w:r>
-        <w:rPr>
-          <w:rFonts w:ascii="Calibri" w:hAnsi="Calibri"/>
-          <w:sz w:val="22"/>
-        </w:rPr>
-        <w:t xml:space="preserve"> → point at emp_jordan / INC-2026-00002.</w:t>
+        <w:t xml:space="preserve">Users &amp; Roles</w:t>
+      </w:r>
+      <w:r>
+        <w:rPr>
+          <w:rFonts w:ascii="Calibri" w:hAnsi="Calibri"/>
+          <w:sz w:val="22"/>
+        </w:rPr>
+        <w:t xml:space="preserve"> → </w:t>
+      </w:r>
+      <w:r>
+        <w:rPr>
+          <w:rFonts w:ascii="Calibri" w:hAnsi="Calibri"/>
+          <w:sz w:val="22"/>
+          <w:b/>
+        </w:rPr>
+        <w:t xml:space="preserve">Add User</w:t>
+      </w:r>
+      <w:r>
+        <w:rPr>
+          <w:rFonts w:ascii="Calibri" w:hAnsi="Calibri"/>
+          <w:sz w:val="22"/>
+        </w:rPr>
+        <w:t xml:space="preserve">: Full Name Ravi Kumar, Username ravi.tech, Role Support Technician, Email ravi.tech@cloudops360.local, Password Support2026A → </w:t>
+      </w:r>
+      <w:r>
+        <w:rPr>
+          <w:rFonts w:ascii="Calibri" w:hAnsi="Calibri"/>
+          <w:sz w:val="22"/>
+          <w:b/>
+        </w:rPr>
+        <w:t xml:space="preserve">Create User</w:t>
+      </w:r>
+      <w:r>
+        <w:rPr>
+          <w:rFonts w:ascii="Calibri" w:hAnsi="Calibri"/>
+          <w:sz w:val="22"/>
+        </w:rPr>
+        <w:t xml:space="preserve">.</w:t>
       </w:r>
     </w:p>
     <w:p>
@@ -3317,7 +3660,22 @@
           <w:i/>
           <w:sz w:val="22"/>
         </w:rPr>
-        <w:t xml:space="preserve">This is the security log. Here is Jordan's attempt to open Elena's ticket, with time and IP address.</w:t>
+        <w:t xml:space="preserve">Only the admin can create technicians or admins; self-registered users are always employees. Passwords need 10+ characters with upper, lower case and a number, and are stored as secure hashes. The admin cannot remove their own admin role, so the system always keeps an administrator. On a technician's edit page the admin also sets their skills.</w:t>
+      </w:r>
+    </w:p>
+    <w:p>
+      <w:pPr>
+        <w:keepNext/>
+        <w:spacing w:before="180" w:after="60"/>
+      </w:pPr>
+      <w:r>
+        <w:rPr>
+          <w:rFonts w:ascii="Calibri" w:hAnsi="Calibri"/>
+          <w:b/>
+          <w:color w:val="0E7490"/>
+          <w:sz w:val="25"/>
+        </w:rPr>
+        <w:t xml:space="preserve">Part F — Audit trail</w:t>
       </w:r>
     </w:p>
     <w:p>
@@ -3347,67 +3705,37 @@
           <w:rFonts w:ascii="Calibri" w:hAnsi="Calibri"/>
           <w:sz w:val="22"/>
         </w:rPr>
-        <w:t xml:space="preserve">Event type: </w:t>
-      </w:r>
-      <w:r>
-        <w:rPr>
-          <w:rFonts w:ascii="Calibri" w:hAnsi="Calibri"/>
-          <w:sz w:val="22"/>
-          <w:b/>
-        </w:rPr>
-        <w:t xml:space="preserve">ACCESS_DENIED_RBAC</w:t>
-      </w:r>
-      <w:r>
-        <w:rPr>
-          <w:rFonts w:ascii="Calibri" w:hAnsi="Calibri"/>
-          <w:sz w:val="22"/>
-        </w:rPr>
-        <w:t xml:space="preserve"> (Jordan trying /admin/users). Then </w:t>
-      </w:r>
-      <w:r>
-        <w:rPr>
-          <w:rFonts w:ascii="Calibri" w:hAnsi="Calibri"/>
-          <w:sz w:val="22"/>
-          <w:b/>
-        </w:rPr>
-        <w:t xml:space="preserve">TICKET_AUTO_ASSIGN</w:t>
-      </w:r>
-      <w:r>
-        <w:rPr>
-          <w:rFonts w:ascii="Calibri" w:hAnsi="Calibri"/>
-          <w:sz w:val="22"/>
-        </w:rPr>
-        <w:t xml:space="preserve"> (done by the system, no user) and </w:t>
-      </w:r>
-      <w:r>
-        <w:rPr>
-          <w:rFonts w:ascii="Calibri" w:hAnsi="Calibri"/>
-          <w:sz w:val="22"/>
-          <w:b/>
-        </w:rPr>
-        <w:t xml:space="preserve">TICKET_RATED</w:t>
-      </w:r>
-      <w:r>
-        <w:rPr>
-          <w:rFonts w:ascii="Calibri" w:hAnsi="Calibri"/>
-          <w:sz w:val="22"/>
-        </w:rPr>
-        <w:t xml:space="preserve">. Then </w:t>
-      </w:r>
-      <w:r>
-        <w:rPr>
-          <w:rFonts w:ascii="Calibri" w:hAnsi="Calibri"/>
-          <w:sz w:val="22"/>
-          <w:b/>
-        </w:rPr>
-        <w:t xml:space="preserve">Clear</w:t>
-      </w:r>
-      <w:r>
-        <w:rPr>
-          <w:rFonts w:ascii="Calibri" w:hAnsi="Calibri"/>
-          <w:sz w:val="22"/>
-        </w:rPr>
-        <w:t xml:space="preserve"> and show ADMIN_SLA_UPDATE and ADMIN_USER_CREATE at the top.</w:t>
+        <w:t xml:space="preserve">Sidebar → </w:t>
+      </w:r>
+      <w:r>
+        <w:rPr>
+          <w:rFonts w:ascii="Calibri" w:hAnsi="Calibri"/>
+          <w:sz w:val="22"/>
+          <w:b/>
+        </w:rPr>
+        <w:t xml:space="preserve">Audit Trail</w:t>
+      </w:r>
+      <w:r>
+        <w:rPr>
+          <w:rFonts w:ascii="Calibri" w:hAnsi="Calibri"/>
+          <w:sz w:val="22"/>
+        </w:rPr>
+        <w:t xml:space="preserve"> → Event type: </w:t>
+      </w:r>
+      <w:r>
+        <w:rPr>
+          <w:rFonts w:ascii="Calibri" w:hAnsi="Calibri"/>
+          <w:sz w:val="22"/>
+          <w:b/>
+        </w:rPr>
+        <w:t xml:space="preserve">TICKET_UNAUTHORIZED_ACCESS</w:t>
+      </w:r>
+      <w:r>
+        <w:rPr>
+          <w:rFonts w:ascii="Calibri" w:hAnsi="Calibri"/>
+          <w:sz w:val="22"/>
+        </w:rPr>
+        <w:t xml:space="preserve"> → point at emp_jordan / INC-2026-00002.</w:t>
       </w:r>
     </w:p>
     <w:p>
@@ -3439,7 +3767,144 @@
           <w:i/>
           <w:sz w:val="22"/>
         </w:rPr>
-        <w:t xml:space="preserve">Every important action is logged: logins, failed logins, blocked access, role changes, status changes, automatic assignments, ratings, SLA changes and new users. Passwords are never written to the log.</w:t>
+        <w:t xml:space="preserve">This is the security log. Here is Jordan's attempt to open Elena's ticket, with time and IP address.</w:t>
+      </w:r>
+    </w:p>
+    <w:p>
+      <w:pPr>
+        <w:ind w:left="360"/>
+        <w:spacing w:after="60"/>
+      </w:pPr>
+      <w:r>
+        <w:rPr>
+          <w:rFonts w:ascii="Calibri" w:hAnsi="Calibri"/>
+          <w:color w:val="0E7490"/>
+          <w:sz w:val="22"/>
+          <w:b/>
+        </w:rPr>
+        <w:t xml:space="preserve">DO:</w:t>
+      </w:r>
+      <w:r>
+        <w:rPr>
+          <w:rFonts w:ascii="Calibri" w:hAnsi="Calibri"/>
+          <w:color w:val="0E7490"/>
+          <w:sz w:val="22"/>
+        </w:rPr>
+        <w:t xml:space="preserve">  </w:t>
+      </w:r>
+      <w:r>
+        <w:rPr>
+          <w:rFonts w:ascii="Calibri" w:hAnsi="Calibri"/>
+          <w:sz w:val="22"/>
+        </w:rPr>
+        <w:t xml:space="preserve">Event type: </w:t>
+      </w:r>
+      <w:r>
+        <w:rPr>
+          <w:rFonts w:ascii="Calibri" w:hAnsi="Calibri"/>
+          <w:sz w:val="22"/>
+          <w:b/>
+        </w:rPr>
+        <w:t xml:space="preserve">ACCESS_DENIED_RBAC</w:t>
+      </w:r>
+      <w:r>
+        <w:rPr>
+          <w:rFonts w:ascii="Calibri" w:hAnsi="Calibri"/>
+          <w:sz w:val="22"/>
+        </w:rPr>
+        <w:t xml:space="preserve"> (Jordan trying /admin/users). Then </w:t>
+      </w:r>
+      <w:r>
+        <w:rPr>
+          <w:rFonts w:ascii="Calibri" w:hAnsi="Calibri"/>
+          <w:sz w:val="22"/>
+          <w:b/>
+        </w:rPr>
+        <w:t xml:space="preserve">TICKET_AUTO_ASSIGN</w:t>
+      </w:r>
+      <w:r>
+        <w:rPr>
+          <w:rFonts w:ascii="Calibri" w:hAnsi="Calibri"/>
+          <w:sz w:val="22"/>
+        </w:rPr>
+        <w:t xml:space="preserve"> (done by the system, no user), </w:t>
+      </w:r>
+      <w:r>
+        <w:rPr>
+          <w:rFonts w:ascii="Calibri" w:hAnsi="Calibri"/>
+          <w:sz w:val="22"/>
+          <w:b/>
+        </w:rPr>
+        <w:t xml:space="preserve">TICKET_RATED</w:t>
+      </w:r>
+      <w:r>
+        <w:rPr>
+          <w:rFonts w:ascii="Calibri" w:hAnsi="Calibri"/>
+          <w:sz w:val="22"/>
+        </w:rPr>
+        <w:t xml:space="preserve"> and </w:t>
+      </w:r>
+      <w:r>
+        <w:rPr>
+          <w:rFonts w:ascii="Calibri" w:hAnsi="Calibri"/>
+          <w:sz w:val="22"/>
+          <w:b/>
+        </w:rPr>
+        <w:t xml:space="preserve">TECH_LEAVE_APPROVED</w:t>
+      </w:r>
+      <w:r>
+        <w:rPr>
+          <w:rFonts w:ascii="Calibri" w:hAnsi="Calibri"/>
+          <w:sz w:val="22"/>
+        </w:rPr>
+        <w:t xml:space="preserve">. Then </w:t>
+      </w:r>
+      <w:r>
+        <w:rPr>
+          <w:rFonts w:ascii="Calibri" w:hAnsi="Calibri"/>
+          <w:sz w:val="22"/>
+          <w:b/>
+        </w:rPr>
+        <w:t xml:space="preserve">Clear</w:t>
+      </w:r>
+      <w:r>
+        <w:rPr>
+          <w:rFonts w:ascii="Calibri" w:hAnsi="Calibri"/>
+          <w:sz w:val="22"/>
+        </w:rPr>
+        <w:t xml:space="preserve"> and show ADMIN_SLA_UPDATE and ADMIN_USER_CREATE at the top.</w:t>
+      </w:r>
+    </w:p>
+    <w:p>
+      <w:pPr>
+        <w:ind w:left="360"/>
+        <w:shd w:val="clear" w:color="auto" w:fill="FFF7E6"/>
+        <w:spacing w:after="120"/>
+      </w:pPr>
+      <w:r>
+        <w:rPr>
+          <w:rFonts w:ascii="Calibri" w:hAnsi="Calibri"/>
+          <w:color w:val="B45309"/>
+          <w:sz w:val="22"/>
+          <w:b/>
+        </w:rPr>
+        <w:t xml:space="preserve">SAY:</w:t>
+      </w:r>
+      <w:r>
+        <w:rPr>
+          <w:rFonts w:ascii="Calibri" w:hAnsi="Calibri"/>
+          <w:color w:val="B45309"/>
+          <w:sz w:val="22"/>
+        </w:rPr>
+        <w:t xml:space="preserve">  </w:t>
+      </w:r>
+      <w:r>
+        <w:rPr>
+          <w:rFonts w:ascii="Calibri" w:hAnsi="Calibri"/>
+          <w:i/>
+          <w:sz w:val="22"/>
+        </w:rPr>
+        <w:t xml:space="preserve">Every important action is logged: logins, failed logins, blocked access, role changes, status changes, automatic assignments, leave approvals, ratings, SLA changes and new users. Passwords are never written to the log.</w:t>
       </w:r>
     </w:p>
     <w:p>
@@ -3502,7 +3967,19 @@
           <w:color w:val="0F172A"/>
           <w:sz w:val="30"/>
         </w:rPr>
-        <w:t xml:space="preserve">Step 7 — Security extras (2 min, optional)</w:t>
+        <w:t xml:space="preserve">Step 7 — The three AWS labs (3 min)</w:t>
+      </w:r>
+    </w:p>
+    <w:p>
+      <w:pPr>
+        <w:spacing w:after="100"/>
+      </w:pPr>
+      <w:r>
+        <w:rPr>
+          <w:rFonts w:ascii="Calibri" w:hAnsi="Calibri"/>
+          <w:sz w:val="22"/>
+        </w:rPr>
+        <w:t xml:space="preserve">Use the AWS console tab (region Mumbai).</w:t>
       </w:r>
     </w:p>
     <w:p>
@@ -3531,38 +4008,16 @@
         <w:rPr>
           <w:rFonts w:ascii="Calibri" w:hAnsi="Calibri"/>
           <w:sz w:val="22"/>
-        </w:rPr>
-        <w:t xml:space="preserve">Fake file: sign in as emp_jordan → open </w:t>
-      </w:r>
-      <w:r>
-        <w:rPr>
-          <w:rFonts w:ascii="Calibri" w:hAnsi="Calibri"/>
-          <w:sz w:val="22"/>
-          <w:b/>
-        </w:rPr>
-        <w:t xml:space="preserve">INC-2026-00001</w:t>
-      </w:r>
-      <w:r>
-        <w:rPr>
-          <w:rFonts w:ascii="Calibri" w:hAnsi="Calibri"/>
-          <w:sz w:val="22"/>
-        </w:rPr>
-        <w:t xml:space="preserve"> → Add file → </w:t>
-      </w:r>
-      <w:r>
-        <w:rPr>
-          <w:rFonts w:ascii="Calibri" w:hAnsi="Calibri"/>
-          <w:sz w:val="22"/>
-          <w:b/>
-        </w:rPr>
-        <w:t xml:space="preserve">fake.png</w:t>
-      </w:r>
-      <w:r>
-        <w:rPr>
-          <w:rFonts w:ascii="Calibri" w:hAnsi="Calibri"/>
-          <w:sz w:val="22"/>
-        </w:rPr>
-        <w:t xml:space="preserve"> → Upload. It is rejected: "File content does not match the .png file type."</w:t>
+          <w:b/>
+        </w:rPr>
+        <w:t xml:space="preserve">EC2 → Instances → cloudops360-web</w:t>
+      </w:r>
+      <w:r>
+        <w:rPr>
+          <w:rFonts w:ascii="Calibri" w:hAnsi="Calibri"/>
+          <w:sz w:val="22"/>
+        </w:rPr>
+        <w:t xml:space="preserve">.</w:t>
       </w:r>
     </w:p>
     <w:p>
@@ -3594,7 +4049,7 @@
           <w:i/>
           <w:sz w:val="22"/>
         </w:rPr>
-        <w:t xml:space="preserve">This file is named .png but is really a text file. The system checks the real content, not just the name.</w:t>
+        <w:t xml:space="preserve">Lab 1: this is our web server — Amazon Linux 2023 on a t3.micro. Nginx receives the requests and passes them to Gunicorn, which runs our Flask app.</w:t>
       </w:r>
     </w:p>
     <w:p>
@@ -3623,23 +4078,61 @@
         <w:rPr>
           <w:rFonts w:ascii="Calibri" w:hAnsi="Calibri"/>
           <w:sz w:val="22"/>
-        </w:rPr>
-        <w:t xml:space="preserve">Login lockout: Sign Out → username </w:t>
-      </w:r>
-      <w:r>
-        <w:rPr>
-          <w:rFonts w:ascii="Calibri" w:hAnsi="Calibri"/>
-          <w:sz w:val="22"/>
-          <w:b/>
-        </w:rPr>
-        <w:t xml:space="preserve">testuser</w:t>
-      </w:r>
-      <w:r>
-        <w:rPr>
-          <w:rFonts w:ascii="Calibri" w:hAnsi="Calibri"/>
-          <w:sz w:val="22"/>
-        </w:rPr>
-        <w:t xml:space="preserve">, any wrong password, 6 times → "Too many failed sign-in attempts". (Use testuser so real accounts are not locked.)</w:t>
+          <w:b/>
+        </w:rPr>
+        <w:t xml:space="preserve">RDS → Databases → cloudops360-db</w:t>
+      </w:r>
+      <w:r>
+        <w:rPr>
+          <w:rFonts w:ascii="Calibri" w:hAnsi="Calibri"/>
+          <w:sz w:val="22"/>
+        </w:rPr>
+        <w:t xml:space="preserve"> → point at </w:t>
+      </w:r>
+      <w:r>
+        <w:rPr>
+          <w:rFonts w:ascii="Calibri" w:hAnsi="Calibri"/>
+          <w:sz w:val="22"/>
+          <w:b/>
+        </w:rPr>
+        <w:t xml:space="preserve">Publicly accessible: No</w:t>
+      </w:r>
+      <w:r>
+        <w:rPr>
+          <w:rFonts w:ascii="Calibri" w:hAnsi="Calibri"/>
+          <w:sz w:val="22"/>
+        </w:rPr>
+        <w:t xml:space="preserve">, </w:t>
+      </w:r>
+      <w:r>
+        <w:rPr>
+          <w:rFonts w:ascii="Calibri" w:hAnsi="Calibri"/>
+          <w:sz w:val="22"/>
+          <w:b/>
+        </w:rPr>
+        <w:t xml:space="preserve">Encryption: Enabled</w:t>
+      </w:r>
+      <w:r>
+        <w:rPr>
+          <w:rFonts w:ascii="Calibri" w:hAnsi="Calibri"/>
+          <w:sz w:val="22"/>
+        </w:rPr>
+        <w:t xml:space="preserve"> and the security group </w:t>
+      </w:r>
+      <w:r>
+        <w:rPr>
+          <w:rFonts w:ascii="Calibri" w:hAnsi="Calibri"/>
+          <w:sz w:val="22"/>
+          <w:b/>
+        </w:rPr>
+        <w:t xml:space="preserve">cloudops360-db</w:t>
+      </w:r>
+      <w:r>
+        <w:rPr>
+          <w:rFonts w:ascii="Calibri" w:hAnsi="Calibri"/>
+          <w:sz w:val="22"/>
+        </w:rPr>
+        <w:t xml:space="preserve">.</w:t>
       </w:r>
     </w:p>
     <w:p>
@@ -3671,7 +4164,445 @@
           <w:i/>
           <w:sz w:val="22"/>
         </w:rPr>
-        <w:t xml:space="preserve">After 5 wrong passwords the account is locked for 15 minutes. This stops password-guessing attacks.</w:t>
+        <w:t xml:space="preserve">Lab 2: the database is Amazon RDS for MySQL. It has no public address and only our web server may connect, on port 3306. The data is encrypted, the connection uses TLS, and the app has its own database user with only the rights it needs.</w:t>
+      </w:r>
+    </w:p>
+    <w:p>
+      <w:pPr>
+        <w:ind w:left="360"/>
+        <w:spacing w:after="60"/>
+      </w:pPr>
+      <w:r>
+        <w:rPr>
+          <w:rFonts w:ascii="Calibri" w:hAnsi="Calibri"/>
+          <w:color w:val="0E7490"/>
+          <w:sz w:val="22"/>
+          <w:b/>
+        </w:rPr>
+        <w:t xml:space="preserve">DO:</w:t>
+      </w:r>
+      <w:r>
+        <w:rPr>
+          <w:rFonts w:ascii="Calibri" w:hAnsi="Calibri"/>
+          <w:color w:val="0E7490"/>
+          <w:sz w:val="22"/>
+        </w:rPr>
+        <w:t xml:space="preserve">  </w:t>
+      </w:r>
+      <w:r>
+        <w:rPr>
+          <w:rFonts w:ascii="Calibri" w:hAnsi="Calibri"/>
+          <w:sz w:val="22"/>
+          <w:b/>
+        </w:rPr>
+        <w:t xml:space="preserve">EFS → cloudops360-attachments</w:t>
+      </w:r>
+      <w:r>
+        <w:rPr>
+          <w:rFonts w:ascii="Calibri" w:hAnsi="Calibri"/>
+          <w:sz w:val="22"/>
+        </w:rPr>
+        <w:t xml:space="preserve">.</w:t>
+      </w:r>
+    </w:p>
+    <w:p>
+      <w:pPr>
+        <w:ind w:left="360"/>
+        <w:shd w:val="clear" w:color="auto" w:fill="FFF7E6"/>
+        <w:spacing w:after="120"/>
+      </w:pPr>
+      <w:r>
+        <w:rPr>
+          <w:rFonts w:ascii="Calibri" w:hAnsi="Calibri"/>
+          <w:color w:val="B45309"/>
+          <w:sz w:val="22"/>
+          <w:b/>
+        </w:rPr>
+        <w:t xml:space="preserve">SAY:</w:t>
+      </w:r>
+      <w:r>
+        <w:rPr>
+          <w:rFonts w:ascii="Calibri" w:hAnsi="Calibri"/>
+          <w:color w:val="B45309"/>
+          <w:sz w:val="22"/>
+        </w:rPr>
+        <w:t xml:space="preserve">  </w:t>
+      </w:r>
+      <w:r>
+        <w:rPr>
+          <w:rFonts w:ascii="Calibri" w:hAnsi="Calibri"/>
+          <w:i/>
+          <w:sz w:val="22"/>
+        </w:rPr>
+        <w:t xml:space="preserve">Uploaded files are stored on Amazon EFS, a shared network drive. It is encrypted, mounted over TLS, and only our server's role may mount it. The screenshot Jordan uploaded is stored here.</w:t>
+      </w:r>
+    </w:p>
+    <w:p>
+      <w:pPr>
+        <w:ind w:left="360"/>
+        <w:spacing w:after="60"/>
+      </w:pPr>
+      <w:r>
+        <w:rPr>
+          <w:rFonts w:ascii="Calibri" w:hAnsi="Calibri"/>
+          <w:color w:val="0E7490"/>
+          <w:sz w:val="22"/>
+          <w:b/>
+        </w:rPr>
+        <w:t xml:space="preserve">DO:</w:t>
+      </w:r>
+      <w:r>
+        <w:rPr>
+          <w:rFonts w:ascii="Calibri" w:hAnsi="Calibri"/>
+          <w:color w:val="0E7490"/>
+          <w:sz w:val="22"/>
+        </w:rPr>
+        <w:t xml:space="preserve">  </w:t>
+      </w:r>
+      <w:r>
+        <w:rPr>
+          <w:rFonts w:ascii="Calibri" w:hAnsi="Calibri"/>
+          <w:sz w:val="22"/>
+          <w:b/>
+        </w:rPr>
+        <w:t xml:space="preserve">EC2 → cloudops360-web → Security</w:t>
+      </w:r>
+      <w:r>
+        <w:rPr>
+          <w:rFonts w:ascii="Calibri" w:hAnsi="Calibri"/>
+          <w:sz w:val="22"/>
+        </w:rPr>
+        <w:t xml:space="preserve"> tab → IAM role </w:t>
+      </w:r>
+      <w:r>
+        <w:rPr>
+          <w:rFonts w:ascii="Calibri" w:hAnsi="Calibri"/>
+          <w:sz w:val="22"/>
+          <w:b/>
+        </w:rPr>
+        <w:t xml:space="preserve">CloudOps360-EC2-Role</w:t>
+      </w:r>
+      <w:r>
+        <w:rPr>
+          <w:rFonts w:ascii="Calibri" w:hAnsi="Calibri"/>
+          <w:sz w:val="22"/>
+        </w:rPr>
+        <w:t xml:space="preserve">.</w:t>
+      </w:r>
+    </w:p>
+    <w:p>
+      <w:pPr>
+        <w:ind w:left="360"/>
+        <w:shd w:val="clear" w:color="auto" w:fill="FFF7E6"/>
+        <w:spacing w:after="120"/>
+      </w:pPr>
+      <w:r>
+        <w:rPr>
+          <w:rFonts w:ascii="Calibri" w:hAnsi="Calibri"/>
+          <w:color w:val="B45309"/>
+          <w:sz w:val="22"/>
+          <w:b/>
+        </w:rPr>
+        <w:t xml:space="preserve">SAY:</w:t>
+      </w:r>
+      <w:r>
+        <w:rPr>
+          <w:rFonts w:ascii="Calibri" w:hAnsi="Calibri"/>
+          <w:color w:val="B45309"/>
+          <w:sz w:val="22"/>
+        </w:rPr>
+        <w:t xml:space="preserve">  </w:t>
+      </w:r>
+      <w:r>
+        <w:rPr>
+          <w:rFonts w:ascii="Calibri" w:hAnsi="Calibri"/>
+          <w:i/>
+          <w:sz w:val="22"/>
+        </w:rPr>
+        <w:t xml:space="preserve">Lab 3: the server has an IAM role instead of access keys, so no keys are stored anywhere. The policy is least privilege: it can only read our two secrets and mount our one file system.</w:t>
+      </w:r>
+    </w:p>
+    <w:p>
+      <w:pPr>
+        <w:ind w:left="360"/>
+        <w:spacing w:after="60"/>
+      </w:pPr>
+      <w:r>
+        <w:rPr>
+          <w:rFonts w:ascii="Calibri" w:hAnsi="Calibri"/>
+          <w:color w:val="0E7490"/>
+          <w:sz w:val="22"/>
+          <w:b/>
+        </w:rPr>
+        <w:t xml:space="preserve">DO:</w:t>
+      </w:r>
+      <w:r>
+        <w:rPr>
+          <w:rFonts w:ascii="Calibri" w:hAnsi="Calibri"/>
+          <w:color w:val="0E7490"/>
+          <w:sz w:val="22"/>
+        </w:rPr>
+        <w:t xml:space="preserve">  </w:t>
+      </w:r>
+      <w:r>
+        <w:rPr>
+          <w:rFonts w:ascii="Calibri" w:hAnsi="Calibri"/>
+          <w:sz w:val="22"/>
+          <w:b/>
+        </w:rPr>
+        <w:t xml:space="preserve">Secrets Manager</w:t>
+      </w:r>
+      <w:r>
+        <w:rPr>
+          <w:rFonts w:ascii="Calibri" w:hAnsi="Calibri"/>
+          <w:sz w:val="22"/>
+        </w:rPr>
+        <w:t xml:space="preserve"> → cloudops360/prod/db and cloudops360/prod/app.</w:t>
+      </w:r>
+    </w:p>
+    <w:p>
+      <w:pPr>
+        <w:ind w:left="360"/>
+        <w:shd w:val="clear" w:color="auto" w:fill="FFF7E6"/>
+        <w:spacing w:after="120"/>
+      </w:pPr>
+      <w:r>
+        <w:rPr>
+          <w:rFonts w:ascii="Calibri" w:hAnsi="Calibri"/>
+          <w:color w:val="B45309"/>
+          <w:sz w:val="22"/>
+          <w:b/>
+        </w:rPr>
+        <w:t xml:space="preserve">SAY:</w:t>
+      </w:r>
+      <w:r>
+        <w:rPr>
+          <w:rFonts w:ascii="Calibri" w:hAnsi="Calibri"/>
+          <w:color w:val="B45309"/>
+          <w:sz w:val="22"/>
+        </w:rPr>
+        <w:t xml:space="preserve">  </w:t>
+      </w:r>
+      <w:r>
+        <w:rPr>
+          <w:rFonts w:ascii="Calibri" w:hAnsi="Calibri"/>
+          <w:i/>
+          <w:sz w:val="22"/>
+        </w:rPr>
+        <w:t xml:space="preserve">The database password and the app's secret key are kept in Secrets Manager, not in the code or in a file. The app reads them at start-up through the role.</w:t>
+      </w:r>
+    </w:p>
+    <w:p>
+      <w:pPr>
+        <w:ind w:left="360"/>
+        <w:spacing w:after="60"/>
+      </w:pPr>
+      <w:r>
+        <w:rPr>
+          <w:rFonts w:ascii="Calibri" w:hAnsi="Calibri"/>
+          <w:color w:val="0E7490"/>
+          <w:sz w:val="22"/>
+          <w:b/>
+        </w:rPr>
+        <w:t xml:space="preserve">DO:</w:t>
+      </w:r>
+      <w:r>
+        <w:rPr>
+          <w:rFonts w:ascii="Calibri" w:hAnsi="Calibri"/>
+          <w:color w:val="0E7490"/>
+          <w:sz w:val="22"/>
+        </w:rPr>
+        <w:t xml:space="preserve">  </w:t>
+      </w:r>
+      <w:r>
+        <w:rPr>
+          <w:rFonts w:ascii="Calibri" w:hAnsi="Calibri"/>
+          <w:sz w:val="22"/>
+        </w:rPr>
+        <w:t xml:space="preserve">Browser: point at </w:t>
+      </w:r>
+      <w:r>
+        <w:rPr>
+          <w:rFonts w:ascii="Calibri" w:hAnsi="Calibri"/>
+          <w:sz w:val="22"/>
+          <w:b/>
+        </w:rPr>
+        <w:t xml:space="preserve">https://</w:t>
+      </w:r>
+      <w:r>
+        <w:rPr>
+          <w:rFonts w:ascii="Calibri" w:hAnsi="Calibri"/>
+          <w:sz w:val="22"/>
+        </w:rPr>
+        <w:t xml:space="preserve"> and the lock. Type </w:t>
+      </w:r>
+      <w:r>
+        <w:rPr>
+          <w:rFonts w:ascii="Calibri" w:hAnsi="Calibri"/>
+          <w:sz w:val="22"/>
+          <w:b/>
+        </w:rPr>
+        <w:t xml:space="preserve">http://13.201.137.27</w:t>
+      </w:r>
+      <w:r>
+        <w:rPr>
+          <w:rFonts w:ascii="Calibri" w:hAnsi="Calibri"/>
+          <w:sz w:val="22"/>
+        </w:rPr>
+        <w:t xml:space="preserve"> → it switches to https.</w:t>
+      </w:r>
+    </w:p>
+    <w:p>
+      <w:pPr>
+        <w:ind w:left="360"/>
+        <w:shd w:val="clear" w:color="auto" w:fill="FFF7E6"/>
+        <w:spacing w:after="120"/>
+      </w:pPr>
+      <w:r>
+        <w:rPr>
+          <w:rFonts w:ascii="Calibri" w:hAnsi="Calibri"/>
+          <w:color w:val="B45309"/>
+          <w:sz w:val="22"/>
+          <w:b/>
+        </w:rPr>
+        <w:t xml:space="preserve">SAY:</w:t>
+      </w:r>
+      <w:r>
+        <w:rPr>
+          <w:rFonts w:ascii="Calibri" w:hAnsi="Calibri"/>
+          <w:color w:val="B45309"/>
+          <w:sz w:val="22"/>
+        </w:rPr>
+        <w:t xml:space="preserve">  </w:t>
+      </w:r>
+      <w:r>
+        <w:rPr>
+          <w:rFonts w:ascii="Calibri" w:hAnsi="Calibri"/>
+          <w:i/>
+          <w:sz w:val="22"/>
+        </w:rPr>
+        <w:t xml:space="preserve">All traffic uses HTTPS and plain http is redirected. For the lab we made our own certificate, so the browser shows a warning; with a domain name we would use a trusted certificate.</w:t>
+      </w:r>
+    </w:p>
+    <w:p>
+      <w:pPr>
+        <w:ind w:left="360"/>
+        <w:spacing w:after="60"/>
+      </w:pPr>
+      <w:r>
+        <w:rPr>
+          <w:rFonts w:ascii="Calibri" w:hAnsi="Calibri"/>
+          <w:color w:val="0E7490"/>
+          <w:sz w:val="22"/>
+          <w:b/>
+        </w:rPr>
+        <w:t xml:space="preserve">DO:</w:t>
+      </w:r>
+      <w:r>
+        <w:rPr>
+          <w:rFonts w:ascii="Calibri" w:hAnsi="Calibri"/>
+          <w:color w:val="0E7490"/>
+          <w:sz w:val="22"/>
+        </w:rPr>
+        <w:t xml:space="preserve">  </w:t>
+      </w:r>
+      <w:r>
+        <w:rPr>
+          <w:rFonts w:ascii="Calibri" w:hAnsi="Calibri"/>
+          <w:sz w:val="22"/>
+        </w:rPr>
+        <w:t xml:space="preserve">EC2 → cloudops360-web → </w:t>
+      </w:r>
+      <w:r>
+        <w:rPr>
+          <w:rFonts w:ascii="Calibri" w:hAnsi="Calibri"/>
+          <w:sz w:val="22"/>
+          <w:b/>
+        </w:rPr>
+        <w:t xml:space="preserve">Connect</w:t>
+      </w:r>
+      <w:r>
+        <w:rPr>
+          <w:rFonts w:ascii="Calibri" w:hAnsi="Calibri"/>
+          <w:sz w:val="22"/>
+        </w:rPr>
+        <w:t xml:space="preserve"> → </w:t>
+      </w:r>
+      <w:r>
+        <w:rPr>
+          <w:rFonts w:ascii="Calibri" w:hAnsi="Calibri"/>
+          <w:sz w:val="22"/>
+          <w:b/>
+        </w:rPr>
+        <w:t xml:space="preserve">EC2 Instance Connect</w:t>
+      </w:r>
+      <w:r>
+        <w:rPr>
+          <w:rFonts w:ascii="Calibri" w:hAnsi="Calibri"/>
+          <w:sz w:val="22"/>
+        </w:rPr>
+        <w:t xml:space="preserve"> → </w:t>
+      </w:r>
+      <w:r>
+        <w:rPr>
+          <w:rFonts w:ascii="Calibri" w:hAnsi="Calibri"/>
+          <w:sz w:val="22"/>
+          <w:b/>
+        </w:rPr>
+        <w:t xml:space="preserve">Connect</w:t>
+      </w:r>
+      <w:r>
+        <w:rPr>
+          <w:rFonts w:ascii="Calibri" w:hAnsi="Calibri"/>
+          <w:sz w:val="22"/>
+        </w:rPr>
+        <w:t xml:space="preserve"> → paste (right-click → Paste) and press Enter:</w:t>
+      </w:r>
+    </w:p>
+    <w:p>
+      <w:pPr>
+        <w:shd w:val="clear" w:color="auto" w:fill="EEF2F6"/>
+        <w:ind w:left="360"/>
+        <w:spacing w:after="60"/>
+      </w:pPr>
+      <w:r>
+        <w:rPr>
+          <w:rFonts w:ascii="Consolas" w:hAnsi="Consolas"/>
+          <w:sz w:val="20"/>
+        </w:rPr>
+        <w:t xml:space="preserve">sudo bash /opt/cloudops360/infrastructure/aws/verify_deployment.sh | grep -E "^(PASS|FAIL)"</w:t>
+      </w:r>
+    </w:p>
+    <w:p>
+      <w:pPr>
+        <w:ind w:left="360"/>
+        <w:shd w:val="clear" w:color="auto" w:fill="FFF7E6"/>
+        <w:spacing w:after="120"/>
+      </w:pPr>
+      <w:r>
+        <w:rPr>
+          <w:rFonts w:ascii="Calibri" w:hAnsi="Calibri"/>
+          <w:color w:val="B45309"/>
+          <w:sz w:val="22"/>
+          <w:b/>
+        </w:rPr>
+        <w:t xml:space="preserve">SAY:</w:t>
+      </w:r>
+      <w:r>
+        <w:rPr>
+          <w:rFonts w:ascii="Calibri" w:hAnsi="Calibri"/>
+          <w:color w:val="B45309"/>
+          <w:sz w:val="22"/>
+        </w:rPr>
+        <w:t xml:space="preserve">  </w:t>
+      </w:r>
+      <w:r>
+        <w:rPr>
+          <w:rFonts w:ascii="Calibri" w:hAnsi="Calibri"/>
+          <w:i/>
+          <w:sz w:val="22"/>
+        </w:rPr>
+        <w:t xml:space="preserve">This report checks the live server: IAM role and no keys, secrets, database over TLS, private database, EFS over TLS, HTTPS and security headers. Every line says PASS.</w:t>
       </w:r>
     </w:p>
     <w:p>
@@ -3689,48 +4620,67 @@
           <w:color w:val="0F172A"/>
           <w:sz w:val="30"/>
         </w:rPr>
-        <w:t xml:space="preserve">Step 8 — Proof it is tested (1 min, on the laptop)</w:t>
-      </w:r>
-    </w:p>
-    <w:p>
-      <w:pPr>
-        <w:shd w:val="clear" w:color="auto" w:fill="EEF2F6"/>
+        <w:t xml:space="preserve">Step 8 — Security extras (2 min, optional)</w:t>
+      </w:r>
+    </w:p>
+    <w:p>
+      <w:pPr>
         <w:ind w:left="360"/>
         <w:spacing w:after="60"/>
       </w:pPr>
       <w:r>
         <w:rPr>
-          <w:rFonts w:ascii="Consolas" w:hAnsi="Consolas"/>
-          <w:sz w:val="20"/>
-        </w:rPr>
-        <w:t xml:space="preserve">.venv\Scripts\python -m pytest -q</w:t>
-      </w:r>
-    </w:p>
-    <w:p>
-      <w:pPr>
-        <w:spacing w:after="100"/>
-      </w:pPr>
-      <w:r>
-        <w:rPr>
-          <w:rFonts w:ascii="Calibri" w:hAnsi="Calibri"/>
-          <w:sz w:val="22"/>
-        </w:rPr>
-        <w:t xml:space="preserve">Wait about a minute: it ends with </w:t>
-      </w:r>
-      <w:r>
-        <w:rPr>
-          <w:rFonts w:ascii="Calibri" w:hAnsi="Calibri"/>
-          <w:sz w:val="22"/>
-          <w:b/>
-        </w:rPr>
-        <w:t xml:space="preserve">144 passed</w:t>
-      </w:r>
-      <w:r>
-        <w:rPr>
-          <w:rFonts w:ascii="Calibri" w:hAnsi="Calibri"/>
-          <w:sz w:val="22"/>
-        </w:rPr>
-        <w:t xml:space="preserve">.</w:t>
+          <w:rFonts w:ascii="Calibri" w:hAnsi="Calibri"/>
+          <w:color w:val="0E7490"/>
+          <w:sz w:val="22"/>
+          <w:b/>
+        </w:rPr>
+        <w:t xml:space="preserve">DO:</w:t>
+      </w:r>
+      <w:r>
+        <w:rPr>
+          <w:rFonts w:ascii="Calibri" w:hAnsi="Calibri"/>
+          <w:color w:val="0E7490"/>
+          <w:sz w:val="22"/>
+        </w:rPr>
+        <w:t xml:space="preserve">  </w:t>
+      </w:r>
+      <w:r>
+        <w:rPr>
+          <w:rFonts w:ascii="Calibri" w:hAnsi="Calibri"/>
+          <w:sz w:val="22"/>
+        </w:rPr>
+        <w:t xml:space="preserve">Fake file: sign in as emp_jordan → open </w:t>
+      </w:r>
+      <w:r>
+        <w:rPr>
+          <w:rFonts w:ascii="Calibri" w:hAnsi="Calibri"/>
+          <w:sz w:val="22"/>
+          <w:b/>
+        </w:rPr>
+        <w:t xml:space="preserve">INC-2026-00001</w:t>
+      </w:r>
+      <w:r>
+        <w:rPr>
+          <w:rFonts w:ascii="Calibri" w:hAnsi="Calibri"/>
+          <w:sz w:val="22"/>
+        </w:rPr>
+        <w:t xml:space="preserve"> → Add file → </w:t>
+      </w:r>
+      <w:r>
+        <w:rPr>
+          <w:rFonts w:ascii="Calibri" w:hAnsi="Calibri"/>
+          <w:sz w:val="22"/>
+          <w:b/>
+        </w:rPr>
+        <w:t xml:space="preserve">fake.png</w:t>
+      </w:r>
+      <w:r>
+        <w:rPr>
+          <w:rFonts w:ascii="Calibri" w:hAnsi="Calibri"/>
+          <w:sz w:val="22"/>
+        </w:rPr>
+        <w:t xml:space="preserve"> → Upload. It is rejected: "File content does not match the .png file type."</w:t>
       </w:r>
     </w:p>
     <w:p>
@@ -3762,7 +4712,84 @@
           <w:i/>
           <w:sz w:val="22"/>
         </w:rPr>
-        <w:t xml:space="preserve">I wrote 144 automated tests for login, permissions, the workflow, internal-note privacy, file uploads, SLA calculations, dashboards, auto-assignment and ratings. All pass, on both SQLite and MySQL.</w:t>
+        <w:t xml:space="preserve">This file is named .png but is really a text file. The system checks the real content, not just the name.</w:t>
+      </w:r>
+    </w:p>
+    <w:p>
+      <w:pPr>
+        <w:ind w:left="360"/>
+        <w:spacing w:after="60"/>
+      </w:pPr>
+      <w:r>
+        <w:rPr>
+          <w:rFonts w:ascii="Calibri" w:hAnsi="Calibri"/>
+          <w:color w:val="0E7490"/>
+          <w:sz w:val="22"/>
+          <w:b/>
+        </w:rPr>
+        <w:t xml:space="preserve">DO:</w:t>
+      </w:r>
+      <w:r>
+        <w:rPr>
+          <w:rFonts w:ascii="Calibri" w:hAnsi="Calibri"/>
+          <w:color w:val="0E7490"/>
+          <w:sz w:val="22"/>
+        </w:rPr>
+        <w:t xml:space="preserve">  </w:t>
+      </w:r>
+      <w:r>
+        <w:rPr>
+          <w:rFonts w:ascii="Calibri" w:hAnsi="Calibri"/>
+          <w:sz w:val="22"/>
+        </w:rPr>
+        <w:t xml:space="preserve">Login lockout: Sign Out → username </w:t>
+      </w:r>
+      <w:r>
+        <w:rPr>
+          <w:rFonts w:ascii="Calibri" w:hAnsi="Calibri"/>
+          <w:sz w:val="22"/>
+          <w:b/>
+        </w:rPr>
+        <w:t xml:space="preserve">testuser</w:t>
+      </w:r>
+      <w:r>
+        <w:rPr>
+          <w:rFonts w:ascii="Calibri" w:hAnsi="Calibri"/>
+          <w:sz w:val="22"/>
+        </w:rPr>
+        <w:t xml:space="preserve">, any wrong password, 6 times → "Too many failed sign-in attempts". (Use testuser so real accounts are not locked.)</w:t>
+      </w:r>
+    </w:p>
+    <w:p>
+      <w:pPr>
+        <w:ind w:left="360"/>
+        <w:shd w:val="clear" w:color="auto" w:fill="FFF7E6"/>
+        <w:spacing w:after="120"/>
+      </w:pPr>
+      <w:r>
+        <w:rPr>
+          <w:rFonts w:ascii="Calibri" w:hAnsi="Calibri"/>
+          <w:color w:val="B45309"/>
+          <w:sz w:val="22"/>
+          <w:b/>
+        </w:rPr>
+        <w:t xml:space="preserve">SAY:</w:t>
+      </w:r>
+      <w:r>
+        <w:rPr>
+          <w:rFonts w:ascii="Calibri" w:hAnsi="Calibri"/>
+          <w:color w:val="B45309"/>
+          <w:sz w:val="22"/>
+        </w:rPr>
+        <w:t xml:space="preserve">  </w:t>
+      </w:r>
+      <w:r>
+        <w:rPr>
+          <w:rFonts w:ascii="Calibri" w:hAnsi="Calibri"/>
+          <w:i/>
+          <w:sz w:val="22"/>
+        </w:rPr>
+        <w:t xml:space="preserve">After 5 wrong passwords the account is locked for 15 minutes. This stops password-guessing attacks.</w:t>
       </w:r>
     </w:p>
     <w:p>
@@ -3780,7 +4807,48 @@
           <w:color w:val="0F172A"/>
           <w:sz w:val="30"/>
         </w:rPr>
-        <w:t xml:space="preserve">Closing (30 sec)</w:t>
+        <w:t xml:space="preserve">Step 9 — Proof it is tested (1 min, on the laptop)</w:t>
+      </w:r>
+    </w:p>
+    <w:p>
+      <w:pPr>
+        <w:shd w:val="clear" w:color="auto" w:fill="EEF2F6"/>
+        <w:ind w:left="360"/>
+        <w:spacing w:after="60"/>
+      </w:pPr>
+      <w:r>
+        <w:rPr>
+          <w:rFonts w:ascii="Consolas" w:hAnsi="Consolas"/>
+          <w:sz w:val="20"/>
+        </w:rPr>
+        <w:t xml:space="preserve">.venv\Scripts\python -m pytest -q</w:t>
+      </w:r>
+    </w:p>
+    <w:p>
+      <w:pPr>
+        <w:spacing w:after="100"/>
+      </w:pPr>
+      <w:r>
+        <w:rPr>
+          <w:rFonts w:ascii="Calibri" w:hAnsi="Calibri"/>
+          <w:sz w:val="22"/>
+        </w:rPr>
+        <w:t xml:space="preserve">Wait about a minute: it ends with </w:t>
+      </w:r>
+      <w:r>
+        <w:rPr>
+          <w:rFonts w:ascii="Calibri" w:hAnsi="Calibri"/>
+          <w:sz w:val="22"/>
+          <w:b/>
+        </w:rPr>
+        <w:t xml:space="preserve">145 passed</w:t>
+      </w:r>
+      <w:r>
+        <w:rPr>
+          <w:rFonts w:ascii="Calibri" w:hAnsi="Calibri"/>
+          <w:sz w:val="22"/>
+        </w:rPr>
+        <w:t xml:space="preserve">.</w:t>
       </w:r>
     </w:p>
     <w:p>
@@ -3812,7 +4880,7 @@
           <w:i/>
           <w:sz w:val="22"/>
         </w:rPr>
-        <w:t xml:space="preserve">To summarize: CloudOps 360 is a complete IT helpdesk with three roles, a controlled ticket workflow, automatic assignment, SLA tracking, notifications, star ratings and an audit log, with security built in. Lab 1 is done: it runs on an EC2 server with Nginx, Gunicorn and MariaDB, installed automatically by a User data script. In Lab 2 we move the database to RDS and the files to EFS, and in Lab 3 we add IAM roles, Secrets Manager, HTTPS and encryption. The scripts and guides are already in the project. Thank you, ma'am.</w:t>
+        <w:t xml:space="preserve">I wrote 145 automated tests for login, permissions, the workflow, internal-note privacy, file uploads, SLA calculations, dashboards, auto-assignment, leave requests and ratings. All pass, on both SQLite and MySQL.</w:t>
       </w:r>
     </w:p>
     <w:p>
@@ -3830,315 +4898,39 @@
           <w:color w:val="0F172A"/>
           <w:sz w:val="30"/>
         </w:rPr>
-        <w:t xml:space="preserve">If ma'am asks</w:t>
-      </w:r>
-    </w:p>
-    <w:p>
-      <w:pPr>
-        <w:ind w:left="540" w:hanging="220"/>
-        <w:spacing w:after="40"/>
-      </w:pPr>
-      <w:r>
-        <w:rPr>
-          <w:rFonts w:ascii="Calibri" w:hAnsi="Calibri"/>
-          <w:sz w:val="22"/>
-        </w:rPr>
-        <w:t xml:space="preserve">•  </w:t>
-      </w:r>
-      <w:r>
-        <w:rPr>
-          <w:rFonts w:ascii="Calibri" w:hAnsi="Calibri"/>
-          <w:sz w:val="22"/>
-          <w:b/>
-        </w:rPr>
-        <w:t xml:space="preserve">What is SLA?</w:t>
-      </w:r>
-      <w:r>
-        <w:rPr>
-          <w:rFonts w:ascii="Calibri" w:hAnsi="Calibri"/>
-          <w:sz w:val="22"/>
-        </w:rPr>
-        <w:t xml:space="preserve"> The promised deadline per priority: Critical 1 h response / 4 h fix, High 4 h / 12 h, Medium 8 h / 24 h, Low 24 h / 72 h. The system counts down, marks late tickets Overdue, and shows the % fixed on time.</w:t>
-      </w:r>
-    </w:p>
-    <w:p>
-      <w:pPr>
-        <w:ind w:left="540" w:hanging="220"/>
-        <w:spacing w:after="40"/>
-      </w:pPr>
-      <w:r>
-        <w:rPr>
-          <w:rFonts w:ascii="Calibri" w:hAnsi="Calibri"/>
-          <w:sz w:val="22"/>
-        </w:rPr>
-        <w:t xml:space="preserve">•  </w:t>
-      </w:r>
-      <w:r>
-        <w:rPr>
-          <w:rFonts w:ascii="Calibri" w:hAnsi="Calibri"/>
-          <w:sz w:val="22"/>
-          <w:b/>
-        </w:rPr>
-        <w:t xml:space="preserve">How does auto-assignment choose?</w:t>
-      </w:r>
-      <w:r>
-        <w:rPr>
-          <w:rFonts w:ascii="Calibri" w:hAnsi="Calibri"/>
-          <w:sz w:val="22"/>
-        </w:rPr>
-        <w:t xml:space="preserve"> Only technicians who are Available and below the maximum (10). Specialists for the ticket's category first, then the lightest workload — Critical counts 4 points, High 3, Medium 2, Low 1. If everyone is free, the ticket waits for someone to claim it, and is assigned automatically after a wait time.</w:t>
-      </w:r>
-    </w:p>
-    <w:p>
-      <w:pPr>
-        <w:ind w:left="540" w:hanging="220"/>
-        <w:spacing w:after="40"/>
-      </w:pPr>
-      <w:r>
-        <w:rPr>
-          <w:rFonts w:ascii="Calibri" w:hAnsi="Calibri"/>
-          <w:sz w:val="22"/>
-        </w:rPr>
-        <w:t xml:space="preserve">•  </w:t>
-      </w:r>
-      <w:r>
-        <w:rPr>
-          <w:rFonts w:ascii="Calibri" w:hAnsi="Calibri"/>
-          <w:sz w:val="22"/>
-          <w:b/>
-        </w:rPr>
-        <w:t xml:space="preserve">What if a technician is sick?</w:t>
-      </w:r>
-      <w:r>
-        <w:rPr>
-          <w:rFonts w:ascii="Calibri" w:hAnsi="Calibri"/>
-          <w:sz w:val="22"/>
-        </w:rPr>
-        <w:t xml:space="preserve"> They set themselves Away with a return date: no new tickets, no new-ticket notifications, available again automatically on that date; the admin is warned about their open tickets.</w:t>
-      </w:r>
-    </w:p>
-    <w:p>
-      <w:pPr>
-        <w:ind w:left="540" w:hanging="220"/>
-        <w:spacing w:after="40"/>
-      </w:pPr>
-      <w:r>
-        <w:rPr>
-          <w:rFonts w:ascii="Calibri" w:hAnsi="Calibri"/>
-          <w:sz w:val="22"/>
-        </w:rPr>
-        <w:t xml:space="preserve">•  </w:t>
-      </w:r>
-      <w:r>
-        <w:rPr>
-          <w:rFonts w:ascii="Calibri" w:hAnsi="Calibri"/>
-          <w:sz w:val="22"/>
-          <w:b/>
-        </w:rPr>
-        <w:t xml:space="preserve">What is the star rating?</w:t>
-      </w:r>
-      <w:r>
-        <w:rPr>
-          <w:rFonts w:ascii="Calibri" w:hAnsi="Calibri"/>
-          <w:sz w:val="22"/>
-        </w:rPr>
-        <w:t xml:space="preserve"> Customer satisfaction (CSAT): after closing, the employee rates the support 1–5 stars once; the averages are in Analytics.</w:t>
-      </w:r>
-    </w:p>
-    <w:p>
-      <w:pPr>
-        <w:ind w:left="540" w:hanging="220"/>
-        <w:spacing w:after="40"/>
-      </w:pPr>
-      <w:r>
-        <w:rPr>
-          <w:rFonts w:ascii="Calibri" w:hAnsi="Calibri"/>
-          <w:sz w:val="22"/>
-        </w:rPr>
-        <w:t xml:space="preserve">•  </w:t>
-      </w:r>
-      <w:r>
-        <w:rPr>
-          <w:rFonts w:ascii="Calibri" w:hAnsi="Calibri"/>
-          <w:sz w:val="22"/>
-          <w:b/>
-        </w:rPr>
-        <w:t xml:space="preserve">What is IAM in your project?</w:t>
-      </w:r>
-      <w:r>
-        <w:rPr>
-          <w:rFonts w:ascii="Calibri" w:hAnsi="Calibri"/>
-          <w:sz w:val="22"/>
-        </w:rPr>
-        <w:t xml:space="preserve"> Inside the app every user has one role, the admin gives roles on Users &amp; Roles, and every request is checked on the server (403 + audit log) — the same idea as AWS IAM. For AWS we wrote a least-privilege IAM role policy; the Sandbox did not let us attach a role, so the database password is in a locked file only the app can read.</w:t>
-      </w:r>
-    </w:p>
-    <w:p>
-      <w:pPr>
-        <w:ind w:left="540" w:hanging="220"/>
-        <w:spacing w:after="40"/>
-      </w:pPr>
-      <w:r>
-        <w:rPr>
-          <w:rFonts w:ascii="Calibri" w:hAnsi="Calibri"/>
-          <w:sz w:val="22"/>
-        </w:rPr>
-        <w:t xml:space="preserve">•  </w:t>
-      </w:r>
-      <w:r>
-        <w:rPr>
-          <w:rFonts w:ascii="Calibri" w:hAnsi="Calibri"/>
-          <w:sz w:val="22"/>
-          <w:b/>
-        </w:rPr>
-        <w:t xml:space="preserve">Where is the data?</w:t>
-      </w:r>
-      <w:r>
-        <w:rPr>
-          <w:rFonts w:ascii="Calibri" w:hAnsi="Calibri"/>
-          <w:sz w:val="22"/>
-        </w:rPr>
-        <w:t xml:space="preserve"> In 12 MySQL tables: users, tickets, comments, attachments, status history, audit logs, notifications, SLA policies, categories, login attempts, technician skills, system settings.</w:t>
-      </w:r>
-    </w:p>
-    <w:p>
-      <w:pPr>
-        <w:ind w:left="540" w:hanging="220"/>
-        <w:spacing w:after="40"/>
-      </w:pPr>
-      <w:r>
-        <w:rPr>
-          <w:rFonts w:ascii="Calibri" w:hAnsi="Calibri"/>
-          <w:sz w:val="22"/>
-        </w:rPr>
-        <w:t xml:space="preserve">•  </w:t>
-      </w:r>
-      <w:r>
-        <w:rPr>
-          <w:rFonts w:ascii="Calibri" w:hAnsi="Calibri"/>
-          <w:sz w:val="22"/>
-          <w:b/>
-        </w:rPr>
-        <w:t xml:space="preserve">How are passwords stored?</w:t>
-      </w:r>
-      <w:r>
-        <w:rPr>
-          <w:rFonts w:ascii="Calibri" w:hAnsi="Calibri"/>
-          <w:sz w:val="22"/>
-        </w:rPr>
-        <w:t xml:space="preserve"> As one-way hashes, never as plain text.</w:t>
-      </w:r>
-    </w:p>
-    <w:p>
-      <w:pPr>
-        <w:ind w:left="540" w:hanging="220"/>
-        <w:spacing w:after="40"/>
-      </w:pPr>
-      <w:r>
-        <w:rPr>
-          <w:rFonts w:ascii="Calibri" w:hAnsi="Calibri"/>
-          <w:sz w:val="22"/>
-        </w:rPr>
-        <w:t xml:space="preserve">•  </w:t>
-      </w:r>
-      <w:r>
-        <w:rPr>
-          <w:rFonts w:ascii="Calibri" w:hAnsi="Calibri"/>
-          <w:sz w:val="22"/>
-          <w:b/>
-        </w:rPr>
-        <w:t xml:space="preserve">Why can't the employee see the internal note?</w:t>
-      </w:r>
-      <w:r>
-        <w:rPr>
-          <w:rFonts w:ascii="Calibri" w:hAnsi="Calibri"/>
-          <w:sz w:val="22"/>
-        </w:rPr>
-        <w:t xml:space="preserve"> Each comment has an internal flag; for employees the database query skips those comments.</w:t>
-      </w:r>
-    </w:p>
-    <w:p>
-      <w:pPr>
-        <w:ind w:left="540" w:hanging="220"/>
-        <w:spacing w:after="40"/>
-      </w:pPr>
-      <w:r>
-        <w:rPr>
-          <w:rFonts w:ascii="Calibri" w:hAnsi="Calibri"/>
-          <w:sz w:val="22"/>
-        </w:rPr>
-        <w:t xml:space="preserve">•  </w:t>
-      </w:r>
-      <w:r>
-        <w:rPr>
-          <w:rFonts w:ascii="Calibri" w:hAnsi="Calibri"/>
-          <w:sz w:val="22"/>
-          <w:b/>
-        </w:rPr>
-        <w:t xml:space="preserve">How are files kept safe?</w:t>
-      </w:r>
-      <w:r>
-        <w:rPr>
-          <w:rFonts w:ascii="Calibri" w:hAnsi="Calibri"/>
-          <w:sz w:val="22"/>
-        </w:rPr>
-        <w:t xml:space="preserve"> Allowed types only, content checked, max 10 MB, random stored name, checksum, download only for people who can see the ticket.</w:t>
-      </w:r>
-    </w:p>
-    <w:p>
-      <w:pPr>
-        <w:ind w:left="540" w:hanging="220"/>
-        <w:spacing w:after="40"/>
-      </w:pPr>
-      <w:r>
-        <w:rPr>
-          <w:rFonts w:ascii="Calibri" w:hAnsi="Calibri"/>
-          <w:sz w:val="22"/>
-        </w:rPr>
-        <w:t xml:space="preserve">•  </w:t>
-      </w:r>
-      <w:r>
-        <w:rPr>
-          <w:rFonts w:ascii="Calibri" w:hAnsi="Calibri"/>
-          <w:sz w:val="22"/>
-          <w:b/>
-        </w:rPr>
-        <w:t xml:space="preserve">Is it on AWS now?</w:t>
-      </w:r>
-      <w:r>
-        <w:rPr>
-          <w:rFonts w:ascii="Calibri" w:hAnsi="Calibri"/>
-          <w:sz w:val="22"/>
-        </w:rPr>
-        <w:t xml:space="preserve"> Yes — Lab 1: an EC2 server (Amazon Linux 2023, t3.micro) with Nginx, Gunicorn and MariaDB. The 2-line User data installs everything from GitHub in about 10 minutes. Lab 2 and 3 are next.</w:t>
-      </w:r>
-    </w:p>
-    <w:p>
-      <w:pPr>
-        <w:ind w:left="540" w:hanging="220"/>
-        <w:spacing w:after="40"/>
-      </w:pPr>
-      <w:r>
-        <w:rPr>
-          <w:rFonts w:ascii="Calibri" w:hAnsi="Calibri"/>
-          <w:sz w:val="22"/>
-        </w:rPr>
-        <w:t xml:space="preserve">•  </w:t>
-      </w:r>
-      <w:r>
-        <w:rPr>
-          <w:rFonts w:ascii="Calibri" w:hAnsi="Calibri"/>
-          <w:sz w:val="22"/>
-          <w:b/>
-        </w:rPr>
-        <w:t xml:space="preserve">Why Nginx and Gunicorn?</w:t>
-      </w:r>
-      <w:r>
-        <w:rPr>
-          <w:rFonts w:ascii="Calibri" w:hAnsi="Calibri"/>
-          <w:sz w:val="22"/>
-        </w:rPr>
-        <w:t xml:space="preserve"> Nginx is the public web server (HTTPS, static files); Gunicorn runs the Python app safely behind it.</w:t>
+        <w:t xml:space="preserve">Closing (30 sec)</w:t>
+      </w:r>
+    </w:p>
+    <w:p>
+      <w:pPr>
+        <w:ind w:left="360"/>
+        <w:shd w:val="clear" w:color="auto" w:fill="FFF7E6"/>
+        <w:spacing w:after="120"/>
+      </w:pPr>
+      <w:r>
+        <w:rPr>
+          <w:rFonts w:ascii="Calibri" w:hAnsi="Calibri"/>
+          <w:color w:val="B45309"/>
+          <w:sz w:val="22"/>
+          <w:b/>
+        </w:rPr>
+        <w:t xml:space="preserve">SAY:</w:t>
+      </w:r>
+      <w:r>
+        <w:rPr>
+          <w:rFonts w:ascii="Calibri" w:hAnsi="Calibri"/>
+          <w:color w:val="B45309"/>
+          <w:sz w:val="22"/>
+        </w:rPr>
+        <w:t xml:space="preserve">  </w:t>
+      </w:r>
+      <w:r>
+        <w:rPr>
+          <w:rFonts w:ascii="Calibri" w:hAnsi="Calibri"/>
+          <w:i/>
+          <w:sz w:val="22"/>
+        </w:rPr>
+        <w:t xml:space="preserve">To summarize: CloudOps 360 is a complete IT helpdesk with three roles, a controlled ticket workflow, automatic assignment, leave approval, SLA tracking, notifications, star ratings and an audit log, with security built in. It runs on AWS with all three labs: EC2 with Nginx and Gunicorn; RDS and EFS; and IAM, Secrets Manager, HTTPS and encryption — and the verification report proves each setting. Thank you, ma'am.</w:t>
       </w:r>
     </w:p>
     <w:p>
@@ -4156,7 +4948,7 @@
           <w:color w:val="0F172A"/>
           <w:sz w:val="30"/>
         </w:rPr>
-        <w:t xml:space="preserve">If something goes wrong</w:t>
+        <w:t xml:space="preserve">If ma'am asks</w:t>
       </w:r>
     </w:p>
     <w:p>
@@ -4169,7 +4961,22 @@
           <w:rFonts w:ascii="Calibri" w:hAnsi="Calibri"/>
           <w:sz w:val="22"/>
         </w:rPr>
-        <w:t xml:space="preserve">•  AWS site does not open → wait about 10 minutes after launch; use http:// (not https://); check the Sandbox timer.</w:t>
+        <w:t xml:space="preserve">•  </w:t>
+      </w:r>
+      <w:r>
+        <w:rPr>
+          <w:rFonts w:ascii="Calibri" w:hAnsi="Calibri"/>
+          <w:sz w:val="22"/>
+          <w:b/>
+        </w:rPr>
+        <w:t xml:space="preserve">What is SLA?</w:t>
+      </w:r>
+      <w:r>
+        <w:rPr>
+          <w:rFonts w:ascii="Calibri" w:hAnsi="Calibri"/>
+          <w:sz w:val="22"/>
+        </w:rPr>
+        <w:t xml:space="preserve"> The promised deadline per priority: Critical 1 h response / 4 h fix, High 4 h / 12 h, Medium 8 h / 24 h, Low 24 h / 72 h. The system counts down, marks late tickets Overdue, and shows the % fixed on time.</w:t>
       </w:r>
     </w:p>
     <w:p>
@@ -4182,7 +4989,402 @@
           <w:rFonts w:ascii="Calibri" w:hAnsi="Calibri"/>
           <w:sz w:val="22"/>
         </w:rPr>
-        <w:t xml:space="preserve">•  Sandbox expired ("You must first log out" / voc-cancel-cred) → log out, Start Lab again, launch a new instance with the User data.</w:t>
+        <w:t xml:space="preserve">•  </w:t>
+      </w:r>
+      <w:r>
+        <w:rPr>
+          <w:rFonts w:ascii="Calibri" w:hAnsi="Calibri"/>
+          <w:sz w:val="22"/>
+          <w:b/>
+        </w:rPr>
+        <w:t xml:space="preserve">How does auto-assignment choose?</w:t>
+      </w:r>
+      <w:r>
+        <w:rPr>
+          <w:rFonts w:ascii="Calibri" w:hAnsi="Calibri"/>
+          <w:sz w:val="22"/>
+        </w:rPr>
+        <w:t xml:space="preserve"> Only technicians who are Available and below the maximum (10). Specialists for the ticket's category first, then the lightest workload — Critical counts 4 points, High 3, Medium 2, Low 1. If everyone is free, the ticket waits for someone to claim it, and is assigned automatically after a wait time.</w:t>
+      </w:r>
+    </w:p>
+    <w:p>
+      <w:pPr>
+        <w:ind w:left="540" w:hanging="220"/>
+        <w:spacing w:after="40"/>
+      </w:pPr>
+      <w:r>
+        <w:rPr>
+          <w:rFonts w:ascii="Calibri" w:hAnsi="Calibri"/>
+          <w:sz w:val="22"/>
+        </w:rPr>
+        <w:t xml:space="preserve">•  </w:t>
+      </w:r>
+      <w:r>
+        <w:rPr>
+          <w:rFonts w:ascii="Calibri" w:hAnsi="Calibri"/>
+          <w:sz w:val="22"/>
+          <w:b/>
+        </w:rPr>
+        <w:t xml:space="preserve">What if a technician is sick?</w:t>
+      </w:r>
+      <w:r>
+        <w:rPr>
+          <w:rFonts w:ascii="Calibri" w:hAnsi="Calibri"/>
+          <w:sz w:val="22"/>
+        </w:rPr>
+        <w:t xml:space="preserve"> They send a leave request with a reason and a return date. The admin approves or rejects it on the dashboard; only after approval are they Away: no new tickets, no new-ticket notifications, available again automatically on that date (or with I'm back). The admin sees their open tickets with a Reassign button.</w:t>
+      </w:r>
+    </w:p>
+    <w:p>
+      <w:pPr>
+        <w:ind w:left="540" w:hanging="220"/>
+        <w:spacing w:after="40"/>
+      </w:pPr>
+      <w:r>
+        <w:rPr>
+          <w:rFonts w:ascii="Calibri" w:hAnsi="Calibri"/>
+          <w:sz w:val="22"/>
+        </w:rPr>
+        <w:t xml:space="preserve">•  </w:t>
+      </w:r>
+      <w:r>
+        <w:rPr>
+          <w:rFonts w:ascii="Calibri" w:hAnsi="Calibri"/>
+          <w:sz w:val="22"/>
+          <w:b/>
+        </w:rPr>
+        <w:t xml:space="preserve">What is the star rating?</w:t>
+      </w:r>
+      <w:r>
+        <w:rPr>
+          <w:rFonts w:ascii="Calibri" w:hAnsi="Calibri"/>
+          <w:sz w:val="22"/>
+        </w:rPr>
+        <w:t xml:space="preserve"> Customer satisfaction (CSAT): after closing, the employee rates the support 1–5 stars once; the averages are in Analytics.</w:t>
+      </w:r>
+    </w:p>
+    <w:p>
+      <w:pPr>
+        <w:ind w:left="540" w:hanging="220"/>
+        <w:spacing w:after="40"/>
+      </w:pPr>
+      <w:r>
+        <w:rPr>
+          <w:rFonts w:ascii="Calibri" w:hAnsi="Calibri"/>
+          <w:sz w:val="22"/>
+        </w:rPr>
+        <w:t xml:space="preserve">•  </w:t>
+      </w:r>
+      <w:r>
+        <w:rPr>
+          <w:rFonts w:ascii="Calibri" w:hAnsi="Calibri"/>
+          <w:sz w:val="22"/>
+          <w:b/>
+        </w:rPr>
+        <w:t xml:space="preserve">What is IAM in your project?</w:t>
+      </w:r>
+      <w:r>
+        <w:rPr>
+          <w:rFonts w:ascii="Calibri" w:hAnsi="Calibri"/>
+          <w:sz w:val="22"/>
+        </w:rPr>
+        <w:t xml:space="preserve"> Inside the app every user has one role, the admin gives roles on Users &amp; Roles, and every request is checked on the server (403 + audit log) — the same idea as AWS IAM. On AWS the web server uses an IAM role with least privilege: no access keys, and it can only read its 2 secrets in Secrets Manager and mount its 1 EFS file system.</w:t>
+      </w:r>
+    </w:p>
+    <w:p>
+      <w:pPr>
+        <w:ind w:left="540" w:hanging="220"/>
+        <w:spacing w:after="40"/>
+      </w:pPr>
+      <w:r>
+        <w:rPr>
+          <w:rFonts w:ascii="Calibri" w:hAnsi="Calibri"/>
+          <w:sz w:val="22"/>
+        </w:rPr>
+        <w:t xml:space="preserve">•  </w:t>
+      </w:r>
+      <w:r>
+        <w:rPr>
+          <w:rFonts w:ascii="Calibri" w:hAnsi="Calibri"/>
+          <w:sz w:val="22"/>
+          <w:b/>
+        </w:rPr>
+        <w:t xml:space="preserve">Where is the data?</w:t>
+      </w:r>
+      <w:r>
+        <w:rPr>
+          <w:rFonts w:ascii="Calibri" w:hAnsi="Calibri"/>
+          <w:sz w:val="22"/>
+        </w:rPr>
+        <w:t xml:space="preserve"> In 12 MySQL tables: users, tickets, comments, attachments, status history, audit logs, notifications, SLA policies, categories, login attempts, technician skills, system settings.</w:t>
+      </w:r>
+    </w:p>
+    <w:p>
+      <w:pPr>
+        <w:ind w:left="540" w:hanging="220"/>
+        <w:spacing w:after="40"/>
+      </w:pPr>
+      <w:r>
+        <w:rPr>
+          <w:rFonts w:ascii="Calibri" w:hAnsi="Calibri"/>
+          <w:sz w:val="22"/>
+        </w:rPr>
+        <w:t xml:space="preserve">•  </w:t>
+      </w:r>
+      <w:r>
+        <w:rPr>
+          <w:rFonts w:ascii="Calibri" w:hAnsi="Calibri"/>
+          <w:sz w:val="22"/>
+          <w:b/>
+        </w:rPr>
+        <w:t xml:space="preserve">How are passwords stored?</w:t>
+      </w:r>
+      <w:r>
+        <w:rPr>
+          <w:rFonts w:ascii="Calibri" w:hAnsi="Calibri"/>
+          <w:sz w:val="22"/>
+        </w:rPr>
+        <w:t xml:space="preserve"> As one-way hashes, never as plain text.</w:t>
+      </w:r>
+    </w:p>
+    <w:p>
+      <w:pPr>
+        <w:ind w:left="540" w:hanging="220"/>
+        <w:spacing w:after="40"/>
+      </w:pPr>
+      <w:r>
+        <w:rPr>
+          <w:rFonts w:ascii="Calibri" w:hAnsi="Calibri"/>
+          <w:sz w:val="22"/>
+        </w:rPr>
+        <w:t xml:space="preserve">•  </w:t>
+      </w:r>
+      <w:r>
+        <w:rPr>
+          <w:rFonts w:ascii="Calibri" w:hAnsi="Calibri"/>
+          <w:sz w:val="22"/>
+          <w:b/>
+        </w:rPr>
+        <w:t xml:space="preserve">Why can't the employee see the internal note?</w:t>
+      </w:r>
+      <w:r>
+        <w:rPr>
+          <w:rFonts w:ascii="Calibri" w:hAnsi="Calibri"/>
+          <w:sz w:val="22"/>
+        </w:rPr>
+        <w:t xml:space="preserve"> Each comment has an internal flag; for employees the database query skips those comments.</w:t>
+      </w:r>
+    </w:p>
+    <w:p>
+      <w:pPr>
+        <w:ind w:left="540" w:hanging="220"/>
+        <w:spacing w:after="40"/>
+      </w:pPr>
+      <w:r>
+        <w:rPr>
+          <w:rFonts w:ascii="Calibri" w:hAnsi="Calibri"/>
+          <w:sz w:val="22"/>
+        </w:rPr>
+        <w:t xml:space="preserve">•  </w:t>
+      </w:r>
+      <w:r>
+        <w:rPr>
+          <w:rFonts w:ascii="Calibri" w:hAnsi="Calibri"/>
+          <w:sz w:val="22"/>
+          <w:b/>
+        </w:rPr>
+        <w:t xml:space="preserve">How are files kept safe?</w:t>
+      </w:r>
+      <w:r>
+        <w:rPr>
+          <w:rFonts w:ascii="Calibri" w:hAnsi="Calibri"/>
+          <w:sz w:val="22"/>
+        </w:rPr>
+        <w:t xml:space="preserve"> Allowed types only, content checked, max 10 MB, random stored name, checksum, download only for people who can see the ticket.</w:t>
+      </w:r>
+    </w:p>
+    <w:p>
+      <w:pPr>
+        <w:ind w:left="540" w:hanging="220"/>
+        <w:spacing w:after="40"/>
+      </w:pPr>
+      <w:r>
+        <w:rPr>
+          <w:rFonts w:ascii="Calibri" w:hAnsi="Calibri"/>
+          <w:sz w:val="22"/>
+        </w:rPr>
+        <w:t xml:space="preserve">•  </w:t>
+      </w:r>
+      <w:r>
+        <w:rPr>
+          <w:rFonts w:ascii="Calibri" w:hAnsi="Calibri"/>
+          <w:sz w:val="22"/>
+          <w:b/>
+        </w:rPr>
+        <w:t xml:space="preserve">Is it on AWS now?</w:t>
+      </w:r>
+      <w:r>
+        <w:rPr>
+          <w:rFonts w:ascii="Calibri" w:hAnsi="Calibri"/>
+          <w:sz w:val="22"/>
+        </w:rPr>
+        <w:t xml:space="preserve"> Yes, on our own AWS account (Mumbai), all three labs: Lab 1 EC2 (Amazon Linux 2023, t3.micro) with Nginx and Gunicorn; Lab 2 RDS MySQL (private, encrypted) and EFS for attachments; Lab 3 IAM role, Secrets Manager, HTTPS, encryption and tight security groups. SSH is allowed only from AWS EC2 Instance Connect.</w:t>
+      </w:r>
+    </w:p>
+    <w:p>
+      <w:pPr>
+        <w:ind w:left="540" w:hanging="220"/>
+        <w:spacing w:after="40"/>
+      </w:pPr>
+      <w:r>
+        <w:rPr>
+          <w:rFonts w:ascii="Calibri" w:hAnsi="Calibri"/>
+          <w:sz w:val="22"/>
+        </w:rPr>
+        <w:t xml:space="preserve">•  </w:t>
+      </w:r>
+      <w:r>
+        <w:rPr>
+          <w:rFonts w:ascii="Calibri" w:hAnsi="Calibri"/>
+          <w:sz w:val="22"/>
+          <w:b/>
+        </w:rPr>
+        <w:t xml:space="preserve">Does it cost money?</w:t>
+      </w:r>
+      <w:r>
+        <w:rPr>
+          <w:rFonts w:ascii="Calibri" w:hAnsi="Calibri"/>
+          <w:sz w:val="22"/>
+        </w:rPr>
+        <w:t xml:space="preserve"> It runs on the AWS Free plan credits (about $1 a day) with a budget alert, and we delete it after the final demo.</w:t>
+      </w:r>
+    </w:p>
+    <w:p>
+      <w:pPr>
+        <w:ind w:left="540" w:hanging="220"/>
+        <w:spacing w:after="40"/>
+      </w:pPr>
+      <w:r>
+        <w:rPr>
+          <w:rFonts w:ascii="Calibri" w:hAnsi="Calibri"/>
+          <w:sz w:val="22"/>
+        </w:rPr>
+        <w:t xml:space="preserve">•  </w:t>
+      </w:r>
+      <w:r>
+        <w:rPr>
+          <w:rFonts w:ascii="Calibri" w:hAnsi="Calibri"/>
+          <w:sz w:val="22"/>
+          <w:b/>
+        </w:rPr>
+        <w:t xml:space="preserve">Why Nginx and Gunicorn?</w:t>
+      </w:r>
+      <w:r>
+        <w:rPr>
+          <w:rFonts w:ascii="Calibri" w:hAnsi="Calibri"/>
+          <w:sz w:val="22"/>
+        </w:rPr>
+        <w:t xml:space="preserve"> Nginx is the public web server (HTTPS, static files); Gunicorn runs the Python app safely behind it.</w:t>
+      </w:r>
+    </w:p>
+    <w:p>
+      <w:pPr>
+        <w:keepNext/>
+        <w:spacing w:before="320" w:after="100"/>
+        <w:pBdr>
+          <w:bottom w:val="single" w:sz="6" w:space="2" w:color="0E7490"/>
+        </w:pBdr>
+      </w:pPr>
+      <w:r>
+        <w:rPr>
+          <w:rFonts w:ascii="Calibri" w:hAnsi="Calibri"/>
+          <w:b/>
+          <w:color w:val="0F172A"/>
+          <w:sz w:val="30"/>
+        </w:rPr>
+        <w:t xml:space="preserve">If something goes wrong</w:t>
+      </w:r>
+    </w:p>
+    <w:p>
+      <w:pPr>
+        <w:ind w:left="540" w:hanging="220"/>
+        <w:spacing w:after="40"/>
+      </w:pPr>
+      <w:r>
+        <w:rPr>
+          <w:rFonts w:ascii="Calibri" w:hAnsi="Calibri"/>
+          <w:sz w:val="22"/>
+        </w:rPr>
+        <w:t xml:space="preserve">•  Browser says "not private" → </w:t>
+      </w:r>
+      <w:r>
+        <w:rPr>
+          <w:rFonts w:ascii="Calibri" w:hAnsi="Calibri"/>
+          <w:sz w:val="22"/>
+          <w:b/>
+        </w:rPr>
+        <w:t xml:space="preserve">Advanced → Proceed</w:t>
+      </w:r>
+      <w:r>
+        <w:rPr>
+          <w:rFonts w:ascii="Calibri" w:hAnsi="Calibri"/>
+          <w:sz w:val="22"/>
+        </w:rPr>
+        <w:t xml:space="preserve"> (our own lab certificate).</w:t>
+      </w:r>
+    </w:p>
+    <w:p>
+      <w:pPr>
+        <w:ind w:left="540" w:hanging="220"/>
+        <w:spacing w:after="40"/>
+      </w:pPr>
+      <w:r>
+        <w:rPr>
+          <w:rFonts w:ascii="Calibri" w:hAnsi="Calibri"/>
+          <w:sz w:val="22"/>
+        </w:rPr>
+        <w:t xml:space="preserve">•  Site does not open → AWS console → EC2 → check cloudops360-web is </w:t>
+      </w:r>
+      <w:r>
+        <w:rPr>
+          <w:rFonts w:ascii="Calibri" w:hAnsi="Calibri"/>
+          <w:sz w:val="22"/>
+          <w:b/>
+        </w:rPr>
+        <w:t xml:space="preserve">Running</w:t>
+      </w:r>
+      <w:r>
+        <w:rPr>
+          <w:rFonts w:ascii="Calibri" w:hAnsi="Calibri"/>
+          <w:sz w:val="22"/>
+        </w:rPr>
+        <w:t xml:space="preserve">; use https://13.201.137.27.</w:t>
+      </w:r>
+    </w:p>
+    <w:p>
+      <w:pPr>
+        <w:ind w:left="540" w:hanging="220"/>
+        <w:spacing w:after="40"/>
+      </w:pPr>
+      <w:r>
+        <w:rPr>
+          <w:rFonts w:ascii="Calibri" w:hAnsi="Calibri"/>
+          <w:sz w:val="22"/>
+        </w:rPr>
+        <w:t xml:space="preserve">•  Instance Connect drops → click Connect again; paste with right-click → Paste (Ctrl + Shift + V pastes twice).</w:t>
+      </w:r>
+    </w:p>
+    <w:p>
+      <w:pPr>
+        <w:ind w:left="540" w:hanging="220"/>
+        <w:spacing w:after="40"/>
+      </w:pPr>
+      <w:r>
+        <w:rPr>
+          <w:rFonts w:ascii="Calibri" w:hAnsi="Calibri"/>
+          <w:sz w:val="22"/>
+        </w:rPr>
+        <w:t xml:space="preserve">•  Sandbox backup expired ("You must first log out" / voc-cancel-cred) → log out, Start Lab again, launch a new instance with the User data.</w:t>
       </w:r>
     </w:p>
     <w:p>

--- a/docs/CloudOps360_Demo_Script.docx
+++ b/docs/CloudOps360_Demo_Script.docx
@@ -55,7 +55,7 @@
           <w:rFonts w:ascii="Calibri" w:hAnsi="Calibri"/>
           <w:sz w:val="22"/>
         </w:rPr>
-        <w:t xml:space="preserve"> (what to speak). Say it in your own words. Total time: about 15 minutes. Demo files are in the folder CloudOps-360\demo_files. Updated 25 Oct 2026: the site is </w:t>
+        <w:t xml:space="preserve"> (what to speak). Say it in your own words. Total time: about 15 minutes. Demo files are in the folder CloudOps-360\demo_files. Updated 28 Oct 2026: the site is </w:t>
       </w:r>
       <w:r>
         <w:rPr>
@@ -254,6 +254,120 @@
     </w:p>
     <w:p>
       <w:pPr>
+        <w:ind w:left="540" w:hanging="300"/>
+        <w:spacing w:after="40"/>
+      </w:pPr>
+      <w:r>
+        <w:rPr>
+          <w:rFonts w:ascii="Calibri" w:hAnsi="Calibri"/>
+          <w:sz w:val="22"/>
+        </w:rPr>
+        <w:t xml:space="preserve">3.  </w:t>
+      </w:r>
+      <w:r>
+        <w:rPr>
+          <w:rFonts w:ascii="Calibri" w:hAnsi="Calibri"/>
+          <w:sz w:val="22"/>
+          <w:b/>
+        </w:rPr>
+        <w:t xml:space="preserve">About 30 minutes before you present</w:t>
+      </w:r>
+      <w:r>
+        <w:rPr>
+          <w:rFonts w:ascii="Calibri" w:hAnsi="Calibri"/>
+          <w:sz w:val="22"/>
+        </w:rPr>
+        <w:t xml:space="preserve">, reset the demo data: EC2 → cloudops360-web → </w:t>
+      </w:r>
+      <w:r>
+        <w:rPr>
+          <w:rFonts w:ascii="Calibri" w:hAnsi="Calibri"/>
+          <w:sz w:val="22"/>
+          <w:b/>
+        </w:rPr>
+        <w:t xml:space="preserve">Connect</w:t>
+      </w:r>
+      <w:r>
+        <w:rPr>
+          <w:rFonts w:ascii="Calibri" w:hAnsi="Calibri"/>
+          <w:sz w:val="22"/>
+        </w:rPr>
+        <w:t xml:space="preserve"> → </w:t>
+      </w:r>
+      <w:r>
+        <w:rPr>
+          <w:rFonts w:ascii="Calibri" w:hAnsi="Calibri"/>
+          <w:sz w:val="22"/>
+          <w:b/>
+        </w:rPr>
+        <w:t xml:space="preserve">EC2 Instance Connect</w:t>
+      </w:r>
+      <w:r>
+        <w:rPr>
+          <w:rFonts w:ascii="Calibri" w:hAnsi="Calibri"/>
+          <w:sz w:val="22"/>
+        </w:rPr>
+        <w:t xml:space="preserve"> → </w:t>
+      </w:r>
+      <w:r>
+        <w:rPr>
+          <w:rFonts w:ascii="Calibri" w:hAnsi="Calibri"/>
+          <w:sz w:val="22"/>
+          <w:b/>
+        </w:rPr>
+        <w:t xml:space="preserve">Connect</w:t>
+      </w:r>
+      <w:r>
+        <w:rPr>
+          <w:rFonts w:ascii="Calibri" w:hAnsi="Calibri"/>
+          <w:sz w:val="22"/>
+        </w:rPr>
+        <w:t xml:space="preserve"> → paste (right-click → Paste) and press Enter:</w:t>
+      </w:r>
+    </w:p>
+    <w:p>
+      <w:pPr>
+        <w:shd w:val="clear" w:color="auto" w:fill="EEF2F6"/>
+        <w:ind w:left="360"/>
+        <w:spacing w:after="60"/>
+      </w:pPr>
+      <w:r>
+        <w:rPr>
+          <w:rFonts w:ascii="Consolas" w:hAnsi="Consolas"/>
+          <w:sz w:val="20"/>
+        </w:rPr>
+        <w:t xml:space="preserve">sudo bash /opt/cloudops360/infrastructure/aws/reset_demo_data.sh</w:t>
+      </w:r>
+    </w:p>
+    <w:p>
+      <w:pPr>
+        <w:spacing w:after="100"/>
+      </w:pPr>
+      <w:r>
+        <w:rPr>
+          <w:rFonts w:ascii="Calibri" w:hAnsi="Calibri"/>
+          <w:sz w:val="22"/>
+        </w:rPr>
+        <w:t xml:space="preserve">It ends with </w:t>
+      </w:r>
+      <w:r>
+        <w:rPr>
+          <w:rFonts w:ascii="Calibri" w:hAnsi="Calibri"/>
+          <w:sz w:val="22"/>
+          <w:b/>
+        </w:rPr>
+        <w:t xml:space="preserve">[reset] Done</w:t>
+      </w:r>
+      <w:r>
+        <w:rPr>
+          <w:rFonts w:ascii="Calibri" w:hAnsi="Calibri"/>
+          <w:sz w:val="22"/>
+        </w:rPr>
+        <w:t xml:space="preserve">. The tickets get fresh times (only INC-2026-00005 is overdue, on purpose), and practice tickets, users and settings are removed. Run it only right before presenting.</w:t>
+      </w:r>
+    </w:p>
+    <w:p>
+      <w:pPr>
         <w:spacing w:after="100"/>
       </w:pPr>
       <w:r>
@@ -4841,7 +4955,7 @@
           <w:sz w:val="22"/>
           <w:b/>
         </w:rPr>
-        <w:t xml:space="preserve">145 passed</w:t>
+        <w:t xml:space="preserve">146 passed</w:t>
       </w:r>
       <w:r>
         <w:rPr>
@@ -4880,7 +4994,7 @@
           <w:i/>
           <w:sz w:val="22"/>
         </w:rPr>
-        <w:t xml:space="preserve">I wrote 145 automated tests for login, permissions, the workflow, internal-note privacy, file uploads, SLA calculations, dashboards, auto-assignment, leave requests and ratings. All pass, on both SQLite and MySQL.</w:t>
+        <w:t xml:space="preserve">I wrote 146 automated tests for login, permissions, the workflow, internal-note privacy, file uploads, SLA calculations, dashboards, auto-assignment, leave requests, ratings and the demo reset. All pass, on both SQLite and MySQL.</w:t>
       </w:r>
     </w:p>
     <w:p>
